--- a/Trabalho 2/Desenvolvimento dos Exercícios.docx
+++ b/Trabalho 2/Desenvolvimento dos Exercícios.docx
@@ -355,10 +355,16 @@
           <w:szCs w:val="26"/>
           <w:lang w:val="es-ES"/>
         </w:rPr>
-        <w:t xml:space="preserve">Alfredo Jesús </w:t>
-      </w:r>
-      <w:proofErr w:type="spellStart"/>
-      <w:r>
+        <w:t>Alfredo Jesús Arbolaez Fundora</w:t>
+      </w:r>
+    </w:p>
+    <w:p>
+      <w:pPr>
+        <w:autoSpaceDE w:val="0"/>
+        <w:autoSpaceDN w:val="0"/>
+        <w:adjustRightInd w:val="0"/>
+        <w:spacing w:after="0" w:line="276" w:lineRule="auto"/>
+        <w:ind w:left="708"/>
         <w:rPr>
           <w:rFonts w:ascii="Cambria-Bold" w:hAnsi="Cambria-Bold" w:cs="Cambria-Bold"/>
           <w:b/>
@@ -368,9 +374,7 @@
           <w:szCs w:val="26"/>
           <w:lang w:val="es-ES"/>
         </w:rPr>
-        <w:t>Arbolaez</w:t>
-      </w:r>
-      <w:proofErr w:type="spellEnd"/>
+      </w:pPr>
       <w:r>
         <w:rPr>
           <w:rFonts w:ascii="Cambria-Bold" w:hAnsi="Cambria-Bold" w:cs="Cambria-Bold"/>
@@ -381,10 +385,15 @@
           <w:szCs w:val="26"/>
           <w:lang w:val="es-ES"/>
         </w:rPr>
-        <w:t xml:space="preserve"> </w:t>
-      </w:r>
-      <w:proofErr w:type="spellStart"/>
-      <w:r>
+        <w:t>José Antonio García Ocaña</w:t>
+      </w:r>
+    </w:p>
+    <w:p>
+      <w:pPr>
+        <w:autoSpaceDE w:val="0"/>
+        <w:autoSpaceDN w:val="0"/>
+        <w:adjustRightInd w:val="0"/>
+        <w:spacing w:after="0" w:line="276" w:lineRule="auto"/>
         <w:rPr>
           <w:rFonts w:ascii="Cambria-Bold" w:hAnsi="Cambria-Bold" w:cs="Cambria-Bold"/>
           <w:b/>
@@ -394,17 +403,14 @@
           <w:szCs w:val="26"/>
           <w:lang w:val="es-ES"/>
         </w:rPr>
-        <w:t>Fundora</w:t>
-      </w:r>
-      <w:proofErr w:type="spellEnd"/>
-    </w:p>
-    <w:p>
-      <w:pPr>
-        <w:autoSpaceDE w:val="0"/>
-        <w:autoSpaceDN w:val="0"/>
-        <w:adjustRightInd w:val="0"/>
-        <w:spacing w:after="0" w:line="276" w:lineRule="auto"/>
-        <w:ind w:left="708"/>
+      </w:pPr>
+    </w:p>
+    <w:p>
+      <w:pPr>
+        <w:autoSpaceDE w:val="0"/>
+        <w:autoSpaceDN w:val="0"/>
+        <w:adjustRightInd w:val="0"/>
+        <w:spacing w:after="0" w:line="276" w:lineRule="auto"/>
         <w:rPr>
           <w:rFonts w:ascii="Cambria-Bold" w:hAnsi="Cambria-Bold" w:cs="Cambria-Bold"/>
           <w:b/>
@@ -412,7 +418,6 @@
           <w:color w:val="000000"/>
           <w:sz w:val="26"/>
           <w:szCs w:val="26"/>
-          <w:lang w:val="es-ES"/>
         </w:rPr>
       </w:pPr>
       <w:r>
@@ -423,85 +428,17 @@
           <w:color w:val="000000"/>
           <w:sz w:val="26"/>
           <w:szCs w:val="26"/>
-          <w:lang w:val="es-ES"/>
-        </w:rPr>
-        <w:t>José Antonio García Ocaña</w:t>
-      </w:r>
-    </w:p>
-    <w:p>
-      <w:pPr>
-        <w:autoSpaceDE w:val="0"/>
-        <w:autoSpaceDN w:val="0"/>
-        <w:adjustRightInd w:val="0"/>
-        <w:spacing w:after="0" w:line="276" w:lineRule="auto"/>
-        <w:rPr>
-          <w:rFonts w:ascii="Cambria-Bold" w:hAnsi="Cambria-Bold" w:cs="Cambria-Bold"/>
-          <w:b/>
-          <w:bCs/>
-          <w:color w:val="000000"/>
-          <w:sz w:val="26"/>
-          <w:szCs w:val="26"/>
-          <w:lang w:val="es-ES"/>
-        </w:rPr>
-      </w:pPr>
-    </w:p>
-    <w:p>
-      <w:pPr>
-        <w:autoSpaceDE w:val="0"/>
-        <w:autoSpaceDN w:val="0"/>
-        <w:adjustRightInd w:val="0"/>
-        <w:spacing w:after="0" w:line="276" w:lineRule="auto"/>
-        <w:rPr>
-          <w:rFonts w:ascii="Cambria-Bold" w:hAnsi="Cambria-Bold" w:cs="Cambria-Bold"/>
-          <w:b/>
-          <w:bCs/>
-          <w:color w:val="000000"/>
-          <w:sz w:val="26"/>
-          <w:szCs w:val="26"/>
-        </w:rPr>
-      </w:pPr>
-      <w:proofErr w:type="spellStart"/>
-      <w:r>
-        <w:rPr>
-          <w:rFonts w:ascii="Cambria-Bold" w:hAnsi="Cambria-Bold" w:cs="Cambria-Bold"/>
-          <w:b/>
-          <w:bCs/>
-          <w:color w:val="000000"/>
-          <w:sz w:val="26"/>
-          <w:szCs w:val="26"/>
-        </w:rPr>
-        <w:t>Github</w:t>
-      </w:r>
-      <w:proofErr w:type="spellEnd"/>
-      <w:r>
-        <w:rPr>
-          <w:rFonts w:ascii="Cambria-Bold" w:hAnsi="Cambria-Bold" w:cs="Cambria-Bold"/>
-          <w:b/>
-          <w:bCs/>
-          <w:color w:val="000000"/>
-          <w:sz w:val="26"/>
-          <w:szCs w:val="26"/>
-        </w:rPr>
-        <w:t xml:space="preserve">: </w:t>
+        </w:rPr>
+        <w:t xml:space="preserve">Github: </w:t>
       </w:r>
       <w:hyperlink r:id="rId7" w:history="1">
-        <w:proofErr w:type="spellStart"/>
         <w:r>
           <w:rPr>
             <w:rStyle w:val="Hyperlink"/>
             <w:sz w:val="28"/>
             <w:szCs w:val="28"/>
           </w:rPr>
-          <w:t>jgocana</w:t>
-        </w:r>
-        <w:proofErr w:type="spellEnd"/>
-        <w:r>
-          <w:rPr>
-            <w:rStyle w:val="Hyperlink"/>
-            <w:sz w:val="28"/>
-            <w:szCs w:val="28"/>
-          </w:rPr>
-          <w:t>/Trabalhos-TP-547: Trabalhos TP 547</w:t>
+          <w:t>jgocana/Trabalhos-TP-547: Trabalhos TP 547</w:t>
         </w:r>
       </w:hyperlink>
     </w:p>
@@ -691,18 +628,6 @@
     </w:p>
     <w:p>
       <w:pPr>
-        <w:autoSpaceDE w:val="0"/>
-        <w:autoSpaceDN w:val="0"/>
-        <w:adjustRightInd w:val="0"/>
-        <w:spacing w:after="0" w:line="276" w:lineRule="auto"/>
-        <w:rPr>
-          <w:rFonts w:ascii="Cambria" w:eastAsiaTheme="minorEastAsia" w:hAnsi="Cambria" w:cs="Cambria"/>
-          <w:color w:val="000000"/>
-        </w:rPr>
-      </w:pPr>
-    </w:p>
-    <w:p>
-      <w:pPr>
         <w:pStyle w:val="PargrafodaLista"/>
         <w:numPr>
           <w:ilvl w:val="0"/>
@@ -726,8 +651,384 @@
         <w:t>Estime I usando Monte Carlo com amostragem uniforme.</w:t>
       </w:r>
     </w:p>
-    <w:p/>
-    <w:p/>
+    <w:p>
+      <w:pPr>
+        <w:rPr>
+          <w:rFonts w:eastAsiaTheme="minorEastAsia"/>
+        </w:rPr>
+      </w:pPr>
+      <m:oMathPara>
+        <m:oMath>
+          <m:r>
+            <w:rPr>
+              <w:rFonts w:ascii="Cambria Math" w:hAnsi="Cambria Math"/>
+            </w:rPr>
+            <m:t>u=1+x</m:t>
+          </m:r>
+        </m:oMath>
+      </m:oMathPara>
+    </w:p>
+    <w:p>
+      <w:pPr>
+        <w:rPr>
+          <w:rFonts w:eastAsiaTheme="minorEastAsia"/>
+        </w:rPr>
+      </w:pPr>
+      <m:oMathPara>
+        <m:oMath>
+          <m:r>
+            <w:rPr>
+              <w:rFonts w:ascii="Cambria Math" w:hAnsi="Cambria Math"/>
+            </w:rPr>
+            <m:t xml:space="preserve">I= </m:t>
+          </m:r>
+          <m:nary>
+            <m:naryPr>
+              <m:limLoc m:val="subSup"/>
+              <m:ctrlPr>
+                <w:rPr>
+                  <w:rFonts w:ascii="Cambria Math" w:hAnsi="Cambria Math"/>
+                  <w:i/>
+                </w:rPr>
+              </m:ctrlPr>
+            </m:naryPr>
+            <m:sub>
+              <m:r>
+                <w:rPr>
+                  <w:rFonts w:ascii="Cambria Math" w:hAnsi="Cambria Math"/>
+                </w:rPr>
+                <m:t>1</m:t>
+              </m:r>
+            </m:sub>
+            <m:sup>
+              <m:r>
+                <w:rPr>
+                  <w:rFonts w:ascii="Cambria Math" w:hAnsi="Cambria Math"/>
+                </w:rPr>
+                <m:t>2</m:t>
+              </m:r>
+            </m:sup>
+            <m:e>
+              <m:func>
+                <m:funcPr>
+                  <m:ctrlPr>
+                    <w:rPr>
+                      <w:rFonts w:ascii="Cambria Math" w:hAnsi="Cambria Math"/>
+                      <w:i/>
+                    </w:rPr>
+                  </m:ctrlPr>
+                </m:funcPr>
+                <m:fName>
+                  <m:r>
+                    <m:rPr>
+                      <m:sty m:val="p"/>
+                    </m:rPr>
+                    <w:rPr>
+                      <w:rFonts w:ascii="Cambria Math" w:hAnsi="Cambria Math"/>
+                    </w:rPr>
+                    <m:t>ln</m:t>
+                  </m:r>
+                </m:fName>
+                <m:e>
+                  <m:d>
+                    <m:dPr>
+                      <m:ctrlPr>
+                        <w:rPr>
+                          <w:rFonts w:ascii="Cambria Math" w:hAnsi="Cambria Math"/>
+                          <w:i/>
+                        </w:rPr>
+                      </m:ctrlPr>
+                    </m:dPr>
+                    <m:e>
+                      <m:r>
+                        <w:rPr>
+                          <w:rFonts w:ascii="Cambria Math" w:hAnsi="Cambria Math"/>
+                        </w:rPr>
+                        <m:t>u</m:t>
+                      </m:r>
+                    </m:e>
+                  </m:d>
+                </m:e>
+              </m:func>
+              <m:r>
+                <w:rPr>
+                  <w:rFonts w:ascii="Cambria Math" w:hAnsi="Cambria Math"/>
+                </w:rPr>
+                <m:t>du</m:t>
+              </m:r>
+            </m:e>
+          </m:nary>
+        </m:oMath>
+      </m:oMathPara>
+    </w:p>
+    <w:p>
+      <w:pPr>
+        <w:rPr>
+          <w:rFonts w:eastAsiaTheme="minorEastAsia"/>
+        </w:rPr>
+      </w:pPr>
+      <m:oMathPara>
+        <m:oMath>
+          <m:nary>
+            <m:naryPr>
+              <m:limLoc m:val="subSup"/>
+              <m:ctrlPr>
+                <w:rPr>
+                  <w:rFonts w:ascii="Cambria Math" w:hAnsi="Cambria Math"/>
+                  <w:i/>
+                </w:rPr>
+              </m:ctrlPr>
+            </m:naryPr>
+            <m:sub>
+              <m:r>
+                <w:rPr>
+                  <w:rFonts w:ascii="Cambria Math" w:hAnsi="Cambria Math"/>
+                </w:rPr>
+                <m:t>1</m:t>
+              </m:r>
+            </m:sub>
+            <m:sup>
+              <m:r>
+                <w:rPr>
+                  <w:rFonts w:ascii="Cambria Math" w:hAnsi="Cambria Math"/>
+                </w:rPr>
+                <m:t>2</m:t>
+              </m:r>
+            </m:sup>
+            <m:e>
+              <m:func>
+                <m:funcPr>
+                  <m:ctrlPr>
+                    <w:rPr>
+                      <w:rFonts w:ascii="Cambria Math" w:hAnsi="Cambria Math"/>
+                      <w:i/>
+                    </w:rPr>
+                  </m:ctrlPr>
+                </m:funcPr>
+                <m:fName>
+                  <m:r>
+                    <m:rPr>
+                      <m:sty m:val="p"/>
+                    </m:rPr>
+                    <w:rPr>
+                      <w:rFonts w:ascii="Cambria Math" w:hAnsi="Cambria Math"/>
+                    </w:rPr>
+                    <m:t>ln</m:t>
+                  </m:r>
+                </m:fName>
+                <m:e>
+                  <m:d>
+                    <m:dPr>
+                      <m:ctrlPr>
+                        <w:rPr>
+                          <w:rFonts w:ascii="Cambria Math" w:hAnsi="Cambria Math"/>
+                          <w:i/>
+                        </w:rPr>
+                      </m:ctrlPr>
+                    </m:dPr>
+                    <m:e>
+                      <m:r>
+                        <w:rPr>
+                          <w:rFonts w:ascii="Cambria Math" w:hAnsi="Cambria Math"/>
+                        </w:rPr>
+                        <m:t>u</m:t>
+                      </m:r>
+                    </m:e>
+                  </m:d>
+                </m:e>
+              </m:func>
+              <m:r>
+                <w:rPr>
+                  <w:rFonts w:ascii="Cambria Math" w:hAnsi="Cambria Math"/>
+                </w:rPr>
+                <m:t>du</m:t>
+              </m:r>
+            </m:e>
+          </m:nary>
+          <m:r>
+            <w:rPr>
+              <w:rFonts w:ascii="Cambria Math" w:hAnsi="Cambria Math"/>
+            </w:rPr>
+            <m:t>=u*ln</m:t>
+          </m:r>
+          <m:d>
+            <m:dPr>
+              <m:ctrlPr>
+                <w:rPr>
+                  <w:rFonts w:ascii="Cambria Math" w:hAnsi="Cambria Math"/>
+                  <w:i/>
+                </w:rPr>
+              </m:ctrlPr>
+            </m:dPr>
+            <m:e>
+              <m:r>
+                <w:rPr>
+                  <w:rFonts w:ascii="Cambria Math" w:hAnsi="Cambria Math"/>
+                </w:rPr>
+                <m:t>u</m:t>
+              </m:r>
+            </m:e>
+          </m:d>
+          <m:r>
+            <w:rPr>
+              <w:rFonts w:ascii="Cambria Math" w:hAnsi="Cambria Math"/>
+            </w:rPr>
+            <m:t>-u</m:t>
+          </m:r>
+        </m:oMath>
+      </m:oMathPara>
+    </w:p>
+    <w:p>
+      <w:pPr>
+        <w:rPr>
+          <w:rFonts w:eastAsiaTheme="minorEastAsia"/>
+          <w:lang w:val="es-ES"/>
+        </w:rPr>
+      </w:pPr>
+      <m:oMathPara>
+        <m:oMath>
+          <m:r>
+            <w:rPr>
+              <w:rFonts w:ascii="Cambria Math" w:eastAsiaTheme="minorEastAsia" w:hAnsi="Cambria Math"/>
+            </w:rPr>
+            <m:t>I=</m:t>
+          </m:r>
+          <m:sSubSup>
+            <m:sSubSupPr>
+              <m:ctrlPr>
+                <w:rPr>
+                  <w:rFonts w:ascii="Cambria Math" w:hAnsi="Cambria Math"/>
+                  <w:i/>
+                </w:rPr>
+              </m:ctrlPr>
+            </m:sSubSupPr>
+            <m:e>
+              <m:r>
+                <w:rPr>
+                  <w:rFonts w:ascii="Cambria Math" w:hAnsi="Cambria Math"/>
+                </w:rPr>
+                <m:t>[</m:t>
+              </m:r>
+              <m:r>
+                <w:rPr>
+                  <w:rFonts w:ascii="Cambria Math" w:eastAsiaTheme="minorEastAsia" w:hAnsi="Cambria Math"/>
+                </w:rPr>
+                <m:t>u*ln</m:t>
+              </m:r>
+              <m:d>
+                <m:dPr>
+                  <m:ctrlPr>
+                    <w:rPr>
+                      <w:rFonts w:ascii="Cambria Math" w:eastAsiaTheme="minorEastAsia" w:hAnsi="Cambria Math"/>
+                      <w:i/>
+                    </w:rPr>
+                  </m:ctrlPr>
+                </m:dPr>
+                <m:e>
+                  <m:r>
+                    <w:rPr>
+                      <w:rFonts w:ascii="Cambria Math" w:eastAsiaTheme="minorEastAsia" w:hAnsi="Cambria Math"/>
+                    </w:rPr>
+                    <m:t>u</m:t>
+                  </m:r>
+                </m:e>
+              </m:d>
+              <m:r>
+                <w:rPr>
+                  <w:rFonts w:ascii="Cambria Math" w:eastAsiaTheme="minorEastAsia" w:hAnsi="Cambria Math"/>
+                </w:rPr>
+                <m:t>-u</m:t>
+              </m:r>
+              <m:r>
+                <w:rPr>
+                  <w:rFonts w:ascii="Cambria Math" w:hAnsi="Cambria Math"/>
+                </w:rPr>
+                <m:t>]</m:t>
+              </m:r>
+            </m:e>
+            <m:sub>
+              <m:r>
+                <w:rPr>
+                  <w:rFonts w:ascii="Cambria Math" w:hAnsi="Cambria Math"/>
+                </w:rPr>
+                <m:t>1</m:t>
+              </m:r>
+            </m:sub>
+            <m:sup>
+              <m:r>
+                <w:rPr>
+                  <w:rFonts w:ascii="Cambria Math" w:hAnsi="Cambria Math"/>
+                </w:rPr>
+                <m:t>2</m:t>
+              </m:r>
+            </m:sup>
+          </m:sSubSup>
+          <m:r>
+            <w:rPr>
+              <w:rFonts w:ascii="Cambria Math" w:hAnsi="Cambria Math"/>
+            </w:rPr>
+            <m:t>=2*</m:t>
+          </m:r>
+          <m:func>
+            <m:funcPr>
+              <m:ctrlPr>
+                <w:rPr>
+                  <w:rFonts w:ascii="Cambria Math" w:hAnsi="Cambria Math"/>
+                  <w:i/>
+                </w:rPr>
+              </m:ctrlPr>
+            </m:funcPr>
+            <m:fName>
+              <m:r>
+                <m:rPr>
+                  <m:sty m:val="p"/>
+                </m:rPr>
+                <w:rPr>
+                  <w:rFonts w:ascii="Cambria Math" w:hAnsi="Cambria Math"/>
+                </w:rPr>
+                <m:t>ln</m:t>
+              </m:r>
+            </m:fName>
+            <m:e>
+              <m:d>
+                <m:dPr>
+                  <m:ctrlPr>
+                    <w:rPr>
+                      <w:rFonts w:ascii="Cambria Math" w:hAnsi="Cambria Math"/>
+                      <w:i/>
+                    </w:rPr>
+                  </m:ctrlPr>
+                </m:dPr>
+                <m:e>
+                  <m:r>
+                    <w:rPr>
+                      <w:rFonts w:ascii="Cambria Math" w:hAnsi="Cambria Math"/>
+                    </w:rPr>
+                    <m:t>2</m:t>
+                  </m:r>
+                </m:e>
+              </m:d>
+            </m:e>
+          </m:func>
+          <m:r>
+            <w:rPr>
+              <w:rFonts w:ascii="Cambria Math" w:hAnsi="Cambria Math"/>
+            </w:rPr>
+            <m:t xml:space="preserve">-1 ≈ </m:t>
+          </m:r>
+          <m:r>
+            <m:rPr>
+              <m:sty m:val="p"/>
+            </m:rPr>
+            <w:rPr>
+              <w:rFonts w:ascii="Cambria Math" w:hAnsi="Cambria Math"/>
+              <w:lang w:val="es-ES"/>
+            </w:rPr>
+            <m:t>≈ 0.3863</m:t>
+          </m:r>
+        </m:oMath>
+      </m:oMathPara>
+    </w:p>
     <w:p>
       <w:pPr>
         <w:pStyle w:val="PargrafodaLista"/>
@@ -753,7 +1054,330 @@
         <w:t>Execute simulações com N = 10², 10³, 10⁴, 10⁵.</w:t>
       </w:r>
     </w:p>
-    <w:p/>
+    <w:p>
+      <w:pPr>
+        <w:pStyle w:val="PargrafodaLista"/>
+        <w:autoSpaceDE w:val="0"/>
+        <w:autoSpaceDN w:val="0"/>
+        <w:adjustRightInd w:val="0"/>
+        <w:spacing w:after="0" w:line="276" w:lineRule="auto"/>
+        <w:ind w:left="0"/>
+        <w:rPr>
+          <w:rFonts w:ascii="Cambria" w:eastAsiaTheme="minorEastAsia" w:hAnsi="Cambria" w:cs="Cambria"/>
+          <w:color w:val="000000"/>
+        </w:rPr>
+      </w:pPr>
+    </w:p>
+    <w:tbl>
+      <w:tblPr>
+        <w:tblW w:w="0" w:type="auto"/>
+        <w:tblBorders>
+          <w:top w:val="single" w:sz="4" w:space="0" w:color="auto"/>
+          <w:left w:val="single" w:sz="4" w:space="0" w:color="auto"/>
+          <w:bottom w:val="single" w:sz="4" w:space="0" w:color="auto"/>
+          <w:right w:val="single" w:sz="4" w:space="0" w:color="auto"/>
+          <w:insideH w:val="single" w:sz="4" w:space="0" w:color="auto"/>
+          <w:insideV w:val="single" w:sz="4" w:space="0" w:color="auto"/>
+        </w:tblBorders>
+        <w:tblLook w:val="04A0" w:firstRow="1" w:lastRow="0" w:firstColumn="1" w:lastColumn="0" w:noHBand="0" w:noVBand="1"/>
+      </w:tblPr>
+      <w:tblGrid>
+        <w:gridCol w:w="2160"/>
+        <w:gridCol w:w="2160"/>
+        <w:gridCol w:w="2160"/>
+        <w:gridCol w:w="2160"/>
+      </w:tblGrid>
+      <w:tr>
+        <w:tc>
+          <w:tcPr>
+            <w:tcW w:w="2160" w:type="dxa"/>
+            <w:vAlign w:val="center"/>
+          </w:tcPr>
+          <w:p>
+            <w:pPr>
+              <w:jc w:val="center"/>
+            </w:pPr>
+            <w:r>
+              <w:t>N</w:t>
+            </w:r>
+          </w:p>
+        </w:tc>
+        <w:tc>
+          <w:tcPr>
+            <w:tcW w:w="2160" w:type="dxa"/>
+            <w:vAlign w:val="center"/>
+          </w:tcPr>
+          <w:p>
+            <w:pPr>
+              <w:jc w:val="center"/>
+            </w:pPr>
+            <w:r>
+              <w:t>Estimativa Î_N</w:t>
+            </w:r>
+          </w:p>
+        </w:tc>
+        <w:tc>
+          <w:tcPr>
+            <w:tcW w:w="2160" w:type="dxa"/>
+            <w:vAlign w:val="center"/>
+          </w:tcPr>
+          <w:p>
+            <w:pPr>
+              <w:jc w:val="center"/>
+            </w:pPr>
+            <w:r>
+              <w:t>Valor exato I</w:t>
+            </w:r>
+          </w:p>
+        </w:tc>
+        <w:tc>
+          <w:tcPr>
+            <w:tcW w:w="2160" w:type="dxa"/>
+            <w:vAlign w:val="center"/>
+          </w:tcPr>
+          <w:p>
+            <w:pPr>
+              <w:jc w:val="center"/>
+            </w:pPr>
+            <w:r>
+              <w:t>Erro absoluto</w:t>
+            </w:r>
+          </w:p>
+        </w:tc>
+      </w:tr>
+      <w:tr>
+        <w:tc>
+          <w:tcPr>
+            <w:tcW w:w="2160" w:type="dxa"/>
+            <w:vAlign w:val="center"/>
+          </w:tcPr>
+          <w:p>
+            <w:pPr>
+              <w:jc w:val="center"/>
+            </w:pPr>
+            <w:r>
+              <w:t>100</w:t>
+            </w:r>
+          </w:p>
+        </w:tc>
+        <w:tc>
+          <w:tcPr>
+            <w:tcW w:w="2160" w:type="dxa"/>
+            <w:vAlign w:val="center"/>
+          </w:tcPr>
+          <w:p>
+            <w:pPr>
+              <w:jc w:val="center"/>
+            </w:pPr>
+            <w:r>
+              <w:t>0.36830341</w:t>
+            </w:r>
+          </w:p>
+        </w:tc>
+        <w:tc>
+          <w:tcPr>
+            <w:tcW w:w="2160" w:type="dxa"/>
+            <w:vAlign w:val="center"/>
+          </w:tcPr>
+          <w:p>
+            <w:pPr>
+              <w:jc w:val="center"/>
+            </w:pPr>
+            <w:r>
+              <w:t>0.38629436</w:t>
+            </w:r>
+          </w:p>
+        </w:tc>
+        <w:tc>
+          <w:tcPr>
+            <w:tcW w:w="2160" w:type="dxa"/>
+            <w:vAlign w:val="center"/>
+          </w:tcPr>
+          <w:p>
+            <w:pPr>
+              <w:jc w:val="center"/>
+            </w:pPr>
+            <w:r>
+              <w:t>0.01799095</w:t>
+            </w:r>
+          </w:p>
+        </w:tc>
+      </w:tr>
+      <w:tr>
+        <w:tc>
+          <w:tcPr>
+            <w:tcW w:w="2160" w:type="dxa"/>
+            <w:vAlign w:val="center"/>
+          </w:tcPr>
+          <w:p>
+            <w:pPr>
+              <w:jc w:val="center"/>
+            </w:pPr>
+            <w:r>
+              <w:t>1000</w:t>
+            </w:r>
+          </w:p>
+        </w:tc>
+        <w:tc>
+          <w:tcPr>
+            <w:tcW w:w="2160" w:type="dxa"/>
+            <w:vAlign w:val="center"/>
+          </w:tcPr>
+          <w:p>
+            <w:pPr>
+              <w:jc w:val="center"/>
+            </w:pPr>
+            <w:r>
+              <w:t>0.37646295</w:t>
+            </w:r>
+          </w:p>
+        </w:tc>
+        <w:tc>
+          <w:tcPr>
+            <w:tcW w:w="2160" w:type="dxa"/>
+            <w:vAlign w:val="center"/>
+          </w:tcPr>
+          <w:p>
+            <w:pPr>
+              <w:jc w:val="center"/>
+            </w:pPr>
+            <w:r>
+              <w:t>0.38629436</w:t>
+            </w:r>
+          </w:p>
+        </w:tc>
+        <w:tc>
+          <w:tcPr>
+            <w:tcW w:w="2160" w:type="dxa"/>
+            <w:vAlign w:val="center"/>
+          </w:tcPr>
+          <w:p>
+            <w:pPr>
+              <w:jc w:val="center"/>
+            </w:pPr>
+            <w:r>
+              <w:t>0.00983141</w:t>
+            </w:r>
+          </w:p>
+        </w:tc>
+      </w:tr>
+      <w:tr>
+        <w:tc>
+          <w:tcPr>
+            <w:tcW w:w="2160" w:type="dxa"/>
+            <w:vAlign w:val="center"/>
+          </w:tcPr>
+          <w:p>
+            <w:pPr>
+              <w:jc w:val="center"/>
+            </w:pPr>
+            <w:r>
+              <w:t>10000</w:t>
+            </w:r>
+          </w:p>
+        </w:tc>
+        <w:tc>
+          <w:tcPr>
+            <w:tcW w:w="2160" w:type="dxa"/>
+            <w:vAlign w:val="center"/>
+          </w:tcPr>
+          <w:p>
+            <w:pPr>
+              <w:jc w:val="center"/>
+            </w:pPr>
+            <w:r>
+              <w:t>0.38743632</w:t>
+            </w:r>
+          </w:p>
+        </w:tc>
+        <w:tc>
+          <w:tcPr>
+            <w:tcW w:w="2160" w:type="dxa"/>
+            <w:vAlign w:val="center"/>
+          </w:tcPr>
+          <w:p>
+            <w:pPr>
+              <w:jc w:val="center"/>
+            </w:pPr>
+            <w:r>
+              <w:t>0.38629436</w:t>
+            </w:r>
+          </w:p>
+        </w:tc>
+        <w:tc>
+          <w:tcPr>
+            <w:tcW w:w="2160" w:type="dxa"/>
+            <w:vAlign w:val="center"/>
+          </w:tcPr>
+          <w:p>
+            <w:pPr>
+              <w:jc w:val="center"/>
+            </w:pPr>
+            <w:r>
+              <w:t>0.00114196</w:t>
+            </w:r>
+          </w:p>
+        </w:tc>
+      </w:tr>
+      <w:tr>
+        <w:tc>
+          <w:tcPr>
+            <w:tcW w:w="2160" w:type="dxa"/>
+            <w:vAlign w:val="center"/>
+          </w:tcPr>
+          <w:p>
+            <w:pPr>
+              <w:jc w:val="center"/>
+            </w:pPr>
+            <w:r>
+              <w:t>100000</w:t>
+            </w:r>
+          </w:p>
+        </w:tc>
+        <w:tc>
+          <w:tcPr>
+            <w:tcW w:w="2160" w:type="dxa"/>
+            <w:vAlign w:val="center"/>
+          </w:tcPr>
+          <w:p>
+            <w:pPr>
+              <w:jc w:val="center"/>
+            </w:pPr>
+            <w:r>
+              <w:t>0.38674295</w:t>
+            </w:r>
+          </w:p>
+        </w:tc>
+        <w:tc>
+          <w:tcPr>
+            <w:tcW w:w="2160" w:type="dxa"/>
+            <w:vAlign w:val="center"/>
+          </w:tcPr>
+          <w:p>
+            <w:pPr>
+              <w:jc w:val="center"/>
+            </w:pPr>
+            <w:r>
+              <w:t>0.38629436</w:t>
+            </w:r>
+          </w:p>
+        </w:tc>
+        <w:tc>
+          <w:tcPr>
+            <w:tcW w:w="2160" w:type="dxa"/>
+            <w:vAlign w:val="center"/>
+          </w:tcPr>
+          <w:p>
+            <w:pPr>
+              <w:jc w:val="center"/>
+            </w:pPr>
+            <w:r>
+              <w:t>0.00044859</w:t>
+            </w:r>
+          </w:p>
+        </w:tc>
+      </w:tr>
+    </w:tbl>
     <w:p/>
     <w:p>
       <w:pPr>
@@ -780,10 +1404,122 @@
         <w:t>Plote o erro absoluto em função de N.</w:t>
       </w:r>
     </w:p>
-    <w:p/>
-    <w:p/>
-    <w:p/>
-    <w:p/>
+    <w:p>
+      <w:pPr>
+        <w:jc w:val="center"/>
+        <w:rPr>
+          <w:lang w:eastAsia="pt-BR"/>
+        </w:rPr>
+      </w:pPr>
+      <w:r>
+        <w:rPr>
+          <w:lang w:eastAsia="pt-BR"/>
+        </w:rPr>
+        <w:t>Línea de referencia</w:t>
+      </w:r>
+      <w:r>
+        <w:rPr>
+          <w:lang w:eastAsia="pt-BR"/>
+        </w:rPr>
+        <w:t xml:space="preserve"> </w:t>
+      </w:r>
+      <m:oMath>
+        <m:r>
+          <w:rPr>
+            <w:rFonts w:ascii="Cambria Math" w:hAnsi="Cambria Math"/>
+            <w:lang w:eastAsia="pt-BR"/>
+          </w:rPr>
+          <m:t xml:space="preserve">y= </m:t>
+        </m:r>
+        <m:f>
+          <m:fPr>
+            <m:type m:val="skw"/>
+            <m:ctrlPr>
+              <w:rPr>
+                <w:rFonts w:ascii="Cambria Math" w:hAnsi="Cambria Math"/>
+                <w:i/>
+                <w:lang w:eastAsia="pt-BR"/>
+              </w:rPr>
+            </m:ctrlPr>
+          </m:fPr>
+          <m:num>
+            <m:r>
+              <w:rPr>
+                <w:rFonts w:ascii="Cambria Math" w:hAnsi="Cambria Math"/>
+                <w:lang w:eastAsia="pt-BR"/>
+              </w:rPr>
+              <m:t>1</m:t>
+            </m:r>
+          </m:num>
+          <m:den>
+            <m:rad>
+              <m:radPr>
+                <m:degHide m:val="1"/>
+                <m:ctrlPr>
+                  <w:rPr>
+                    <w:rFonts w:ascii="Cambria Math" w:hAnsi="Cambria Math"/>
+                    <w:i/>
+                    <w:lang w:eastAsia="pt-BR"/>
+                  </w:rPr>
+                </m:ctrlPr>
+              </m:radPr>
+              <m:deg/>
+              <m:e>
+                <m:r>
+                  <w:rPr>
+                    <w:rFonts w:ascii="Cambria Math" w:hAnsi="Cambria Math"/>
+                    <w:lang w:eastAsia="pt-BR"/>
+                  </w:rPr>
+                  <m:t>N</m:t>
+                </m:r>
+              </m:e>
+            </m:rad>
+          </m:den>
+        </m:f>
+      </m:oMath>
+    </w:p>
+    <w:p>
+      <w:pPr>
+        <w:jc w:val="center"/>
+      </w:pPr>
+      <w:r>
+        <w:drawing>
+          <wp:inline distT="0" distB="0" distL="0" distR="0" wp14:anchorId="431B6E4F" wp14:editId="3718292C">
+            <wp:extent cx="3657600" cy="2332455"/>
+            <wp:effectExtent l="0" t="0" r="0" b="0"/>
+            <wp:docPr id="2" name="Imagem 2"/>
+            <wp:cNvGraphicFramePr>
+              <a:graphicFrameLocks xmlns:a="http://schemas.openxmlformats.org/drawingml/2006/main" noChangeAspect="1"/>
+            </wp:cNvGraphicFramePr>
+            <a:graphic xmlns:a="http://schemas.openxmlformats.org/drawingml/2006/main">
+              <a:graphicData uri="http://schemas.openxmlformats.org/drawingml/2006/picture">
+                <pic:pic xmlns:pic="http://schemas.openxmlformats.org/drawingml/2006/picture">
+                  <pic:nvPicPr>
+                    <pic:cNvPr id="1" name=""/>
+                    <pic:cNvPicPr/>
+                  </pic:nvPicPr>
+                  <pic:blipFill>
+                    <a:blip r:embed="rId8"/>
+                    <a:stretch>
+                      <a:fillRect/>
+                    </a:stretch>
+                  </pic:blipFill>
+                  <pic:spPr>
+                    <a:xfrm>
+                      <a:off x="0" y="0"/>
+                      <a:ext cx="3663514" cy="2336226"/>
+                    </a:xfrm>
+                    <a:prstGeom prst="rect">
+                      <a:avLst/>
+                    </a:prstGeom>
+                  </pic:spPr>
+                </pic:pic>
+              </a:graphicData>
+            </a:graphic>
+          </wp:inline>
+        </w:drawing>
+      </w:r>
+    </w:p>
     <w:p>
       <w:pPr>
         <w:rPr>
@@ -822,7 +1558,6 @@
           <w:color w:val="000000"/>
         </w:rPr>
       </w:pPr>
-      <w:proofErr w:type="spellStart"/>
       <w:r>
         <w:rPr>
           <w:rFonts w:ascii="Cambria" w:eastAsiaTheme="minorEastAsia" w:hAnsi="Cambria" w:cs="Cambria"/>
@@ -831,29 +1566,8 @@
           <w:color w:val="000000"/>
         </w:rPr>
         <w:lastRenderedPageBreak/>
-        <w:t>Importance</w:t>
-      </w:r>
-      <w:proofErr w:type="spellEnd"/>
-      <w:r>
-        <w:rPr>
-          <w:rFonts w:ascii="Cambria" w:eastAsiaTheme="minorEastAsia" w:hAnsi="Cambria" w:cs="Cambria"/>
-          <w:b/>
-          <w:bCs/>
-          <w:color w:val="000000"/>
-        </w:rPr>
-        <w:t xml:space="preserve"> </w:t>
-      </w:r>
-      <w:proofErr w:type="spellStart"/>
-      <w:r>
-        <w:rPr>
-          <w:rFonts w:ascii="Cambria" w:eastAsiaTheme="minorEastAsia" w:hAnsi="Cambria" w:cs="Cambria"/>
-          <w:b/>
-          <w:bCs/>
-          <w:color w:val="000000"/>
-        </w:rPr>
-        <w:t>Sampling</w:t>
-      </w:r>
-      <w:proofErr w:type="spellEnd"/>
+        <w:t>Importance Sampling</w:t>
+      </w:r>
     </w:p>
     <w:p>
       <w:pPr>
@@ -1849,7 +2563,7 @@
     <w:p/>
     <w:p/>
     <w:sectPr>
-      <w:headerReference w:type="default" r:id="rId8"/>
+      <w:headerReference w:type="default" r:id="rId9"/>
       <w:type w:val="continuous"/>
       <w:pgSz w:w="12240" w:h="15840" w:code="1"/>
       <w:pgMar w:top="1417" w:right="1701" w:bottom="1417" w:left="1701" w:header="708" w:footer="708" w:gutter="0"/>

--- a/Trabalho 2/Desenvolvimento dos Exercícios.docx
+++ b/Trabalho 2/Desenvolvimento dos Exercícios.docx
@@ -342,7 +342,6 @@
           <w:color w:val="000000"/>
           <w:sz w:val="26"/>
           <w:szCs w:val="26"/>
-          <w:lang w:val="es-ES"/>
         </w:rPr>
       </w:pPr>
       <w:r>
@@ -353,9 +352,56 @@
           <w:color w:val="000000"/>
           <w:sz w:val="26"/>
           <w:szCs w:val="26"/>
-          <w:lang w:val="es-ES"/>
-        </w:rPr>
-        <w:t>Alfredo Jesús Arbolaez Fundora</w:t>
+        </w:rPr>
+        <w:t xml:space="preserve">Alfredo </w:t>
+      </w:r>
+      <w:proofErr w:type="spellStart"/>
+      <w:r>
+        <w:rPr>
+          <w:rFonts w:ascii="Cambria-Bold" w:hAnsi="Cambria-Bold" w:cs="Cambria-Bold"/>
+          <w:b/>
+          <w:bCs/>
+          <w:color w:val="000000"/>
+          <w:sz w:val="26"/>
+          <w:szCs w:val="26"/>
+        </w:rPr>
+        <w:t>Jesús</w:t>
+      </w:r>
+      <w:proofErr w:type="spellEnd"/>
+      <w:r>
+        <w:rPr>
+          <w:rFonts w:ascii="Cambria-Bold" w:hAnsi="Cambria-Bold" w:cs="Cambria-Bold"/>
+          <w:b/>
+          <w:bCs/>
+          <w:color w:val="000000"/>
+          <w:sz w:val="26"/>
+          <w:szCs w:val="26"/>
+        </w:rPr>
+        <w:t xml:space="preserve"> </w:t>
+      </w:r>
+      <w:proofErr w:type="spellStart"/>
+      <w:r>
+        <w:rPr>
+          <w:rFonts w:ascii="Cambria-Bold" w:hAnsi="Cambria-Bold" w:cs="Cambria-Bold"/>
+          <w:b/>
+          <w:bCs/>
+          <w:color w:val="000000"/>
+          <w:sz w:val="26"/>
+          <w:szCs w:val="26"/>
+        </w:rPr>
+        <w:t>Arbolaez</w:t>
+      </w:r>
+      <w:proofErr w:type="spellEnd"/>
+      <w:r>
+        <w:rPr>
+          <w:rFonts w:ascii="Cambria-Bold" w:hAnsi="Cambria-Bold" w:cs="Cambria-Bold"/>
+          <w:b/>
+          <w:bCs/>
+          <w:color w:val="000000"/>
+          <w:sz w:val="26"/>
+          <w:szCs w:val="26"/>
+        </w:rPr>
+        <w:t xml:space="preserve"> Fundora</w:t>
       </w:r>
     </w:p>
     <w:p>
@@ -372,7 +418,6 @@
           <w:color w:val="000000"/>
           <w:sz w:val="26"/>
           <w:szCs w:val="26"/>
-          <w:lang w:val="es-ES"/>
         </w:rPr>
       </w:pPr>
       <w:r>
@@ -383,7 +428,6 @@
           <w:color w:val="000000"/>
           <w:sz w:val="26"/>
           <w:szCs w:val="26"/>
-          <w:lang w:val="es-ES"/>
         </w:rPr>
         <w:t>José Antonio García Ocaña</w:t>
       </w:r>
@@ -401,7 +445,6 @@
           <w:color w:val="000000"/>
           <w:sz w:val="26"/>
           <w:szCs w:val="26"/>
-          <w:lang w:val="es-ES"/>
         </w:rPr>
       </w:pPr>
     </w:p>
@@ -420,6 +463,7 @@
           <w:szCs w:val="26"/>
         </w:rPr>
       </w:pPr>
+      <w:proofErr w:type="spellStart"/>
       <w:r>
         <w:rPr>
           <w:rFonts w:ascii="Cambria-Bold" w:hAnsi="Cambria-Bold" w:cs="Cambria-Bold"/>
@@ -429,16 +473,38 @@
           <w:sz w:val="26"/>
           <w:szCs w:val="26"/>
         </w:rPr>
-        <w:t xml:space="preserve">Github: </w:t>
+        <w:t>Github</w:t>
+      </w:r>
+      <w:proofErr w:type="spellEnd"/>
+      <w:r>
+        <w:rPr>
+          <w:rFonts w:ascii="Cambria-Bold" w:hAnsi="Cambria-Bold" w:cs="Cambria-Bold"/>
+          <w:b/>
+          <w:bCs/>
+          <w:color w:val="000000"/>
+          <w:sz w:val="26"/>
+          <w:szCs w:val="26"/>
+        </w:rPr>
+        <w:t xml:space="preserve">: </w:t>
       </w:r>
       <w:hyperlink r:id="rId7" w:history="1">
+        <w:proofErr w:type="spellStart"/>
         <w:r>
           <w:rPr>
             <w:rStyle w:val="Hyperlink"/>
             <w:sz w:val="28"/>
             <w:szCs w:val="28"/>
           </w:rPr>
-          <w:t>jgocana/Trabalhos-TP-547: Trabalhos TP 547</w:t>
+          <w:t>jgocana</w:t>
+        </w:r>
+        <w:proofErr w:type="spellEnd"/>
+        <w:r>
+          <w:rPr>
+            <w:rStyle w:val="Hyperlink"/>
+            <w:sz w:val="28"/>
+            <w:szCs w:val="28"/>
+          </w:rPr>
+          <w:t>/Trabalhos-TP-547: Trabalhos TP 547</w:t>
         </w:r>
       </w:hyperlink>
     </w:p>
@@ -653,20 +719,107 @@
     </w:p>
     <w:p>
       <w:pPr>
+        <w:jc w:val="center"/>
         <w:rPr>
           <w:rFonts w:eastAsiaTheme="minorEastAsia"/>
         </w:rPr>
       </w:pPr>
-      <m:oMathPara>
-        <m:oMath>
-          <m:r>
-            <w:rPr>
-              <w:rFonts w:ascii="Cambria Math" w:hAnsi="Cambria Math"/>
-            </w:rPr>
-            <m:t>u=1+x</m:t>
-          </m:r>
-        </m:oMath>
-      </m:oMathPara>
+      <m:oMath>
+        <m:r>
+          <w:rPr>
+            <w:rFonts w:ascii="Cambria Math" w:hAnsi="Cambria Math"/>
+          </w:rPr>
+          <m:t>u=1+x</m:t>
+        </m:r>
+        <m:r>
+          <w:rPr>
+            <w:rFonts w:ascii="Cambria Math" w:hAnsi="Cambria Math"/>
+          </w:rPr>
+          <m:t>;du=dx</m:t>
+        </m:r>
+      </m:oMath>
+      <w:r>
+        <w:rPr>
+          <w:rFonts w:eastAsiaTheme="minorEastAsia"/>
+        </w:rPr>
+        <w:t xml:space="preserve"> </w:t>
+      </w:r>
+      <w:r>
+        <w:rPr>
+          <w:rFonts w:ascii="Segoe UI" w:eastAsia="Times New Roman" w:hAnsi="Segoe UI" w:cs="Segoe UI"/>
+          <w:sz w:val="21"/>
+          <w:szCs w:val="21"/>
+          <w:lang w:eastAsia="pt-BR"/>
+        </w:rPr>
+        <w:t>q</w:t>
+      </w:r>
+      <w:r>
+        <w:rPr>
+          <w:rFonts w:ascii="Segoe UI" w:eastAsia="Times New Roman" w:hAnsi="Segoe UI" w:cs="Segoe UI"/>
+          <w:sz w:val="21"/>
+          <w:szCs w:val="21"/>
+          <w:lang w:eastAsia="pt-BR"/>
+        </w:rPr>
+        <w:t xml:space="preserve">uando </w:t>
+      </w:r>
+      <m:oMath>
+        <m:r>
+          <w:rPr>
+            <w:rFonts w:ascii="Cambria Math" w:eastAsia="Times New Roman" w:hAnsi="Cambria Math" w:cs="Segoe UI"/>
+            <w:sz w:val="21"/>
+            <w:szCs w:val="21"/>
+            <w:lang w:eastAsia="pt-BR"/>
+          </w:rPr>
+          <m:t>x=0;u=1</m:t>
+        </m:r>
+      </m:oMath>
+      <w:r>
+        <w:rPr>
+          <w:rFonts w:ascii="Segoe UI" w:eastAsia="Times New Roman" w:hAnsi="Segoe UI" w:cs="Segoe UI"/>
+          <w:sz w:val="21"/>
+          <w:szCs w:val="21"/>
+          <w:lang w:eastAsia="pt-BR"/>
+        </w:rPr>
+        <w:t xml:space="preserve"> e </w:t>
+      </w:r>
+      <m:oMath>
+        <m:r>
+          <w:rPr>
+            <w:rFonts w:ascii="Cambria Math" w:eastAsia="Times New Roman" w:hAnsi="Cambria Math" w:cs="Segoe UI"/>
+            <w:sz w:val="21"/>
+            <w:szCs w:val="21"/>
+            <w:lang w:eastAsia="pt-BR"/>
+          </w:rPr>
+          <m:t>x=</m:t>
+        </m:r>
+        <m:r>
+          <w:rPr>
+            <w:rFonts w:ascii="Cambria Math" w:eastAsia="Times New Roman" w:hAnsi="Cambria Math" w:cs="Segoe UI"/>
+            <w:sz w:val="21"/>
+            <w:szCs w:val="21"/>
+            <w:lang w:eastAsia="pt-BR"/>
+          </w:rPr>
+          <m:t>1</m:t>
+        </m:r>
+        <m:r>
+          <w:rPr>
+            <w:rFonts w:ascii="Cambria Math" w:eastAsia="Times New Roman" w:hAnsi="Cambria Math" w:cs="Segoe UI"/>
+            <w:sz w:val="21"/>
+            <w:szCs w:val="21"/>
+            <w:lang w:eastAsia="pt-BR"/>
+          </w:rPr>
+          <m:t>;u=</m:t>
+        </m:r>
+        <m:r>
+          <w:rPr>
+            <w:rFonts w:ascii="Cambria Math" w:eastAsia="Times New Roman" w:hAnsi="Cambria Math" w:cs="Segoe UI"/>
+            <w:sz w:val="21"/>
+            <w:szCs w:val="21"/>
+            <w:lang w:eastAsia="pt-BR"/>
+          </w:rPr>
+          <m:t>2</m:t>
+        </m:r>
+      </m:oMath>
     </w:p>
     <w:p>
       <w:pPr>
@@ -758,17 +911,12 @@
               </m:r>
             </m:e>
           </m:nary>
-        </m:oMath>
-      </m:oMathPara>
-    </w:p>
-    <w:p>
-      <w:pPr>
-        <w:rPr>
-          <w:rFonts w:eastAsiaTheme="minorEastAsia"/>
-        </w:rPr>
-      </w:pPr>
-      <m:oMathPara>
-        <m:oMath>
+          <m:r>
+            <w:rPr>
+              <w:rFonts w:ascii="Cambria Math" w:hAnsi="Cambria Math"/>
+            </w:rPr>
+            <m:t>=</m:t>
+          </m:r>
           <m:nary>
             <m:naryPr>
               <m:limLoc m:val="subSup"/>
@@ -882,7 +1030,6 @@
       <w:pPr>
         <w:rPr>
           <w:rFonts w:eastAsiaTheme="minorEastAsia"/>
-          <w:lang w:val="es-ES"/>
         </w:rPr>
       </w:pPr>
       <m:oMathPara>
@@ -1022,12 +1169,577 @@
             </m:rPr>
             <w:rPr>
               <w:rFonts w:ascii="Cambria Math" w:hAnsi="Cambria Math"/>
-              <w:lang w:val="es-ES"/>
             </w:rPr>
             <m:t>≈ 0.3863</m:t>
           </m:r>
         </m:oMath>
       </m:oMathPara>
+    </w:p>
+    <w:p>
+      <w:pPr>
+        <w:spacing w:line="300" w:lineRule="atLeast"/>
+        <w:jc w:val="center"/>
+        <w:rPr>
+          <w:rFonts w:ascii="Segoe UI" w:eastAsia="Times New Roman" w:hAnsi="Segoe UI" w:cs="Segoe UI"/>
+          <w:sz w:val="21"/>
+          <w:szCs w:val="21"/>
+          <w:lang w:eastAsia="pt-BR"/>
+        </w:rPr>
+      </w:pPr>
+      <m:oMath>
+        <m:r>
+          <w:rPr>
+            <w:rFonts w:ascii="Cambria Math" w:eastAsiaTheme="minorEastAsia" w:hAnsi="Cambria Math"/>
+          </w:rPr>
+          <m:t>U ~ Uniforme</m:t>
+        </m:r>
+        <m:d>
+          <m:dPr>
+            <m:ctrlPr>
+              <w:rPr>
+                <w:rFonts w:ascii="Cambria Math" w:eastAsiaTheme="minorEastAsia" w:hAnsi="Cambria Math"/>
+                <w:i/>
+              </w:rPr>
+            </m:ctrlPr>
+          </m:dPr>
+          <m:e>
+            <m:r>
+              <w:rPr>
+                <w:rFonts w:ascii="Cambria Math" w:eastAsiaTheme="minorEastAsia" w:hAnsi="Cambria Math"/>
+              </w:rPr>
+              <m:t>0,1</m:t>
+            </m:r>
+          </m:e>
+        </m:d>
+        <m:r>
+          <w:rPr>
+            <w:rFonts w:ascii="Cambria Math" w:eastAsiaTheme="minorEastAsia" w:hAnsi="Cambria Math"/>
+          </w:rPr>
+          <m:t>,</m:t>
+        </m:r>
+      </m:oMath>
+      <w:r>
+        <w:rPr>
+          <w:rFonts w:eastAsiaTheme="minorEastAsia"/>
+        </w:rPr>
+        <w:t xml:space="preserve"> </w:t>
+      </w:r>
+      <w:r>
+        <w:rPr>
+          <w:rFonts w:ascii="Segoe UI" w:eastAsia="Times New Roman" w:hAnsi="Segoe UI" w:cs="Segoe UI"/>
+          <w:sz w:val="21"/>
+          <w:szCs w:val="21"/>
+          <w:lang w:eastAsia="pt-BR"/>
+        </w:rPr>
+        <w:t>então</w:t>
+      </w:r>
+      <w:r>
+        <w:rPr>
+          <w:rFonts w:ascii="Segoe UI" w:eastAsia="Times New Roman" w:hAnsi="Segoe UI" w:cs="Segoe UI"/>
+          <w:sz w:val="21"/>
+          <w:szCs w:val="21"/>
+          <w:lang w:eastAsia="pt-BR"/>
+        </w:rPr>
+        <w:t>:</w:t>
+      </w:r>
+      <w:r>
+        <w:rPr>
+          <w:rFonts w:ascii="Segoe UI" w:eastAsia="Times New Roman" w:hAnsi="Segoe UI" w:cs="Segoe UI"/>
+          <w:sz w:val="21"/>
+          <w:szCs w:val="21"/>
+          <w:lang w:eastAsia="pt-BR"/>
+        </w:rPr>
+        <w:t xml:space="preserve"> </w:t>
+      </w:r>
+      <m:oMath>
+        <m:r>
+          <w:rPr>
+            <w:rFonts w:ascii="Cambria Math" w:eastAsia="Times New Roman" w:hAnsi="Cambria Math" w:cs="Segoe UI"/>
+            <w:sz w:val="21"/>
+            <w:szCs w:val="21"/>
+            <w:lang w:eastAsia="pt-BR"/>
+          </w:rPr>
+          <m:t>E</m:t>
+        </m:r>
+        <m:d>
+          <m:dPr>
+            <m:begChr m:val="["/>
+            <m:endChr m:val="]"/>
+            <m:ctrlPr>
+              <w:rPr>
+                <w:rFonts w:ascii="Cambria Math" w:eastAsia="Times New Roman" w:hAnsi="Cambria Math" w:cs="Segoe UI"/>
+                <w:i/>
+                <w:sz w:val="21"/>
+                <w:szCs w:val="21"/>
+                <w:lang w:eastAsia="pt-BR"/>
+              </w:rPr>
+            </m:ctrlPr>
+          </m:dPr>
+          <m:e>
+            <m:r>
+              <w:rPr>
+                <w:rFonts w:ascii="Cambria Math" w:eastAsia="Times New Roman" w:hAnsi="Cambria Math" w:cs="Segoe UI"/>
+                <w:sz w:val="21"/>
+                <w:szCs w:val="21"/>
+                <w:lang w:eastAsia="pt-BR"/>
+              </w:rPr>
+              <m:t>f</m:t>
+            </m:r>
+            <m:d>
+              <m:dPr>
+                <m:ctrlPr>
+                  <w:rPr>
+                    <w:rFonts w:ascii="Cambria Math" w:eastAsia="Times New Roman" w:hAnsi="Cambria Math" w:cs="Segoe UI"/>
+                    <w:i/>
+                    <w:sz w:val="21"/>
+                    <w:szCs w:val="21"/>
+                    <w:lang w:eastAsia="pt-BR"/>
+                  </w:rPr>
+                </m:ctrlPr>
+              </m:dPr>
+              <m:e>
+                <m:r>
+                  <w:rPr>
+                    <w:rFonts w:ascii="Cambria Math" w:eastAsia="Times New Roman" w:hAnsi="Cambria Math" w:cs="Segoe UI"/>
+                    <w:sz w:val="21"/>
+                    <w:szCs w:val="21"/>
+                    <w:lang w:eastAsia="pt-BR"/>
+                  </w:rPr>
+                  <m:t>U</m:t>
+                </m:r>
+              </m:e>
+            </m:d>
+          </m:e>
+        </m:d>
+        <m:r>
+          <w:rPr>
+            <w:rFonts w:ascii="Cambria Math" w:eastAsiaTheme="minorEastAsia" w:hAnsi="Cambria Math" w:cs="Cambria"/>
+            <w:color w:val="000000"/>
+          </w:rPr>
+          <m:t xml:space="preserve">= </m:t>
+        </m:r>
+        <m:nary>
+          <m:naryPr>
+            <m:limLoc m:val="subSup"/>
+            <m:ctrlPr>
+              <w:rPr>
+                <w:rFonts w:ascii="Cambria Math" w:eastAsiaTheme="minorEastAsia" w:hAnsi="Cambria Math" w:cs="Cambria"/>
+                <w:i/>
+                <w:color w:val="000000"/>
+              </w:rPr>
+            </m:ctrlPr>
+          </m:naryPr>
+          <m:sub>
+            <m:r>
+              <w:rPr>
+                <w:rFonts w:ascii="Cambria Math" w:eastAsiaTheme="minorEastAsia" w:hAnsi="Cambria Math" w:cs="Cambria"/>
+                <w:color w:val="000000"/>
+              </w:rPr>
+              <m:t>0</m:t>
+            </m:r>
+          </m:sub>
+          <m:sup>
+            <m:r>
+              <w:rPr>
+                <w:rFonts w:ascii="Cambria Math" w:eastAsiaTheme="minorEastAsia" w:hAnsi="Cambria Math" w:cs="Cambria"/>
+                <w:color w:val="000000"/>
+              </w:rPr>
+              <m:t>1</m:t>
+            </m:r>
+          </m:sup>
+          <m:e>
+            <m:r>
+              <m:rPr>
+                <m:sty m:val="p"/>
+              </m:rPr>
+              <w:rPr>
+                <w:rFonts w:ascii="Cambria Math" w:eastAsiaTheme="minorEastAsia" w:hAnsi="Cambria Math" w:cs="Cambria"/>
+                <w:color w:val="000000"/>
+              </w:rPr>
+              <m:t>f(</m:t>
+            </m:r>
+            <m:r>
+              <w:rPr>
+                <w:rFonts w:ascii="Cambria Math" w:eastAsiaTheme="minorEastAsia" w:hAnsi="Cambria Math" w:cs="Cambria"/>
+                <w:color w:val="000000"/>
+              </w:rPr>
+              <m:t>x</m:t>
+            </m:r>
+            <m:r>
+              <m:rPr>
+                <m:sty m:val="p"/>
+              </m:rPr>
+              <w:rPr>
+                <w:rFonts w:ascii="Cambria Math" w:eastAsiaTheme="minorEastAsia" w:hAnsi="Cambria Math" w:cs="Cambria"/>
+                <w:color w:val="000000"/>
+              </w:rPr>
+              <m:t xml:space="preserve">) </m:t>
+            </m:r>
+            <m:r>
+              <w:rPr>
+                <w:rFonts w:ascii="Cambria Math" w:eastAsiaTheme="minorEastAsia" w:hAnsi="Cambria Math" w:cs="Cambria"/>
+                <w:color w:val="000000"/>
+              </w:rPr>
+              <m:t>dx</m:t>
+            </m:r>
+          </m:e>
+        </m:nary>
+        <m:r>
+          <w:rPr>
+            <w:rFonts w:ascii="Cambria Math" w:eastAsia="Times New Roman" w:hAnsi="Cambria Math" w:cs="Segoe UI"/>
+            <w:sz w:val="21"/>
+            <w:szCs w:val="21"/>
+            <w:lang w:eastAsia="pt-BR"/>
+          </w:rPr>
+          <m:t xml:space="preserve"> </m:t>
+        </m:r>
+      </m:oMath>
+    </w:p>
+    <w:p>
+      <w:pPr>
+        <w:autoSpaceDE w:val="0"/>
+        <w:autoSpaceDN w:val="0"/>
+        <w:adjustRightInd w:val="0"/>
+        <w:spacing w:after="0" w:line="276" w:lineRule="auto"/>
+        <w:rPr>
+          <w:rFonts w:ascii="Cambria" w:eastAsiaTheme="minorEastAsia" w:hAnsi="Cambria" w:cs="Cambria"/>
+          <w:color w:val="000000"/>
+        </w:rPr>
+      </w:pPr>
+      <m:oMathPara>
+        <m:oMathParaPr>
+          <m:jc m:val="center"/>
+        </m:oMathParaPr>
+        <m:oMath>
+          <m:r>
+            <w:rPr>
+              <w:rFonts w:ascii="Cambria Math" w:eastAsiaTheme="minorEastAsia" w:hAnsi="Cambria Math" w:cs="Cambria"/>
+              <w:color w:val="000000"/>
+            </w:rPr>
+            <m:t xml:space="preserve">I= </m:t>
+          </m:r>
+          <m:nary>
+            <m:naryPr>
+              <m:limLoc m:val="subSup"/>
+              <m:ctrlPr>
+                <w:rPr>
+                  <w:rFonts w:ascii="Cambria Math" w:eastAsiaTheme="minorEastAsia" w:hAnsi="Cambria Math" w:cs="Cambria"/>
+                  <w:i/>
+                  <w:color w:val="000000"/>
+                </w:rPr>
+              </m:ctrlPr>
+            </m:naryPr>
+            <m:sub>
+              <m:r>
+                <w:rPr>
+                  <w:rFonts w:ascii="Cambria Math" w:eastAsiaTheme="minorEastAsia" w:hAnsi="Cambria Math" w:cs="Cambria"/>
+                  <w:color w:val="000000"/>
+                </w:rPr>
+                <m:t>0</m:t>
+              </m:r>
+            </m:sub>
+            <m:sup>
+              <m:r>
+                <w:rPr>
+                  <w:rFonts w:ascii="Cambria Math" w:eastAsiaTheme="minorEastAsia" w:hAnsi="Cambria Math" w:cs="Cambria"/>
+                  <w:color w:val="000000"/>
+                </w:rPr>
+                <m:t>1</m:t>
+              </m:r>
+            </m:sup>
+            <m:e>
+              <m:func>
+                <m:funcPr>
+                  <m:ctrlPr>
+                    <w:rPr>
+                      <w:rFonts w:ascii="Cambria Math" w:eastAsiaTheme="minorEastAsia" w:hAnsi="Cambria Math" w:cs="Cambria"/>
+                      <w:color w:val="000000"/>
+                    </w:rPr>
+                  </m:ctrlPr>
+                </m:funcPr>
+                <m:fName>
+                  <m:r>
+                    <m:rPr>
+                      <m:sty m:val="p"/>
+                    </m:rPr>
+                    <w:rPr>
+                      <w:rFonts w:ascii="Cambria Math" w:eastAsiaTheme="minorEastAsia" w:hAnsi="Cambria Math" w:cs="Cambria"/>
+                      <w:color w:val="000000"/>
+                    </w:rPr>
+                    <m:t>ln</m:t>
+                  </m:r>
+                </m:fName>
+                <m:e>
+                  <m:d>
+                    <m:dPr>
+                      <m:ctrlPr>
+                        <w:rPr>
+                          <w:rFonts w:ascii="Cambria Math" w:eastAsiaTheme="minorEastAsia" w:hAnsi="Cambria Math" w:cs="Cambria"/>
+                          <w:i/>
+                          <w:color w:val="000000"/>
+                        </w:rPr>
+                      </m:ctrlPr>
+                    </m:dPr>
+                    <m:e>
+                      <m:r>
+                        <w:rPr>
+                          <w:rFonts w:ascii="Cambria Math" w:eastAsiaTheme="minorEastAsia" w:hAnsi="Cambria Math" w:cs="Cambria"/>
+                          <w:color w:val="000000"/>
+                        </w:rPr>
+                        <m:t>1+x</m:t>
+                      </m:r>
+                    </m:e>
+                  </m:d>
+                </m:e>
+              </m:func>
+              <m:r>
+                <w:rPr>
+                  <w:rFonts w:ascii="Cambria Math" w:eastAsiaTheme="minorEastAsia" w:hAnsi="Cambria Math" w:cs="Cambria"/>
+                  <w:color w:val="000000"/>
+                </w:rPr>
+                <m:t>dx</m:t>
+              </m:r>
+            </m:e>
+          </m:nary>
+          <m:r>
+            <w:rPr>
+              <w:rFonts w:ascii="Cambria Math" w:eastAsiaTheme="minorEastAsia" w:hAnsi="Cambria Math" w:cs="Cambria"/>
+              <w:color w:val="000000"/>
+            </w:rPr>
+            <m:t>=E[</m:t>
+          </m:r>
+          <m:r>
+            <m:rPr>
+              <m:sty m:val="p"/>
+            </m:rPr>
+            <w:rPr>
+              <w:rFonts w:ascii="Cambria Math" w:eastAsiaTheme="minorEastAsia" w:hAnsi="Cambria Math" w:cs="Cambria"/>
+              <w:color w:val="000000"/>
+            </w:rPr>
+            <m:t>ln⁡</m:t>
+          </m:r>
+          <m:r>
+            <w:rPr>
+              <w:rFonts w:ascii="Cambria Math" w:eastAsiaTheme="minorEastAsia" w:hAnsi="Cambria Math" w:cs="Cambria"/>
+              <w:color w:val="000000"/>
+            </w:rPr>
+            <m:t>(1+U)]</m:t>
+          </m:r>
+        </m:oMath>
+      </m:oMathPara>
+    </w:p>
+    <w:p>
+      <w:pPr>
+        <w:autoSpaceDE w:val="0"/>
+        <w:autoSpaceDN w:val="0"/>
+        <w:adjustRightInd w:val="0"/>
+        <w:spacing w:after="0" w:line="276" w:lineRule="auto"/>
+        <w:jc w:val="center"/>
+        <w:rPr>
+          <w:rFonts w:eastAsiaTheme="minorEastAsia"/>
+        </w:rPr>
+      </w:pPr>
+      <w:r>
+        <w:rPr>
+          <w:rFonts w:ascii="Cambria" w:eastAsiaTheme="minorEastAsia" w:hAnsi="Cambria" w:cs="Cambria"/>
+          <w:color w:val="000000"/>
+        </w:rPr>
+        <w:t>E</w:t>
+      </w:r>
+      <w:r>
+        <w:rPr>
+          <w:rFonts w:ascii="Cambria" w:eastAsiaTheme="minorEastAsia" w:hAnsi="Cambria" w:cs="Cambria"/>
+          <w:color w:val="000000"/>
+        </w:rPr>
+        <w:t>stimativa de Monte Carlo para I</w:t>
+      </w:r>
+      <w:r>
+        <w:rPr>
+          <w:rFonts w:ascii="Cambria" w:eastAsiaTheme="minorEastAsia" w:hAnsi="Cambria" w:cs="Cambria"/>
+          <w:color w:val="000000"/>
+        </w:rPr>
+        <w:tab/>
+      </w:r>
+      <m:oMath>
+        <m:r>
+          <w:rPr>
+            <w:rFonts w:ascii="Cambria Math" w:eastAsiaTheme="minorEastAsia" w:hAnsi="Cambria Math" w:cs="Cambria"/>
+            <w:color w:val="000000"/>
+          </w:rPr>
+          <m:t xml:space="preserve">   </m:t>
+        </m:r>
+        <m:sSub>
+          <m:sSubPr>
+            <m:ctrlPr>
+              <w:rPr>
+                <w:rFonts w:ascii="Cambria Math" w:eastAsiaTheme="minorEastAsia" w:hAnsi="Cambria Math" w:cs="Cambria"/>
+                <w:i/>
+                <w:color w:val="000000"/>
+              </w:rPr>
+            </m:ctrlPr>
+          </m:sSubPr>
+          <m:e>
+            <m:acc>
+              <m:accPr>
+                <m:ctrlPr>
+                  <w:rPr>
+                    <w:rFonts w:ascii="Cambria Math" w:eastAsiaTheme="minorEastAsia" w:hAnsi="Cambria Math" w:cs="Cambria"/>
+                    <w:i/>
+                    <w:color w:val="000000"/>
+                  </w:rPr>
+                </m:ctrlPr>
+              </m:accPr>
+              <m:e>
+                <m:r>
+                  <w:rPr>
+                    <w:rFonts w:ascii="Cambria Math" w:eastAsiaTheme="minorEastAsia" w:hAnsi="Cambria Math" w:cs="Cambria"/>
+                    <w:color w:val="000000"/>
+                  </w:rPr>
+                  <m:t>I</m:t>
+                </m:r>
+              </m:e>
+            </m:acc>
+          </m:e>
+          <m:sub>
+            <m:r>
+              <w:rPr>
+                <w:rFonts w:ascii="Cambria Math" w:eastAsiaTheme="minorEastAsia" w:hAnsi="Cambria Math" w:cs="Cambria"/>
+                <w:color w:val="000000"/>
+              </w:rPr>
+              <m:t>N</m:t>
+            </m:r>
+          </m:sub>
+        </m:sSub>
+        <m:r>
+          <w:rPr>
+            <w:rFonts w:ascii="Cambria Math" w:eastAsiaTheme="minorEastAsia" w:hAnsi="Cambria Math" w:cs="Cambria"/>
+            <w:color w:val="000000"/>
+          </w:rPr>
+          <m:t xml:space="preserve">= </m:t>
+        </m:r>
+        <m:f>
+          <m:fPr>
+            <m:ctrlPr>
+              <w:rPr>
+                <w:rFonts w:ascii="Cambria Math" w:eastAsiaTheme="minorEastAsia" w:hAnsi="Cambria Math" w:cs="Cambria"/>
+                <w:i/>
+                <w:color w:val="000000"/>
+              </w:rPr>
+            </m:ctrlPr>
+          </m:fPr>
+          <m:num>
+            <m:r>
+              <w:rPr>
+                <w:rFonts w:ascii="Cambria Math" w:eastAsiaTheme="minorEastAsia" w:hAnsi="Cambria Math" w:cs="Cambria"/>
+                <w:color w:val="000000"/>
+              </w:rPr>
+              <m:t>1</m:t>
+            </m:r>
+          </m:num>
+          <m:den>
+            <m:r>
+              <w:rPr>
+                <w:rFonts w:ascii="Cambria Math" w:eastAsiaTheme="minorEastAsia" w:hAnsi="Cambria Math" w:cs="Cambria"/>
+                <w:color w:val="000000"/>
+              </w:rPr>
+              <m:t>N</m:t>
+            </m:r>
+          </m:den>
+        </m:f>
+        <m:nary>
+          <m:naryPr>
+            <m:chr m:val="∑"/>
+            <m:limLoc m:val="undOvr"/>
+            <m:ctrlPr>
+              <w:rPr>
+                <w:rFonts w:ascii="Cambria Math" w:eastAsiaTheme="minorEastAsia" w:hAnsi="Cambria Math" w:cs="Cambria"/>
+                <w:i/>
+                <w:color w:val="000000"/>
+              </w:rPr>
+            </m:ctrlPr>
+          </m:naryPr>
+          <m:sub>
+            <m:r>
+              <w:rPr>
+                <w:rFonts w:ascii="Cambria Math" w:eastAsiaTheme="minorEastAsia" w:hAnsi="Cambria Math" w:cs="Cambria"/>
+                <w:color w:val="000000"/>
+              </w:rPr>
+              <m:t>i=1</m:t>
+            </m:r>
+          </m:sub>
+          <m:sup>
+            <m:r>
+              <w:rPr>
+                <w:rFonts w:ascii="Cambria Math" w:eastAsiaTheme="minorEastAsia" w:hAnsi="Cambria Math" w:cs="Cambria"/>
+                <w:color w:val="000000"/>
+              </w:rPr>
+              <m:t>N</m:t>
+            </m:r>
+          </m:sup>
+          <m:e>
+            <m:r>
+              <m:rPr>
+                <m:sty m:val="p"/>
+              </m:rPr>
+              <w:rPr>
+                <w:rFonts w:ascii="Cambria Math" w:eastAsiaTheme="minorEastAsia" w:hAnsi="Cambria Math" w:cs="Cambria"/>
+                <w:color w:val="000000"/>
+              </w:rPr>
+              <m:t>ln⁡</m:t>
+            </m:r>
+            <m:r>
+              <w:rPr>
+                <w:rFonts w:ascii="Cambria Math" w:eastAsiaTheme="minorEastAsia" w:hAnsi="Cambria Math" w:cs="Cambria"/>
+                <w:color w:val="000000"/>
+              </w:rPr>
+              <m:t>(</m:t>
+            </m:r>
+            <m:r>
+              <w:rPr>
+                <w:rFonts w:ascii="Cambria Math" w:eastAsiaTheme="minorEastAsia" w:hAnsi="Cambria Math" w:cs="Cambria"/>
+                <w:color w:val="000000"/>
+              </w:rPr>
+              <m:t>1+</m:t>
+            </m:r>
+            <m:sSub>
+              <m:sSubPr>
+                <m:ctrlPr>
+                  <w:rPr>
+                    <w:rFonts w:ascii="Cambria Math" w:eastAsiaTheme="minorEastAsia" w:hAnsi="Cambria Math" w:cs="Cambria"/>
+                    <w:i/>
+                    <w:color w:val="000000"/>
+                  </w:rPr>
+                </m:ctrlPr>
+              </m:sSubPr>
+              <m:e>
+                <m:r>
+                  <w:rPr>
+                    <w:rFonts w:ascii="Cambria Math" w:eastAsiaTheme="minorEastAsia" w:hAnsi="Cambria Math" w:cs="Cambria"/>
+                    <w:color w:val="000000"/>
+                  </w:rPr>
+                  <m:t>U</m:t>
+                </m:r>
+              </m:e>
+              <m:sub>
+                <m:r>
+                  <w:rPr>
+                    <w:rFonts w:ascii="Cambria Math" w:eastAsiaTheme="minorEastAsia" w:hAnsi="Cambria Math" w:cs="Cambria"/>
+                    <w:color w:val="000000"/>
+                  </w:rPr>
+                  <m:t>i</m:t>
+                </m:r>
+              </m:sub>
+            </m:sSub>
+            <m:r>
+              <w:rPr>
+                <w:rFonts w:ascii="Cambria Math" w:eastAsiaTheme="minorEastAsia" w:hAnsi="Cambria Math" w:cs="Cambria"/>
+                <w:color w:val="000000"/>
+              </w:rPr>
+              <m:t>)</m:t>
+            </m:r>
+          </m:e>
+        </m:nary>
+      </m:oMath>
     </w:p>
     <w:p>
       <w:pPr>
@@ -1053,20 +1765,6 @@
         </w:rPr>
         <w:t>Execute simulações com N = 10², 10³, 10⁴, 10⁵.</w:t>
       </w:r>
-    </w:p>
-    <w:p>
-      <w:pPr>
-        <w:pStyle w:val="PargrafodaLista"/>
-        <w:autoSpaceDE w:val="0"/>
-        <w:autoSpaceDN w:val="0"/>
-        <w:adjustRightInd w:val="0"/>
-        <w:spacing w:after="0" w:line="276" w:lineRule="auto"/>
-        <w:ind w:left="0"/>
-        <w:rPr>
-          <w:rFonts w:ascii="Cambria" w:eastAsiaTheme="minorEastAsia" w:hAnsi="Cambria" w:cs="Cambria"/>
-          <w:color w:val="000000"/>
-        </w:rPr>
-      </w:pPr>
     </w:p>
     <w:tbl>
       <w:tblPr>
@@ -1378,7 +2076,6 @@
         </w:tc>
       </w:tr>
     </w:tbl>
-    <w:p/>
     <w:p>
       <w:pPr>
         <w:pStyle w:val="PargrafodaLista"/>
@@ -1389,7 +2086,7 @@
         <w:autoSpaceDE w:val="0"/>
         <w:autoSpaceDN w:val="0"/>
         <w:adjustRightInd w:val="0"/>
-        <w:spacing w:after="0" w:line="276" w:lineRule="auto"/>
+        <w:spacing w:before="240" w:after="0" w:line="276" w:lineRule="auto"/>
         <w:ind w:left="0" w:firstLine="0"/>
         <w:rPr>
           <w:rFonts w:ascii="Cambria" w:eastAsiaTheme="minorEastAsia" w:hAnsi="Cambria" w:cs="Cambria"/>
@@ -1415,13 +2112,7 @@
         <w:rPr>
           <w:lang w:eastAsia="pt-BR"/>
         </w:rPr>
-        <w:t>Línea de referencia</w:t>
-      </w:r>
-      <w:r>
-        <w:rPr>
-          <w:lang w:eastAsia="pt-BR"/>
-        </w:rPr>
-        <w:t xml:space="preserve"> </w:t>
+        <w:t xml:space="preserve">Línea de referencia </w:t>
       </w:r>
       <m:oMath>
         <m:r>
@@ -1481,6 +2172,12 @@
     <w:p>
       <w:pPr>
         <w:jc w:val="center"/>
+        <w:rPr>
+          <w:rFonts w:ascii="Cambria" w:eastAsiaTheme="minorEastAsia" w:hAnsi="Cambria" w:cs="Cambria"/>
+          <w:b/>
+          <w:bCs/>
+          <w:color w:val="000000"/>
+        </w:rPr>
       </w:pPr>
       <w:r>
         <w:drawing>
@@ -1519,16 +2216,6 @@
           </wp:inline>
         </w:drawing>
       </w:r>
-    </w:p>
-    <w:p>
-      <w:pPr>
-        <w:rPr>
-          <w:rFonts w:ascii="Cambria" w:eastAsiaTheme="minorEastAsia" w:hAnsi="Cambria" w:cs="Cambria"/>
-          <w:b/>
-          <w:bCs/>
-          <w:color w:val="000000"/>
-        </w:rPr>
-      </w:pPr>
       <w:r>
         <w:rPr>
           <w:rFonts w:ascii="Cambria" w:eastAsiaTheme="minorEastAsia" w:hAnsi="Cambria" w:cs="Cambria"/>
@@ -1558,6 +2245,7 @@
           <w:color w:val="000000"/>
         </w:rPr>
       </w:pPr>
+      <w:proofErr w:type="spellStart"/>
       <w:r>
         <w:rPr>
           <w:rFonts w:ascii="Cambria" w:eastAsiaTheme="minorEastAsia" w:hAnsi="Cambria" w:cs="Cambria"/>
@@ -1566,8 +2254,29 @@
           <w:color w:val="000000"/>
         </w:rPr>
         <w:lastRenderedPageBreak/>
-        <w:t>Importance Sampling</w:t>
-      </w:r>
+        <w:t>Importance</w:t>
+      </w:r>
+      <w:proofErr w:type="spellEnd"/>
+      <w:r>
+        <w:rPr>
+          <w:rFonts w:ascii="Cambria" w:eastAsiaTheme="minorEastAsia" w:hAnsi="Cambria" w:cs="Cambria"/>
+          <w:b/>
+          <w:bCs/>
+          <w:color w:val="000000"/>
+        </w:rPr>
+        <w:t xml:space="preserve"> </w:t>
+      </w:r>
+      <w:proofErr w:type="spellStart"/>
+      <w:r>
+        <w:rPr>
+          <w:rFonts w:ascii="Cambria" w:eastAsiaTheme="minorEastAsia" w:hAnsi="Cambria" w:cs="Cambria"/>
+          <w:b/>
+          <w:bCs/>
+          <w:color w:val="000000"/>
+        </w:rPr>
+        <w:t>Sampling</w:t>
+      </w:r>
+      <w:proofErr w:type="spellEnd"/>
     </w:p>
     <w:p>
       <w:pPr>
@@ -1600,9 +2309,6 @@
         </w:rPr>
       </w:pPr>
       <m:oMathPara>
-        <m:oMathParaPr>
-          <m:jc m:val="center"/>
-        </m:oMathParaPr>
         <m:oMath>
           <m:r>
             <w:rPr>
@@ -1741,8 +2447,800 @@
         <w:t>Estime via Monte Carlo simples, usando a uniforme.</w:t>
       </w:r>
     </w:p>
-    <w:p/>
-    <w:p/>
+    <w:p>
+      <w:pPr>
+        <w:rPr>
+          <w:rFonts w:eastAsiaTheme="minorEastAsia"/>
+        </w:rPr>
+      </w:pPr>
+      <m:oMathPara>
+        <m:oMath>
+          <m:r>
+            <w:rPr>
+              <w:rFonts w:ascii="Cambria Math" w:eastAsiaTheme="minorEastAsia" w:hAnsi="Cambria Math" w:cs="Cambria"/>
+              <w:color w:val="000000"/>
+            </w:rPr>
+            <m:t xml:space="preserve">I= </m:t>
+          </m:r>
+          <m:nary>
+            <m:naryPr>
+              <m:limLoc m:val="subSup"/>
+              <m:ctrlPr>
+                <w:rPr>
+                  <w:rFonts w:ascii="Cambria Math" w:eastAsiaTheme="minorEastAsia" w:hAnsi="Cambria Math" w:cs="Cambria"/>
+                  <w:i/>
+                  <w:color w:val="000000"/>
+                </w:rPr>
+              </m:ctrlPr>
+            </m:naryPr>
+            <m:sub>
+              <m:r>
+                <w:rPr>
+                  <w:rFonts w:ascii="Cambria Math" w:eastAsiaTheme="minorEastAsia" w:hAnsi="Cambria Math" w:cs="Cambria"/>
+                  <w:color w:val="000000"/>
+                </w:rPr>
+                <m:t>0</m:t>
+              </m:r>
+            </m:sub>
+            <m:sup>
+              <m:r>
+                <w:rPr>
+                  <w:rFonts w:ascii="Cambria Math" w:eastAsiaTheme="minorEastAsia" w:hAnsi="Cambria Math" w:cs="Cambria"/>
+                  <w:color w:val="000000"/>
+                </w:rPr>
+                <m:t>1</m:t>
+              </m:r>
+            </m:sup>
+            <m:e>
+              <m:f>
+                <m:fPr>
+                  <m:ctrlPr>
+                    <w:rPr>
+                      <w:rFonts w:ascii="Cambria Math" w:eastAsiaTheme="minorEastAsia" w:hAnsi="Cambria Math" w:cs="Cambria"/>
+                      <w:i/>
+                      <w:color w:val="000000"/>
+                    </w:rPr>
+                  </m:ctrlPr>
+                </m:fPr>
+                <m:num>
+                  <m:r>
+                    <w:rPr>
+                      <w:rFonts w:ascii="Cambria Math" w:eastAsiaTheme="minorEastAsia" w:hAnsi="Cambria Math" w:cs="Cambria"/>
+                      <w:color w:val="000000"/>
+                    </w:rPr>
+                    <m:t>1</m:t>
+                  </m:r>
+                </m:num>
+                <m:den>
+                  <m:sSup>
+                    <m:sSupPr>
+                      <m:ctrlPr>
+                        <w:rPr>
+                          <w:rFonts w:ascii="Cambria Math" w:eastAsiaTheme="minorEastAsia" w:hAnsi="Cambria Math" w:cs="Cambria"/>
+                          <w:i/>
+                          <w:color w:val="000000"/>
+                        </w:rPr>
+                      </m:ctrlPr>
+                    </m:sSupPr>
+                    <m:e>
+                      <m:r>
+                        <w:rPr>
+                          <w:rFonts w:ascii="Cambria Math" w:eastAsiaTheme="minorEastAsia" w:hAnsi="Cambria Math" w:cs="Cambria"/>
+                          <w:color w:val="000000"/>
+                        </w:rPr>
+                        <m:t>(1+x)</m:t>
+                      </m:r>
+                    </m:e>
+                    <m:sup>
+                      <m:r>
+                        <w:rPr>
+                          <w:rFonts w:ascii="Cambria Math" w:eastAsiaTheme="minorEastAsia" w:hAnsi="Cambria Math" w:cs="Cambria"/>
+                          <w:color w:val="000000"/>
+                        </w:rPr>
+                        <m:t>2</m:t>
+                      </m:r>
+                    </m:sup>
+                  </m:sSup>
+                </m:den>
+              </m:f>
+              <m:r>
+                <w:rPr>
+                  <w:rFonts w:ascii="Cambria Math" w:eastAsiaTheme="minorEastAsia" w:hAnsi="Cambria Math" w:cs="Cambria"/>
+                  <w:color w:val="000000"/>
+                </w:rPr>
+                <m:t xml:space="preserve"> dx</m:t>
+              </m:r>
+            </m:e>
+          </m:nary>
+          <m:r>
+            <w:rPr>
+              <w:rFonts w:ascii="Cambria Math" w:eastAsiaTheme="minorEastAsia" w:hAnsi="Cambria Math" w:cs="Cambria"/>
+              <w:color w:val="000000"/>
+            </w:rPr>
+            <m:t xml:space="preserve">= </m:t>
+          </m:r>
+          <m:sSubSup>
+            <m:sSubSupPr>
+              <m:ctrlPr>
+                <w:rPr>
+                  <w:rFonts w:ascii="Cambria Math" w:hAnsi="Cambria Math"/>
+                  <w:i/>
+                </w:rPr>
+              </m:ctrlPr>
+            </m:sSubSupPr>
+            <m:e>
+              <m:r>
+                <w:rPr>
+                  <w:rFonts w:ascii="Cambria Math" w:hAnsi="Cambria Math"/>
+                </w:rPr>
+                <m:t>[</m:t>
+              </m:r>
+              <m:f>
+                <m:fPr>
+                  <m:ctrlPr>
+                    <w:rPr>
+                      <w:rFonts w:ascii="Cambria Math" w:hAnsi="Cambria Math"/>
+                      <w:i/>
+                    </w:rPr>
+                  </m:ctrlPr>
+                </m:fPr>
+                <m:num>
+                  <m:r>
+                    <w:rPr>
+                      <w:rFonts w:ascii="Cambria Math" w:hAnsi="Cambria Math"/>
+                    </w:rPr>
+                    <m:t>-1</m:t>
+                  </m:r>
+                </m:num>
+                <m:den>
+                  <m:r>
+                    <w:rPr>
+                      <w:rFonts w:ascii="Cambria Math" w:hAnsi="Cambria Math"/>
+                    </w:rPr>
+                    <m:t>(1+x)</m:t>
+                  </m:r>
+                </m:den>
+              </m:f>
+              <m:r>
+                <w:rPr>
+                  <w:rFonts w:ascii="Cambria Math" w:hAnsi="Cambria Math"/>
+                </w:rPr>
+                <m:t>]</m:t>
+              </m:r>
+            </m:e>
+            <m:sub>
+              <m:r>
+                <w:rPr>
+                  <w:rFonts w:ascii="Cambria Math" w:hAnsi="Cambria Math"/>
+                </w:rPr>
+                <m:t>0</m:t>
+              </m:r>
+            </m:sub>
+            <m:sup>
+              <m:r>
+                <w:rPr>
+                  <w:rFonts w:ascii="Cambria Math" w:hAnsi="Cambria Math"/>
+                </w:rPr>
+                <m:t>1</m:t>
+              </m:r>
+            </m:sup>
+          </m:sSubSup>
+          <m:r>
+            <w:rPr>
+              <w:rFonts w:ascii="Cambria Math" w:hAnsi="Cambria Math"/>
+            </w:rPr>
+            <m:t>=0,5</m:t>
+          </m:r>
+        </m:oMath>
+      </m:oMathPara>
+    </w:p>
+    <w:p>
+      <w:pPr>
+        <w:spacing w:line="300" w:lineRule="atLeast"/>
+        <w:jc w:val="center"/>
+        <w:rPr>
+          <w:rFonts w:ascii="Segoe UI" w:eastAsia="Times New Roman" w:hAnsi="Segoe UI" w:cs="Segoe UI"/>
+          <w:sz w:val="21"/>
+          <w:szCs w:val="21"/>
+          <w:lang w:eastAsia="pt-BR"/>
+        </w:rPr>
+      </w:pPr>
+      <m:oMath>
+        <m:r>
+          <w:rPr>
+            <w:rFonts w:ascii="Cambria Math" w:eastAsiaTheme="minorEastAsia" w:hAnsi="Cambria Math"/>
+          </w:rPr>
+          <m:t>U ~ Uniforme</m:t>
+        </m:r>
+        <m:d>
+          <m:dPr>
+            <m:ctrlPr>
+              <w:rPr>
+                <w:rFonts w:ascii="Cambria Math" w:eastAsiaTheme="minorEastAsia" w:hAnsi="Cambria Math"/>
+                <w:i/>
+              </w:rPr>
+            </m:ctrlPr>
+          </m:dPr>
+          <m:e>
+            <m:r>
+              <w:rPr>
+                <w:rFonts w:ascii="Cambria Math" w:eastAsiaTheme="minorEastAsia" w:hAnsi="Cambria Math"/>
+              </w:rPr>
+              <m:t>0,1</m:t>
+            </m:r>
+          </m:e>
+        </m:d>
+        <m:r>
+          <w:rPr>
+            <w:rFonts w:ascii="Cambria Math" w:eastAsiaTheme="minorEastAsia" w:hAnsi="Cambria Math"/>
+          </w:rPr>
+          <m:t>,</m:t>
+        </m:r>
+      </m:oMath>
+      <w:r>
+        <w:rPr>
+          <w:rFonts w:eastAsiaTheme="minorEastAsia"/>
+        </w:rPr>
+        <w:t xml:space="preserve"> </w:t>
+      </w:r>
+      <w:r>
+        <w:rPr>
+          <w:rFonts w:ascii="Segoe UI" w:eastAsia="Times New Roman" w:hAnsi="Segoe UI" w:cs="Segoe UI"/>
+          <w:sz w:val="21"/>
+          <w:szCs w:val="21"/>
+          <w:lang w:eastAsia="pt-BR"/>
+        </w:rPr>
+        <w:t>então</w:t>
+      </w:r>
+      <w:r>
+        <w:rPr>
+          <w:rFonts w:ascii="Segoe UI" w:eastAsia="Times New Roman" w:hAnsi="Segoe UI" w:cs="Segoe UI"/>
+          <w:sz w:val="21"/>
+          <w:szCs w:val="21"/>
+          <w:lang w:eastAsia="pt-BR"/>
+        </w:rPr>
+        <w:t xml:space="preserve">: </w:t>
+      </w:r>
+      <m:oMath>
+        <m:r>
+          <w:rPr>
+            <w:rFonts w:ascii="Cambria Math" w:eastAsia="Times New Roman" w:hAnsi="Cambria Math" w:cs="Segoe UI"/>
+            <w:sz w:val="21"/>
+            <w:szCs w:val="21"/>
+            <w:lang w:eastAsia="pt-BR"/>
+          </w:rPr>
+          <m:t>E</m:t>
+        </m:r>
+        <m:d>
+          <m:dPr>
+            <m:begChr m:val="["/>
+            <m:endChr m:val="]"/>
+            <m:ctrlPr>
+              <w:rPr>
+                <w:rFonts w:ascii="Cambria Math" w:eastAsia="Times New Roman" w:hAnsi="Cambria Math" w:cs="Segoe UI"/>
+                <w:i/>
+                <w:sz w:val="21"/>
+                <w:szCs w:val="21"/>
+                <w:lang w:eastAsia="pt-BR"/>
+              </w:rPr>
+            </m:ctrlPr>
+          </m:dPr>
+          <m:e>
+            <m:r>
+              <w:rPr>
+                <w:rFonts w:ascii="Cambria Math" w:eastAsia="Times New Roman" w:hAnsi="Cambria Math" w:cs="Segoe UI"/>
+                <w:sz w:val="21"/>
+                <w:szCs w:val="21"/>
+                <w:lang w:eastAsia="pt-BR"/>
+              </w:rPr>
+              <m:t>f</m:t>
+            </m:r>
+            <m:d>
+              <m:dPr>
+                <m:ctrlPr>
+                  <w:rPr>
+                    <w:rFonts w:ascii="Cambria Math" w:eastAsia="Times New Roman" w:hAnsi="Cambria Math" w:cs="Segoe UI"/>
+                    <w:i/>
+                    <w:sz w:val="21"/>
+                    <w:szCs w:val="21"/>
+                    <w:lang w:eastAsia="pt-BR"/>
+                  </w:rPr>
+                </m:ctrlPr>
+              </m:dPr>
+              <m:e>
+                <m:r>
+                  <w:rPr>
+                    <w:rFonts w:ascii="Cambria Math" w:eastAsia="Times New Roman" w:hAnsi="Cambria Math" w:cs="Segoe UI"/>
+                    <w:sz w:val="21"/>
+                    <w:szCs w:val="21"/>
+                    <w:lang w:eastAsia="pt-BR"/>
+                  </w:rPr>
+                  <m:t>U</m:t>
+                </m:r>
+              </m:e>
+            </m:d>
+          </m:e>
+        </m:d>
+        <m:r>
+          <w:rPr>
+            <w:rFonts w:ascii="Cambria Math" w:eastAsiaTheme="minorEastAsia" w:hAnsi="Cambria Math" w:cs="Cambria"/>
+            <w:color w:val="000000"/>
+          </w:rPr>
+          <m:t xml:space="preserve">= </m:t>
+        </m:r>
+        <m:nary>
+          <m:naryPr>
+            <m:limLoc m:val="subSup"/>
+            <m:ctrlPr>
+              <w:rPr>
+                <w:rFonts w:ascii="Cambria Math" w:eastAsiaTheme="minorEastAsia" w:hAnsi="Cambria Math" w:cs="Cambria"/>
+                <w:i/>
+                <w:color w:val="000000"/>
+              </w:rPr>
+            </m:ctrlPr>
+          </m:naryPr>
+          <m:sub>
+            <m:r>
+              <w:rPr>
+                <w:rFonts w:ascii="Cambria Math" w:eastAsiaTheme="minorEastAsia" w:hAnsi="Cambria Math" w:cs="Cambria"/>
+                <w:color w:val="000000"/>
+              </w:rPr>
+              <m:t>0</m:t>
+            </m:r>
+          </m:sub>
+          <m:sup>
+            <m:r>
+              <w:rPr>
+                <w:rFonts w:ascii="Cambria Math" w:eastAsiaTheme="minorEastAsia" w:hAnsi="Cambria Math" w:cs="Cambria"/>
+                <w:color w:val="000000"/>
+              </w:rPr>
+              <m:t>1</m:t>
+            </m:r>
+          </m:sup>
+          <m:e>
+            <m:r>
+              <m:rPr>
+                <m:sty m:val="p"/>
+              </m:rPr>
+              <w:rPr>
+                <w:rFonts w:ascii="Cambria Math" w:eastAsiaTheme="minorEastAsia" w:hAnsi="Cambria Math" w:cs="Cambria"/>
+                <w:color w:val="000000"/>
+              </w:rPr>
+              <m:t>f(</m:t>
+            </m:r>
+            <m:r>
+              <w:rPr>
+                <w:rFonts w:ascii="Cambria Math" w:eastAsiaTheme="minorEastAsia" w:hAnsi="Cambria Math" w:cs="Cambria"/>
+                <w:color w:val="000000"/>
+              </w:rPr>
+              <m:t>x</m:t>
+            </m:r>
+            <m:r>
+              <m:rPr>
+                <m:sty m:val="p"/>
+              </m:rPr>
+              <w:rPr>
+                <w:rFonts w:ascii="Cambria Math" w:eastAsiaTheme="minorEastAsia" w:hAnsi="Cambria Math" w:cs="Cambria"/>
+                <w:color w:val="000000"/>
+              </w:rPr>
+              <m:t xml:space="preserve">) </m:t>
+            </m:r>
+            <m:r>
+              <w:rPr>
+                <w:rFonts w:ascii="Cambria Math" w:eastAsiaTheme="minorEastAsia" w:hAnsi="Cambria Math" w:cs="Cambria"/>
+                <w:color w:val="000000"/>
+              </w:rPr>
+              <m:t>dx</m:t>
+            </m:r>
+          </m:e>
+        </m:nary>
+        <m:r>
+          <w:rPr>
+            <w:rFonts w:ascii="Cambria Math" w:eastAsia="Times New Roman" w:hAnsi="Cambria Math" w:cs="Segoe UI"/>
+            <w:sz w:val="21"/>
+            <w:szCs w:val="21"/>
+            <w:lang w:eastAsia="pt-BR"/>
+          </w:rPr>
+          <m:t xml:space="preserve"> </m:t>
+        </m:r>
+      </m:oMath>
+    </w:p>
+    <w:p>
+      <w:pPr>
+        <w:autoSpaceDE w:val="0"/>
+        <w:autoSpaceDN w:val="0"/>
+        <w:adjustRightInd w:val="0"/>
+        <w:spacing w:after="0" w:line="276" w:lineRule="auto"/>
+        <w:rPr>
+          <w:rFonts w:ascii="Cambria" w:eastAsiaTheme="minorEastAsia" w:hAnsi="Cambria" w:cs="Cambria"/>
+          <w:color w:val="000000"/>
+        </w:rPr>
+      </w:pPr>
+      <m:oMathPara>
+        <m:oMathParaPr>
+          <m:jc m:val="center"/>
+        </m:oMathParaPr>
+        <m:oMath>
+          <m:r>
+            <w:rPr>
+              <w:rFonts w:ascii="Cambria Math" w:eastAsiaTheme="minorEastAsia" w:hAnsi="Cambria Math" w:cs="Cambria"/>
+              <w:color w:val="000000"/>
+            </w:rPr>
+            <m:t xml:space="preserve">I= </m:t>
+          </m:r>
+          <m:nary>
+            <m:naryPr>
+              <m:limLoc m:val="subSup"/>
+              <m:ctrlPr>
+                <w:rPr>
+                  <w:rFonts w:ascii="Cambria Math" w:eastAsiaTheme="minorEastAsia" w:hAnsi="Cambria Math" w:cs="Cambria"/>
+                  <w:i/>
+                  <w:color w:val="000000"/>
+                </w:rPr>
+              </m:ctrlPr>
+            </m:naryPr>
+            <m:sub>
+              <m:r>
+                <w:rPr>
+                  <w:rFonts w:ascii="Cambria Math" w:eastAsiaTheme="minorEastAsia" w:hAnsi="Cambria Math" w:cs="Cambria"/>
+                  <w:color w:val="000000"/>
+                </w:rPr>
+                <m:t>0</m:t>
+              </m:r>
+            </m:sub>
+            <m:sup>
+              <m:r>
+                <w:rPr>
+                  <w:rFonts w:ascii="Cambria Math" w:eastAsiaTheme="minorEastAsia" w:hAnsi="Cambria Math" w:cs="Cambria"/>
+                  <w:color w:val="000000"/>
+                </w:rPr>
+                <m:t>1</m:t>
+              </m:r>
+            </m:sup>
+            <m:e>
+              <m:func>
+                <m:funcPr>
+                  <m:ctrlPr>
+                    <w:rPr>
+                      <w:rFonts w:ascii="Cambria Math" w:eastAsiaTheme="minorEastAsia" w:hAnsi="Cambria Math" w:cs="Cambria"/>
+                      <w:color w:val="000000"/>
+                    </w:rPr>
+                  </m:ctrlPr>
+                </m:funcPr>
+                <m:fName>
+                  <m:r>
+                    <m:rPr>
+                      <m:sty m:val="p"/>
+                    </m:rPr>
+                    <w:rPr>
+                      <w:rFonts w:ascii="Cambria Math" w:eastAsiaTheme="minorEastAsia" w:hAnsi="Cambria Math" w:cs="Cambria"/>
+                      <w:color w:val="000000"/>
+                    </w:rPr>
+                    <m:t>ln</m:t>
+                  </m:r>
+                </m:fName>
+                <m:e>
+                  <m:d>
+                    <m:dPr>
+                      <m:ctrlPr>
+                        <w:rPr>
+                          <w:rFonts w:ascii="Cambria Math" w:eastAsiaTheme="minorEastAsia" w:hAnsi="Cambria Math" w:cs="Cambria"/>
+                          <w:i/>
+                          <w:color w:val="000000"/>
+                        </w:rPr>
+                      </m:ctrlPr>
+                    </m:dPr>
+                    <m:e>
+                      <m:r>
+                        <w:rPr>
+                          <w:rFonts w:ascii="Cambria Math" w:eastAsiaTheme="minorEastAsia" w:hAnsi="Cambria Math" w:cs="Cambria"/>
+                          <w:color w:val="000000"/>
+                        </w:rPr>
+                        <m:t>1+x</m:t>
+                      </m:r>
+                    </m:e>
+                  </m:d>
+                </m:e>
+              </m:func>
+              <m:r>
+                <w:rPr>
+                  <w:rFonts w:ascii="Cambria Math" w:eastAsiaTheme="minorEastAsia" w:hAnsi="Cambria Math" w:cs="Cambria"/>
+                  <w:color w:val="000000"/>
+                </w:rPr>
+                <m:t>dx</m:t>
+              </m:r>
+            </m:e>
+          </m:nary>
+          <m:r>
+            <w:rPr>
+              <w:rFonts w:ascii="Cambria Math" w:eastAsiaTheme="minorEastAsia" w:hAnsi="Cambria Math" w:cs="Cambria"/>
+              <w:color w:val="000000"/>
+            </w:rPr>
+            <m:t>=E[</m:t>
+          </m:r>
+          <m:r>
+            <m:rPr>
+              <m:sty m:val="p"/>
+            </m:rPr>
+            <w:rPr>
+              <w:rFonts w:ascii="Cambria Math" w:eastAsiaTheme="minorEastAsia" w:hAnsi="Cambria Math" w:cs="Cambria"/>
+              <w:color w:val="000000"/>
+            </w:rPr>
+            <m:t>ln⁡</m:t>
+          </m:r>
+          <m:r>
+            <w:rPr>
+              <w:rFonts w:ascii="Cambria Math" w:eastAsiaTheme="minorEastAsia" w:hAnsi="Cambria Math" w:cs="Cambria"/>
+              <w:color w:val="000000"/>
+            </w:rPr>
+            <m:t>(1+U)]</m:t>
+          </m:r>
+        </m:oMath>
+      </m:oMathPara>
+    </w:p>
+    <w:p>
+      <w:pPr>
+        <w:autoSpaceDE w:val="0"/>
+        <w:autoSpaceDN w:val="0"/>
+        <w:adjustRightInd w:val="0"/>
+        <w:spacing w:after="0" w:line="276" w:lineRule="auto"/>
+        <w:jc w:val="center"/>
+        <w:rPr>
+          <w:rFonts w:ascii="Cambria" w:eastAsiaTheme="minorEastAsia" w:hAnsi="Cambria" w:cs="Cambria"/>
+          <w:color w:val="000000"/>
+        </w:rPr>
+      </w:pPr>
+      <w:r>
+        <w:rPr>
+          <w:rFonts w:ascii="Cambria" w:eastAsiaTheme="minorEastAsia" w:hAnsi="Cambria" w:cs="Cambria"/>
+          <w:color w:val="000000"/>
+        </w:rPr>
+        <w:t>E</w:t>
+      </w:r>
+      <w:r>
+        <w:rPr>
+          <w:rFonts w:ascii="Cambria" w:eastAsiaTheme="minorEastAsia" w:hAnsi="Cambria" w:cs="Cambria"/>
+          <w:color w:val="000000"/>
+        </w:rPr>
+        <w:t>stimativa de Monte Carlo para I</w:t>
+      </w:r>
+      <w:r>
+        <w:rPr>
+          <w:rFonts w:ascii="Cambria" w:eastAsiaTheme="minorEastAsia" w:hAnsi="Cambria" w:cs="Cambria"/>
+          <w:color w:val="000000"/>
+        </w:rPr>
+        <w:tab/>
+      </w:r>
+      <m:oMath>
+        <m:r>
+          <w:rPr>
+            <w:rFonts w:ascii="Cambria Math" w:eastAsiaTheme="minorEastAsia" w:hAnsi="Cambria Math" w:cs="Cambria"/>
+            <w:color w:val="000000"/>
+          </w:rPr>
+          <m:t xml:space="preserve">   </m:t>
+        </m:r>
+        <m:sSub>
+          <m:sSubPr>
+            <m:ctrlPr>
+              <w:rPr>
+                <w:rFonts w:ascii="Cambria Math" w:eastAsiaTheme="minorEastAsia" w:hAnsi="Cambria Math" w:cs="Cambria"/>
+                <w:i/>
+                <w:color w:val="000000"/>
+              </w:rPr>
+            </m:ctrlPr>
+          </m:sSubPr>
+          <m:e>
+            <m:acc>
+              <m:accPr>
+                <m:ctrlPr>
+                  <w:rPr>
+                    <w:rFonts w:ascii="Cambria Math" w:eastAsiaTheme="minorEastAsia" w:hAnsi="Cambria Math" w:cs="Cambria"/>
+                    <w:i/>
+                    <w:color w:val="000000"/>
+                  </w:rPr>
+                </m:ctrlPr>
+              </m:accPr>
+              <m:e>
+                <m:r>
+                  <w:rPr>
+                    <w:rFonts w:ascii="Cambria Math" w:eastAsiaTheme="minorEastAsia" w:hAnsi="Cambria Math" w:cs="Cambria"/>
+                    <w:color w:val="000000"/>
+                  </w:rPr>
+                  <m:t>I</m:t>
+                </m:r>
+              </m:e>
+            </m:acc>
+          </m:e>
+          <m:sub>
+            <m:r>
+              <w:rPr>
+                <w:rFonts w:ascii="Cambria Math" w:eastAsiaTheme="minorEastAsia" w:hAnsi="Cambria Math" w:cs="Cambria"/>
+                <w:color w:val="000000"/>
+              </w:rPr>
+              <m:t>N</m:t>
+            </m:r>
+          </m:sub>
+        </m:sSub>
+        <m:r>
+          <w:rPr>
+            <w:rFonts w:ascii="Cambria Math" w:eastAsiaTheme="minorEastAsia" w:hAnsi="Cambria Math" w:cs="Cambria"/>
+            <w:color w:val="000000"/>
+          </w:rPr>
+          <m:t xml:space="preserve">= </m:t>
+        </m:r>
+        <m:f>
+          <m:fPr>
+            <m:ctrlPr>
+              <w:rPr>
+                <w:rFonts w:ascii="Cambria Math" w:eastAsiaTheme="minorEastAsia" w:hAnsi="Cambria Math" w:cs="Cambria"/>
+                <w:i/>
+                <w:color w:val="000000"/>
+              </w:rPr>
+            </m:ctrlPr>
+          </m:fPr>
+          <m:num>
+            <m:r>
+              <w:rPr>
+                <w:rFonts w:ascii="Cambria Math" w:eastAsiaTheme="minorEastAsia" w:hAnsi="Cambria Math" w:cs="Cambria"/>
+                <w:color w:val="000000"/>
+              </w:rPr>
+              <m:t>1</m:t>
+            </m:r>
+          </m:num>
+          <m:den>
+            <m:r>
+              <w:rPr>
+                <w:rFonts w:ascii="Cambria Math" w:eastAsiaTheme="minorEastAsia" w:hAnsi="Cambria Math" w:cs="Cambria"/>
+                <w:color w:val="000000"/>
+              </w:rPr>
+              <m:t>N</m:t>
+            </m:r>
+          </m:den>
+        </m:f>
+        <m:nary>
+          <m:naryPr>
+            <m:chr m:val="∑"/>
+            <m:limLoc m:val="undOvr"/>
+            <m:ctrlPr>
+              <w:rPr>
+                <w:rFonts w:ascii="Cambria Math" w:eastAsiaTheme="minorEastAsia" w:hAnsi="Cambria Math" w:cs="Cambria"/>
+                <w:i/>
+                <w:color w:val="000000"/>
+              </w:rPr>
+            </m:ctrlPr>
+          </m:naryPr>
+          <m:sub>
+            <m:r>
+              <w:rPr>
+                <w:rFonts w:ascii="Cambria Math" w:eastAsiaTheme="minorEastAsia" w:hAnsi="Cambria Math" w:cs="Cambria"/>
+                <w:color w:val="000000"/>
+              </w:rPr>
+              <m:t>i=1</m:t>
+            </m:r>
+          </m:sub>
+          <m:sup>
+            <m:r>
+              <w:rPr>
+                <w:rFonts w:ascii="Cambria Math" w:eastAsiaTheme="minorEastAsia" w:hAnsi="Cambria Math" w:cs="Cambria"/>
+                <w:color w:val="000000"/>
+              </w:rPr>
+              <m:t>N</m:t>
+            </m:r>
+          </m:sup>
+          <m:e>
+            <m:r>
+              <m:rPr>
+                <m:sty m:val="p"/>
+              </m:rPr>
+              <w:rPr>
+                <w:rFonts w:ascii="Cambria Math" w:eastAsiaTheme="minorEastAsia" w:hAnsi="Cambria Math" w:cs="Cambria"/>
+                <w:color w:val="000000"/>
+              </w:rPr>
+              <m:t>⁡</m:t>
+            </m:r>
+            <m:f>
+              <m:fPr>
+                <m:type m:val="skw"/>
+                <m:ctrlPr>
+                  <w:rPr>
+                    <w:rFonts w:ascii="Cambria Math" w:eastAsiaTheme="minorEastAsia" w:hAnsi="Cambria Math" w:cs="Cambria"/>
+                    <w:color w:val="000000"/>
+                  </w:rPr>
+                </m:ctrlPr>
+              </m:fPr>
+              <m:num>
+                <m:r>
+                  <w:rPr>
+                    <w:rFonts w:ascii="Cambria Math" w:eastAsiaTheme="minorEastAsia" w:hAnsi="Cambria Math" w:cs="Cambria"/>
+                    <w:color w:val="000000"/>
+                  </w:rPr>
+                  <m:t>1</m:t>
+                </m:r>
+              </m:num>
+              <m:den>
+                <m:sSup>
+                  <m:sSupPr>
+                    <m:ctrlPr>
+                      <w:rPr>
+                        <w:rFonts w:ascii="Cambria Math" w:eastAsiaTheme="minorEastAsia" w:hAnsi="Cambria Math" w:cs="Cambria"/>
+                        <w:i/>
+                        <w:color w:val="000000"/>
+                      </w:rPr>
+                    </m:ctrlPr>
+                  </m:sSupPr>
+                  <m:e>
+                    <m:r>
+                      <w:rPr>
+                        <w:rFonts w:ascii="Cambria Math" w:eastAsiaTheme="minorEastAsia" w:hAnsi="Cambria Math" w:cs="Cambria"/>
+                        <w:color w:val="000000"/>
+                      </w:rPr>
+                      <m:t>(1+</m:t>
+                    </m:r>
+                    <m:sSub>
+                      <m:sSubPr>
+                        <m:ctrlPr>
+                          <w:rPr>
+                            <w:rFonts w:ascii="Cambria Math" w:eastAsiaTheme="minorEastAsia" w:hAnsi="Cambria Math" w:cs="Cambria"/>
+                            <w:i/>
+                            <w:color w:val="000000"/>
+                          </w:rPr>
+                        </m:ctrlPr>
+                      </m:sSubPr>
+                      <m:e>
+                        <m:r>
+                          <w:rPr>
+                            <w:rFonts w:ascii="Cambria Math" w:eastAsiaTheme="minorEastAsia" w:hAnsi="Cambria Math" w:cs="Cambria"/>
+                            <w:color w:val="000000"/>
+                          </w:rPr>
+                          <m:t>U</m:t>
+                        </m:r>
+                      </m:e>
+                      <m:sub>
+                        <m:r>
+                          <w:rPr>
+                            <w:rFonts w:ascii="Cambria Math" w:eastAsiaTheme="minorEastAsia" w:hAnsi="Cambria Math" w:cs="Cambria"/>
+                            <w:color w:val="000000"/>
+                          </w:rPr>
+                          <m:t>i</m:t>
+                        </m:r>
+                      </m:sub>
+                    </m:sSub>
+                    <m:r>
+                      <w:rPr>
+                        <w:rFonts w:ascii="Cambria Math" w:eastAsiaTheme="minorEastAsia" w:hAnsi="Cambria Math" w:cs="Cambria"/>
+                        <w:color w:val="000000"/>
+                      </w:rPr>
+                      <m:t>)</m:t>
+                    </m:r>
+                  </m:e>
+                  <m:sup>
+                    <m:r>
+                      <w:rPr>
+                        <w:rFonts w:ascii="Cambria Math" w:eastAsiaTheme="minorEastAsia" w:hAnsi="Cambria Math" w:cs="Cambria"/>
+                        <w:color w:val="000000"/>
+                      </w:rPr>
+                      <m:t>2</m:t>
+                    </m:r>
+                  </m:sup>
+                </m:sSup>
+              </m:den>
+            </m:f>
+          </m:e>
+        </m:nary>
+      </m:oMath>
+    </w:p>
+    <w:p>
+      <w:pPr>
+        <w:autoSpaceDE w:val="0"/>
+        <w:autoSpaceDN w:val="0"/>
+        <w:adjustRightInd w:val="0"/>
+        <w:spacing w:after="0" w:line="276" w:lineRule="auto"/>
+        <w:jc w:val="center"/>
+        <w:rPr>
+          <w:rFonts w:eastAsiaTheme="minorEastAsia"/>
+        </w:rPr>
+      </w:pPr>
+    </w:p>
     <w:p>
       <w:pPr>
         <w:pStyle w:val="PargrafodaLista"/>
@@ -1768,8 +3266,123 @@
         <w:t>Escolha uma distribuição p(x).</w:t>
       </w:r>
     </w:p>
-    <w:p/>
-    <w:p/>
+    <w:p>
+      <w:pPr>
+        <w:pStyle w:val="PargrafodaLista"/>
+        <w:autoSpaceDE w:val="0"/>
+        <w:autoSpaceDN w:val="0"/>
+        <w:adjustRightInd w:val="0"/>
+        <w:spacing w:after="0" w:line="276" w:lineRule="auto"/>
+        <w:ind w:left="0"/>
+        <w:rPr>
+          <w:rFonts w:ascii="Cambria" w:eastAsiaTheme="minorEastAsia" w:hAnsi="Cambria" w:cs="Cambria"/>
+          <w:color w:val="000000"/>
+        </w:rPr>
+      </w:pPr>
+      <m:oMathPara>
+        <m:oMath>
+          <m:r>
+            <w:rPr>
+              <w:rFonts w:ascii="Cambria Math" w:eastAsiaTheme="minorEastAsia" w:hAnsi="Cambria Math" w:cs="Cambria"/>
+              <w:color w:val="000000"/>
+            </w:rPr>
+            <m:t>p</m:t>
+          </m:r>
+          <m:d>
+            <m:dPr>
+              <m:ctrlPr>
+                <w:rPr>
+                  <w:rFonts w:ascii="Cambria Math" w:eastAsiaTheme="minorEastAsia" w:hAnsi="Cambria Math" w:cs="Cambria"/>
+                  <w:i/>
+                  <w:color w:val="000000"/>
+                </w:rPr>
+              </m:ctrlPr>
+            </m:dPr>
+            <m:e>
+              <m:r>
+                <w:rPr>
+                  <w:rFonts w:ascii="Cambria Math" w:eastAsiaTheme="minorEastAsia" w:hAnsi="Cambria Math" w:cs="Cambria"/>
+                  <w:color w:val="000000"/>
+                </w:rPr>
+                <m:t>x</m:t>
+              </m:r>
+            </m:e>
+          </m:d>
+          <m:r>
+            <w:rPr>
+              <w:rFonts w:ascii="Cambria Math" w:eastAsiaTheme="minorEastAsia" w:hAnsi="Cambria Math" w:cs="Cambria"/>
+              <w:color w:val="000000"/>
+            </w:rPr>
+            <m:t xml:space="preserve">= </m:t>
+          </m:r>
+          <m:f>
+            <m:fPr>
+              <m:ctrlPr>
+                <w:rPr>
+                  <w:rFonts w:ascii="Cambria Math" w:eastAsiaTheme="minorEastAsia" w:hAnsi="Cambria Math" w:cs="Cambria"/>
+                  <w:i/>
+                  <w:color w:val="000000"/>
+                </w:rPr>
+              </m:ctrlPr>
+            </m:fPr>
+            <m:num>
+              <m:r>
+                <w:rPr>
+                  <w:rFonts w:ascii="Cambria Math" w:eastAsiaTheme="minorEastAsia" w:hAnsi="Cambria Math" w:cs="Cambria"/>
+                  <w:color w:val="000000"/>
+                </w:rPr>
+                <m:t>2</m:t>
+              </m:r>
+            </m:num>
+            <m:den>
+              <m:sSup>
+                <m:sSupPr>
+                  <m:ctrlPr>
+                    <w:rPr>
+                      <w:rFonts w:ascii="Cambria Math" w:eastAsiaTheme="minorEastAsia" w:hAnsi="Cambria Math" w:cs="Cambria"/>
+                      <w:i/>
+                      <w:color w:val="000000"/>
+                    </w:rPr>
+                  </m:ctrlPr>
+                </m:sSupPr>
+                <m:e>
+                  <m:r>
+                    <w:rPr>
+                      <w:rFonts w:ascii="Cambria Math" w:eastAsiaTheme="minorEastAsia" w:hAnsi="Cambria Math" w:cs="Cambria"/>
+                      <w:color w:val="000000"/>
+                    </w:rPr>
+                    <m:t>(1+x)</m:t>
+                  </m:r>
+                </m:e>
+                <m:sup>
+                  <m:r>
+                    <w:rPr>
+                      <w:rFonts w:ascii="Cambria Math" w:eastAsiaTheme="minorEastAsia" w:hAnsi="Cambria Math" w:cs="Cambria"/>
+                      <w:color w:val="000000"/>
+                    </w:rPr>
+                    <m:t>2</m:t>
+                  </m:r>
+                </m:sup>
+              </m:sSup>
+            </m:den>
+          </m:f>
+        </m:oMath>
+      </m:oMathPara>
+    </w:p>
+    <w:p>
+      <w:pPr>
+        <w:pStyle w:val="PargrafodaLista"/>
+        <w:autoSpaceDE w:val="0"/>
+        <w:autoSpaceDN w:val="0"/>
+        <w:adjustRightInd w:val="0"/>
+        <w:spacing w:after="0" w:line="276" w:lineRule="auto"/>
+        <w:ind w:left="0"/>
+        <w:rPr>
+          <w:rFonts w:ascii="Cambria" w:eastAsiaTheme="minorEastAsia" w:hAnsi="Cambria" w:cs="Cambria"/>
+          <w:color w:val="000000"/>
+        </w:rPr>
+      </w:pPr>
+    </w:p>
     <w:p>
       <w:pPr>
         <w:pStyle w:val="PargrafodaLista"/>
@@ -1795,7 +3408,595 @@
         <w:t>Reescreva o estimador e calcule a integral.</w:t>
       </w:r>
     </w:p>
+    <w:p>
+      <w:r>
+        <w:t>Uma realização por N:</w:t>
+      </w:r>
+    </w:p>
+    <w:tbl>
+      <w:tblPr>
+        <w:tblW w:w="0" w:type="auto"/>
+        <w:tblBorders>
+          <w:top w:val="single" w:sz="4" w:space="0" w:color="auto"/>
+          <w:left w:val="single" w:sz="4" w:space="0" w:color="auto"/>
+          <w:bottom w:val="single" w:sz="4" w:space="0" w:color="auto"/>
+          <w:right w:val="single" w:sz="4" w:space="0" w:color="auto"/>
+          <w:insideH w:val="single" w:sz="4" w:space="0" w:color="auto"/>
+          <w:insideV w:val="single" w:sz="4" w:space="0" w:color="auto"/>
+        </w:tblBorders>
+        <w:tblLook w:val="04A0" w:firstRow="1" w:lastRow="0" w:firstColumn="1" w:lastColumn="0" w:noHBand="0" w:noVBand="1"/>
+      </w:tblPr>
+      <w:tblGrid>
+        <w:gridCol w:w="1728"/>
+        <w:gridCol w:w="1728"/>
+        <w:gridCol w:w="1728"/>
+        <w:gridCol w:w="1728"/>
+        <w:gridCol w:w="1728"/>
+      </w:tblGrid>
+      <w:tr>
+        <w:tc>
+          <w:tcPr>
+            <w:tcW w:w="1728" w:type="dxa"/>
+          </w:tcPr>
+          <w:p>
+            <w:r>
+              <w:t>N</w:t>
+            </w:r>
+          </w:p>
+        </w:tc>
+        <w:tc>
+          <w:tcPr>
+            <w:tcW w:w="1728" w:type="dxa"/>
+          </w:tcPr>
+          <w:p>
+            <w:r>
+              <w:t>MC simples</w:t>
+            </w:r>
+          </w:p>
+        </w:tc>
+        <w:tc>
+          <w:tcPr>
+            <w:tcW w:w="1728" w:type="dxa"/>
+          </w:tcPr>
+          <w:p>
+            <w:r>
+              <w:t xml:space="preserve">Erro </w:t>
+            </w:r>
+            <w:proofErr w:type="spellStart"/>
+            <w:r>
+              <w:t>abs</w:t>
+            </w:r>
+            <w:proofErr w:type="spellEnd"/>
+            <w:r>
+              <w:t xml:space="preserve"> (MC)</w:t>
+            </w:r>
+          </w:p>
+        </w:tc>
+        <w:tc>
+          <w:tcPr>
+            <w:tcW w:w="1728" w:type="dxa"/>
+          </w:tcPr>
+          <w:p>
+            <w:r>
+              <w:t>IS</w:t>
+            </w:r>
+          </w:p>
+        </w:tc>
+        <w:tc>
+          <w:tcPr>
+            <w:tcW w:w="1728" w:type="dxa"/>
+          </w:tcPr>
+          <w:p>
+            <w:r>
+              <w:t xml:space="preserve">Erro </w:t>
+            </w:r>
+            <w:proofErr w:type="spellStart"/>
+            <w:r>
+              <w:t>abs</w:t>
+            </w:r>
+            <w:proofErr w:type="spellEnd"/>
+            <w:r>
+              <w:t xml:space="preserve"> (IS)</w:t>
+            </w:r>
+          </w:p>
+        </w:tc>
+      </w:tr>
+      <w:tr>
+        <w:tc>
+          <w:tcPr>
+            <w:tcW w:w="1728" w:type="dxa"/>
+          </w:tcPr>
+          <w:p>
+            <w:r>
+              <w:t>100</w:t>
+            </w:r>
+          </w:p>
+        </w:tc>
+        <w:tc>
+          <w:tcPr>
+            <w:tcW w:w="1728" w:type="dxa"/>
+          </w:tcPr>
+          <w:p>
+            <w:r>
+              <w:t>0.513087</w:t>
+            </w:r>
+          </w:p>
+        </w:tc>
+        <w:tc>
+          <w:tcPr>
+            <w:tcW w:w="1728" w:type="dxa"/>
+          </w:tcPr>
+          <w:p>
+            <w:r>
+              <w:t>1.31e-02</w:t>
+            </w:r>
+          </w:p>
+        </w:tc>
+        <w:tc>
+          <w:tcPr>
+            <w:tcW w:w="1728" w:type="dxa"/>
+          </w:tcPr>
+          <w:p>
+            <w:r>
+              <w:t>0.500000</w:t>
+            </w:r>
+          </w:p>
+        </w:tc>
+        <w:tc>
+          <w:tcPr>
+            <w:tcW w:w="1728" w:type="dxa"/>
+          </w:tcPr>
+          <w:p>
+            <w:r>
+              <w:t>0.00e+00</w:t>
+            </w:r>
+          </w:p>
+        </w:tc>
+      </w:tr>
+      <w:tr>
+        <w:tc>
+          <w:tcPr>
+            <w:tcW w:w="1728" w:type="dxa"/>
+          </w:tcPr>
+          <w:p>
+            <w:r>
+              <w:t>1000</w:t>
+            </w:r>
+          </w:p>
+        </w:tc>
+        <w:tc>
+          <w:tcPr>
+            <w:tcW w:w="1728" w:type="dxa"/>
+          </w:tcPr>
+          <w:p>
+            <w:r>
+              <w:t>0.508142</w:t>
+            </w:r>
+          </w:p>
+        </w:tc>
+        <w:tc>
+          <w:tcPr>
+            <w:tcW w:w="1728" w:type="dxa"/>
+          </w:tcPr>
+          <w:p>
+            <w:r>
+              <w:t>8.14e-03</w:t>
+            </w:r>
+          </w:p>
+        </w:tc>
+        <w:tc>
+          <w:tcPr>
+            <w:tcW w:w="1728" w:type="dxa"/>
+          </w:tcPr>
+          <w:p>
+            <w:r>
+              <w:t>0.500000</w:t>
+            </w:r>
+          </w:p>
+        </w:tc>
+        <w:tc>
+          <w:tcPr>
+            <w:tcW w:w="1728" w:type="dxa"/>
+          </w:tcPr>
+          <w:p>
+            <w:r>
+              <w:t>0.00e+00</w:t>
+            </w:r>
+          </w:p>
+        </w:tc>
+      </w:tr>
+      <w:tr>
+        <w:tc>
+          <w:tcPr>
+            <w:tcW w:w="1728" w:type="dxa"/>
+          </w:tcPr>
+          <w:p>
+            <w:r>
+              <w:t>10000</w:t>
+            </w:r>
+          </w:p>
+        </w:tc>
+        <w:tc>
+          <w:tcPr>
+            <w:tcW w:w="1728" w:type="dxa"/>
+          </w:tcPr>
+          <w:p>
+            <w:r>
+              <w:t>0.497273</w:t>
+            </w:r>
+          </w:p>
+        </w:tc>
+        <w:tc>
+          <w:tcPr>
+            <w:tcW w:w="1728" w:type="dxa"/>
+          </w:tcPr>
+          <w:p>
+            <w:r>
+              <w:t>2.73e-03</w:t>
+            </w:r>
+          </w:p>
+        </w:tc>
+        <w:tc>
+          <w:tcPr>
+            <w:tcW w:w="1728" w:type="dxa"/>
+          </w:tcPr>
+          <w:p>
+            <w:r>
+              <w:t>0.500000</w:t>
+            </w:r>
+          </w:p>
+        </w:tc>
+        <w:tc>
+          <w:tcPr>
+            <w:tcW w:w="1728" w:type="dxa"/>
+          </w:tcPr>
+          <w:p>
+            <w:r>
+              <w:t>0.00e+00</w:t>
+            </w:r>
+          </w:p>
+        </w:tc>
+      </w:tr>
+      <w:tr>
+        <w:tc>
+          <w:tcPr>
+            <w:tcW w:w="1728" w:type="dxa"/>
+          </w:tcPr>
+          <w:p>
+            <w:r>
+              <w:t>100000</w:t>
+            </w:r>
+          </w:p>
+        </w:tc>
+        <w:tc>
+          <w:tcPr>
+            <w:tcW w:w="1728" w:type="dxa"/>
+          </w:tcPr>
+          <w:p>
+            <w:r>
+              <w:t>0.500211</w:t>
+            </w:r>
+          </w:p>
+        </w:tc>
+        <w:tc>
+          <w:tcPr>
+            <w:tcW w:w="1728" w:type="dxa"/>
+          </w:tcPr>
+          <w:p>
+            <w:r>
+              <w:t>2.11e-04</w:t>
+            </w:r>
+          </w:p>
+        </w:tc>
+        <w:tc>
+          <w:tcPr>
+            <w:tcW w:w="1728" w:type="dxa"/>
+          </w:tcPr>
+          <w:p>
+            <w:r>
+              <w:t>0.500000</w:t>
+            </w:r>
+          </w:p>
+        </w:tc>
+        <w:tc>
+          <w:tcPr>
+            <w:tcW w:w="1728" w:type="dxa"/>
+          </w:tcPr>
+          <w:p>
+            <w:r>
+              <w:t>0.00e+00</w:t>
+            </w:r>
+          </w:p>
+        </w:tc>
+      </w:tr>
+    </w:tbl>
     <w:p/>
+    <w:p>
+      <w:r>
+        <w:t>Estatísticas em R=200 repetições (MAE = erro absoluto médio; STD = desvio-padrão das estimativas):</w:t>
+      </w:r>
+    </w:p>
+    <w:tbl>
+      <w:tblPr>
+        <w:tblW w:w="0" w:type="auto"/>
+        <w:tblBorders>
+          <w:top w:val="single" w:sz="4" w:space="0" w:color="auto"/>
+          <w:left w:val="single" w:sz="4" w:space="0" w:color="auto"/>
+          <w:bottom w:val="single" w:sz="4" w:space="0" w:color="auto"/>
+          <w:right w:val="single" w:sz="4" w:space="0" w:color="auto"/>
+          <w:insideH w:val="single" w:sz="4" w:space="0" w:color="auto"/>
+          <w:insideV w:val="single" w:sz="4" w:space="0" w:color="auto"/>
+        </w:tblBorders>
+        <w:tblLook w:val="04A0" w:firstRow="1" w:lastRow="0" w:firstColumn="1" w:lastColumn="0" w:noHBand="0" w:noVBand="1"/>
+      </w:tblPr>
+      <w:tblGrid>
+        <w:gridCol w:w="1728"/>
+        <w:gridCol w:w="1728"/>
+        <w:gridCol w:w="1728"/>
+        <w:gridCol w:w="1728"/>
+        <w:gridCol w:w="1728"/>
+      </w:tblGrid>
+      <w:tr>
+        <w:tc>
+          <w:tcPr>
+            <w:tcW w:w="1728" w:type="dxa"/>
+          </w:tcPr>
+          <w:p>
+            <w:r>
+              <w:t>N</w:t>
+            </w:r>
+          </w:p>
+        </w:tc>
+        <w:tc>
+          <w:tcPr>
+            <w:tcW w:w="1728" w:type="dxa"/>
+          </w:tcPr>
+          <w:p>
+            <w:r>
+              <w:t>MAE (MC)</w:t>
+            </w:r>
+          </w:p>
+        </w:tc>
+        <w:tc>
+          <w:tcPr>
+            <w:tcW w:w="1728" w:type="dxa"/>
+          </w:tcPr>
+          <w:p>
+            <w:r>
+              <w:t>STD (MC)</w:t>
+            </w:r>
+          </w:p>
+        </w:tc>
+        <w:tc>
+          <w:tcPr>
+            <w:tcW w:w="1728" w:type="dxa"/>
+          </w:tcPr>
+          <w:p>
+            <w:r>
+              <w:t>MAE (IS)</w:t>
+            </w:r>
+          </w:p>
+        </w:tc>
+        <w:tc>
+          <w:tcPr>
+            <w:tcW w:w="1728" w:type="dxa"/>
+          </w:tcPr>
+          <w:p>
+            <w:r>
+              <w:t>STD (IS)</w:t>
+            </w:r>
+          </w:p>
+        </w:tc>
+      </w:tr>
+      <w:tr>
+        <w:tc>
+          <w:tcPr>
+            <w:tcW w:w="1728" w:type="dxa"/>
+          </w:tcPr>
+          <w:p>
+            <w:r>
+              <w:t>100</w:t>
+            </w:r>
+          </w:p>
+        </w:tc>
+        <w:tc>
+          <w:tcPr>
+            <w:tcW w:w="1728" w:type="dxa"/>
+          </w:tcPr>
+          <w:p>
+            <w:r>
+              <w:t>1.835e-02</w:t>
+            </w:r>
+          </w:p>
+        </w:tc>
+        <w:tc>
+          <w:tcPr>
+            <w:tcW w:w="1728" w:type="dxa"/>
+          </w:tcPr>
+          <w:p>
+            <w:r>
+              <w:t>2.277e-02</w:t>
+            </w:r>
+          </w:p>
+        </w:tc>
+        <w:tc>
+          <w:tcPr>
+            <w:tcW w:w="1728" w:type="dxa"/>
+          </w:tcPr>
+          <w:p>
+            <w:r>
+              <w:t>0.0e+00</w:t>
+            </w:r>
+          </w:p>
+        </w:tc>
+        <w:tc>
+          <w:tcPr>
+            <w:tcW w:w="1728" w:type="dxa"/>
+          </w:tcPr>
+          <w:p>
+            <w:r>
+              <w:t>0.0e+00</w:t>
+            </w:r>
+          </w:p>
+        </w:tc>
+      </w:tr>
+      <w:tr>
+        <w:tc>
+          <w:tcPr>
+            <w:tcW w:w="1728" w:type="dxa"/>
+          </w:tcPr>
+          <w:p>
+            <w:r>
+              <w:t>1000</w:t>
+            </w:r>
+          </w:p>
+        </w:tc>
+        <w:tc>
+          <w:tcPr>
+            <w:tcW w:w="1728" w:type="dxa"/>
+          </w:tcPr>
+          <w:p>
+            <w:r>
+              <w:t>5.227e-03</w:t>
+            </w:r>
+          </w:p>
+        </w:tc>
+        <w:tc>
+          <w:tcPr>
+            <w:tcW w:w="1728" w:type="dxa"/>
+          </w:tcPr>
+          <w:p>
+            <w:r>
+              <w:t>6.692e-03</w:t>
+            </w:r>
+          </w:p>
+        </w:tc>
+        <w:tc>
+          <w:tcPr>
+            <w:tcW w:w="1728" w:type="dxa"/>
+          </w:tcPr>
+          <w:p>
+            <w:r>
+              <w:t>0.0e+00</w:t>
+            </w:r>
+          </w:p>
+        </w:tc>
+        <w:tc>
+          <w:tcPr>
+            <w:tcW w:w="1728" w:type="dxa"/>
+          </w:tcPr>
+          <w:p>
+            <w:r>
+              <w:t>0.0e+00</w:t>
+            </w:r>
+          </w:p>
+        </w:tc>
+      </w:tr>
+      <w:tr>
+        <w:tc>
+          <w:tcPr>
+            <w:tcW w:w="1728" w:type="dxa"/>
+          </w:tcPr>
+          <w:p>
+            <w:r>
+              <w:t>10000</w:t>
+            </w:r>
+          </w:p>
+        </w:tc>
+        <w:tc>
+          <w:tcPr>
+            <w:tcW w:w="1728" w:type="dxa"/>
+          </w:tcPr>
+          <w:p>
+            <w:r>
+              <w:t>1.588e-03</w:t>
+            </w:r>
+          </w:p>
+        </w:tc>
+        <w:tc>
+          <w:tcPr>
+            <w:tcW w:w="1728" w:type="dxa"/>
+          </w:tcPr>
+          <w:p>
+            <w:r>
+              <w:t>1.973e-03</w:t>
+            </w:r>
+          </w:p>
+        </w:tc>
+        <w:tc>
+          <w:tcPr>
+            <w:tcW w:w="1728" w:type="dxa"/>
+          </w:tcPr>
+          <w:p>
+            <w:r>
+              <w:t>0.0e+00</w:t>
+            </w:r>
+          </w:p>
+        </w:tc>
+        <w:tc>
+          <w:tcPr>
+            <w:tcW w:w="1728" w:type="dxa"/>
+          </w:tcPr>
+          <w:p>
+            <w:r>
+              <w:t>0.0e+00</w:t>
+            </w:r>
+          </w:p>
+        </w:tc>
+      </w:tr>
+      <w:tr>
+        <w:tc>
+          <w:tcPr>
+            <w:tcW w:w="1728" w:type="dxa"/>
+          </w:tcPr>
+          <w:p>
+            <w:r>
+              <w:t>100000</w:t>
+            </w:r>
+          </w:p>
+        </w:tc>
+        <w:tc>
+          <w:tcPr>
+            <w:tcW w:w="1728" w:type="dxa"/>
+          </w:tcPr>
+          <w:p>
+            <w:r>
+              <w:t>5.214e-04</w:t>
+            </w:r>
+          </w:p>
+        </w:tc>
+        <w:tc>
+          <w:tcPr>
+            <w:tcW w:w="1728" w:type="dxa"/>
+          </w:tcPr>
+          <w:p>
+            <w:r>
+              <w:t>6.503e-04</w:t>
+            </w:r>
+          </w:p>
+        </w:tc>
+        <w:tc>
+          <w:tcPr>
+            <w:tcW w:w="1728" w:type="dxa"/>
+          </w:tcPr>
+          <w:p>
+            <w:r>
+              <w:t>0.0e+00</w:t>
+            </w:r>
+          </w:p>
+        </w:tc>
+        <w:tc>
+          <w:tcPr>
+            <w:tcW w:w="1728" w:type="dxa"/>
+          </w:tcPr>
+          <w:p>
+            <w:r>
+              <w:t>0.0e+00</w:t>
+            </w:r>
+          </w:p>
+        </w:tc>
+      </w:tr>
+    </w:tbl>
     <w:p/>
     <w:p>
       <w:pPr>
@@ -1819,11 +4020,430 @@
           <w:rFonts w:ascii="Cambria" w:eastAsiaTheme="minorEastAsia" w:hAnsi="Cambria" w:cs="Cambria"/>
           <w:color w:val="000000"/>
         </w:rPr>
+        <w:lastRenderedPageBreak/>
         <w:t>Compare os métodos.</w:t>
       </w:r>
     </w:p>
-    <w:p/>
-    <w:p/>
+    <w:p>
+      <w:r>
+        <w:t xml:space="preserve">Neste item comparam-se o método de Monte Carlo simples com amostragem uniforme e o método de </w:t>
+      </w:r>
+      <w:proofErr w:type="spellStart"/>
+      <w:r>
+        <w:t>Importance</w:t>
+      </w:r>
+      <w:proofErr w:type="spellEnd"/>
+      <w:r>
+        <w:t xml:space="preserve"> </w:t>
+      </w:r>
+      <w:proofErr w:type="spellStart"/>
+      <w:r>
+        <w:t>Sampling</w:t>
+      </w:r>
+      <w:proofErr w:type="spellEnd"/>
+      <w:r>
+        <w:t>, considerando duas abordagens:</w:t>
+      </w:r>
+    </w:p>
+    <w:p>
+      <w:pPr>
+        <w:pStyle w:val="PargrafodaLista"/>
+        <w:numPr>
+          <w:ilvl w:val="0"/>
+          <w:numId w:val="18"/>
+        </w:numPr>
+      </w:pPr>
+      <w:r>
+        <w:t xml:space="preserve"> uma única realização para diferentes tamanhos de amostra N;</w:t>
+      </w:r>
+    </w:p>
+    <w:p>
+      <w:pPr>
+        <w:pStyle w:val="PargrafodaLista"/>
+        <w:numPr>
+          <w:ilvl w:val="0"/>
+          <w:numId w:val="18"/>
+        </w:numPr>
+      </w:pPr>
+      <w:r>
+        <w:t xml:space="preserve"> uma análise estatística baseada em múltiplas repetições.</w:t>
+      </w:r>
+    </w:p>
+    <w:p>
+      <w:r>
+        <w:t>O valor exato da integral é I=0,5, utilizado como referência para a avaliação do erro.</w:t>
+      </w:r>
+    </w:p>
+    <w:p>
+      <w:pPr>
+        <w:rPr>
+          <w:b/>
+          <w:bCs/>
+        </w:rPr>
+      </w:pPr>
+      <w:r>
+        <w:rPr>
+          <w:b/>
+          <w:bCs/>
+        </w:rPr>
+        <w:t>Comparação para uma única realização</w:t>
+      </w:r>
+    </w:p>
+    <w:p>
+      <w:pPr>
+        <w:jc w:val="both"/>
+      </w:pPr>
+      <w:r>
+        <w:t>Inicialmente, realizou-se uma simulação para</w:t>
+      </w:r>
+      <m:oMath>
+        <m:r>
+          <w:rPr>
+            <w:rFonts w:ascii="Cambria Math" w:hAnsi="Cambria Math"/>
+          </w:rPr>
+          <m:t xml:space="preserve">N= </m:t>
+        </m:r>
+        <m:sSup>
+          <m:sSupPr>
+            <m:ctrlPr>
+              <w:rPr>
+                <w:rFonts w:ascii="Cambria Math" w:hAnsi="Cambria Math"/>
+                <w:i/>
+              </w:rPr>
+            </m:ctrlPr>
+          </m:sSupPr>
+          <m:e>
+            <m:r>
+              <w:rPr>
+                <w:rFonts w:ascii="Cambria Math" w:hAnsi="Cambria Math"/>
+              </w:rPr>
+              <m:t>10</m:t>
+            </m:r>
+          </m:e>
+          <m:sup>
+            <m:r>
+              <w:rPr>
+                <w:rFonts w:ascii="Cambria Math" w:hAnsi="Cambria Math"/>
+              </w:rPr>
+              <m:t>2</m:t>
+            </m:r>
+          </m:sup>
+        </m:sSup>
+        <m:r>
+          <w:rPr>
+            <w:rFonts w:ascii="Cambria Math" w:hAnsi="Cambria Math"/>
+          </w:rPr>
+          <m:t xml:space="preserve">, </m:t>
+        </m:r>
+        <m:sSup>
+          <m:sSupPr>
+            <m:ctrlPr>
+              <w:rPr>
+                <w:rFonts w:ascii="Cambria Math" w:hAnsi="Cambria Math"/>
+                <w:i/>
+              </w:rPr>
+            </m:ctrlPr>
+          </m:sSupPr>
+          <m:e>
+            <m:r>
+              <w:rPr>
+                <w:rFonts w:ascii="Cambria Math" w:hAnsi="Cambria Math"/>
+              </w:rPr>
+              <m:t>10</m:t>
+            </m:r>
+          </m:e>
+          <m:sup>
+            <m:r>
+              <w:rPr>
+                <w:rFonts w:ascii="Cambria Math" w:hAnsi="Cambria Math"/>
+              </w:rPr>
+              <m:t>3</m:t>
+            </m:r>
+          </m:sup>
+        </m:sSup>
+        <m:r>
+          <w:rPr>
+            <w:rFonts w:ascii="Cambria Math" w:hAnsi="Cambria Math"/>
+          </w:rPr>
+          <m:t>,</m:t>
+        </m:r>
+        <m:sSup>
+          <m:sSupPr>
+            <m:ctrlPr>
+              <w:rPr>
+                <w:rFonts w:ascii="Cambria Math" w:hAnsi="Cambria Math"/>
+                <w:i/>
+              </w:rPr>
+            </m:ctrlPr>
+          </m:sSupPr>
+          <m:e>
+            <m:r>
+              <w:rPr>
+                <w:rFonts w:ascii="Cambria Math" w:hAnsi="Cambria Math"/>
+              </w:rPr>
+              <m:t>10</m:t>
+            </m:r>
+          </m:e>
+          <m:sup>
+            <m:r>
+              <w:rPr>
+                <w:rFonts w:ascii="Cambria Math" w:hAnsi="Cambria Math"/>
+              </w:rPr>
+              <m:t>4</m:t>
+            </m:r>
+          </m:sup>
+        </m:sSup>
+        <m:r>
+          <w:rPr>
+            <w:rFonts w:ascii="Cambria Math" w:hAnsi="Cambria Math"/>
+          </w:rPr>
+          <m:t>,</m:t>
+        </m:r>
+        <m:sSup>
+          <m:sSupPr>
+            <m:ctrlPr>
+              <w:rPr>
+                <w:rFonts w:ascii="Cambria Math" w:hAnsi="Cambria Math"/>
+                <w:i/>
+              </w:rPr>
+            </m:ctrlPr>
+          </m:sSupPr>
+          <m:e>
+            <m:r>
+              <w:rPr>
+                <w:rFonts w:ascii="Cambria Math" w:hAnsi="Cambria Math"/>
+              </w:rPr>
+              <m:t>10</m:t>
+            </m:r>
+          </m:e>
+          <m:sup>
+            <m:r>
+              <w:rPr>
+                <w:rFonts w:ascii="Cambria Math" w:hAnsi="Cambria Math"/>
+              </w:rPr>
+              <m:t>5</m:t>
+            </m:r>
+          </m:sup>
+        </m:sSup>
+      </m:oMath>
+      <w:r>
+        <w:t>. Observa-se que, no Monte Carlo simples, as estimativas oscilam em torno do valor exato, com erros que diminuem gradualmente à medida que N</w:t>
+      </w:r>
+      <w:r>
+        <w:t xml:space="preserve"> </w:t>
+      </w:r>
+      <w:r>
+        <w:t xml:space="preserve">aumenta. Em contraste, no </w:t>
+      </w:r>
+      <w:proofErr w:type="spellStart"/>
+      <w:r>
+        <w:t>Importance</w:t>
+      </w:r>
+      <w:proofErr w:type="spellEnd"/>
+      <w:r>
+        <w:t xml:space="preserve"> </w:t>
+      </w:r>
+      <w:proofErr w:type="spellStart"/>
+      <w:r>
+        <w:t>Sampling</w:t>
+      </w:r>
+      <w:proofErr w:type="spellEnd"/>
+      <w:r>
+        <w:t xml:space="preserve">, utilizando a densidade </w:t>
+      </w:r>
+      <m:oMath>
+        <m:r>
+          <w:rPr>
+            <w:rFonts w:ascii="Cambria Math" w:eastAsiaTheme="minorEastAsia" w:hAnsi="Cambria Math" w:cs="Cambria"/>
+            <w:color w:val="000000"/>
+          </w:rPr>
+          <m:t>p</m:t>
+        </m:r>
+        <m:d>
+          <m:dPr>
+            <m:ctrlPr>
+              <w:rPr>
+                <w:rFonts w:ascii="Cambria Math" w:eastAsiaTheme="minorEastAsia" w:hAnsi="Cambria Math" w:cs="Cambria"/>
+                <w:i/>
+                <w:color w:val="000000"/>
+              </w:rPr>
+            </m:ctrlPr>
+          </m:dPr>
+          <m:e>
+            <m:r>
+              <w:rPr>
+                <w:rFonts w:ascii="Cambria Math" w:eastAsiaTheme="minorEastAsia" w:hAnsi="Cambria Math" w:cs="Cambria"/>
+                <w:color w:val="000000"/>
+              </w:rPr>
+              <m:t>x</m:t>
+            </m:r>
+          </m:e>
+        </m:d>
+        <m:r>
+          <w:rPr>
+            <w:rFonts w:ascii="Cambria Math" w:eastAsiaTheme="minorEastAsia" w:hAnsi="Cambria Math" w:cs="Cambria"/>
+            <w:color w:val="000000"/>
+          </w:rPr>
+          <m:t xml:space="preserve">= </m:t>
+        </m:r>
+        <m:f>
+          <m:fPr>
+            <m:ctrlPr>
+              <w:rPr>
+                <w:rFonts w:ascii="Cambria Math" w:eastAsiaTheme="minorEastAsia" w:hAnsi="Cambria Math" w:cs="Cambria"/>
+                <w:i/>
+                <w:color w:val="000000"/>
+              </w:rPr>
+            </m:ctrlPr>
+          </m:fPr>
+          <m:num>
+            <m:r>
+              <w:rPr>
+                <w:rFonts w:ascii="Cambria Math" w:eastAsiaTheme="minorEastAsia" w:hAnsi="Cambria Math" w:cs="Cambria"/>
+                <w:color w:val="000000"/>
+              </w:rPr>
+              <m:t>2</m:t>
+            </m:r>
+          </m:num>
+          <m:den>
+            <m:sSup>
+              <m:sSupPr>
+                <m:ctrlPr>
+                  <w:rPr>
+                    <w:rFonts w:ascii="Cambria Math" w:eastAsiaTheme="minorEastAsia" w:hAnsi="Cambria Math" w:cs="Cambria"/>
+                    <w:i/>
+                    <w:color w:val="000000"/>
+                  </w:rPr>
+                </m:ctrlPr>
+              </m:sSupPr>
+              <m:e>
+                <m:r>
+                  <w:rPr>
+                    <w:rFonts w:ascii="Cambria Math" w:eastAsiaTheme="minorEastAsia" w:hAnsi="Cambria Math" w:cs="Cambria"/>
+                    <w:color w:val="000000"/>
+                  </w:rPr>
+                  <m:t>(1+x)</m:t>
+                </m:r>
+              </m:e>
+              <m:sup>
+                <m:r>
+                  <w:rPr>
+                    <w:rFonts w:ascii="Cambria Math" w:eastAsiaTheme="minorEastAsia" w:hAnsi="Cambria Math" w:cs="Cambria"/>
+                    <w:color w:val="000000"/>
+                  </w:rPr>
+                  <m:t>2</m:t>
+                </m:r>
+              </m:sup>
+            </m:sSup>
+          </m:den>
+        </m:f>
+      </m:oMath>
+      <w:r>
+        <w:t>, a estimativa coincide exatamente com o valor teórico I=0,5</w:t>
+      </w:r>
+      <w:r>
+        <w:t xml:space="preserve"> </w:t>
+      </w:r>
+      <w:r>
+        <w:t xml:space="preserve">para todos os valores de N. Assim, mesmo para amostras pequenas, o </w:t>
+      </w:r>
+      <w:proofErr w:type="spellStart"/>
+      <w:r>
+        <w:t>Importance</w:t>
+      </w:r>
+      <w:proofErr w:type="spellEnd"/>
+      <w:r>
+        <w:t xml:space="preserve"> </w:t>
+      </w:r>
+      <w:proofErr w:type="spellStart"/>
+      <w:r>
+        <w:t>Sampling</w:t>
+      </w:r>
+      <w:proofErr w:type="spellEnd"/>
+      <w:r>
+        <w:t xml:space="preserve"> apresenta desempenho significativamente superior.</w:t>
+      </w:r>
+    </w:p>
+    <w:p>
+      <w:pPr>
+        <w:jc w:val="both"/>
+        <w:rPr>
+          <w:b/>
+          <w:bCs/>
+        </w:rPr>
+      </w:pPr>
+      <w:r>
+        <w:rPr>
+          <w:b/>
+          <w:bCs/>
+        </w:rPr>
+        <w:t>Comparação estatística com repetições</w:t>
+      </w:r>
+    </w:p>
+    <w:p>
+      <w:pPr>
+        <w:jc w:val="both"/>
+      </w:pPr>
+      <w:r>
+        <w:t>Para uma avaliação mais robusta, cada experimento foi repetido R=200</w:t>
+      </w:r>
+      <w:r>
+        <w:t xml:space="preserve"> </w:t>
+      </w:r>
+      <w:r>
+        <w:t xml:space="preserve">vezes para cada valor de N. Foram calculados o erro absoluto médio (MAE) e o desvio-padrão das estimativas. Os resultados indicam que, no Monte Carlo simples, ambos diminuem com o aumento de N, seguindo aproximadamente o comportamento esperado de métodos Monte Carlo, proporcional a </w:t>
+      </w:r>
+      <m:oMath>
+        <m:f>
+          <m:fPr>
+            <m:type m:val="skw"/>
+            <m:ctrlPr>
+              <w:rPr>
+                <w:rFonts w:ascii="Cambria Math" w:hAnsi="Cambria Math"/>
+                <w:i/>
+                <w:lang w:eastAsia="pt-BR"/>
+              </w:rPr>
+            </m:ctrlPr>
+          </m:fPr>
+          <m:num>
+            <m:r>
+              <w:rPr>
+                <w:rFonts w:ascii="Cambria Math" w:hAnsi="Cambria Math"/>
+                <w:lang w:eastAsia="pt-BR"/>
+              </w:rPr>
+              <m:t>1</m:t>
+            </m:r>
+          </m:num>
+          <m:den>
+            <m:rad>
+              <m:radPr>
+                <m:degHide m:val="1"/>
+                <m:ctrlPr>
+                  <w:rPr>
+                    <w:rFonts w:ascii="Cambria Math" w:hAnsi="Cambria Math"/>
+                    <w:i/>
+                    <w:lang w:eastAsia="pt-BR"/>
+                  </w:rPr>
+                </m:ctrlPr>
+              </m:radPr>
+              <m:deg/>
+              <m:e>
+                <m:r>
+                  <w:rPr>
+                    <w:rFonts w:ascii="Cambria Math" w:hAnsi="Cambria Math"/>
+                    <w:lang w:eastAsia="pt-BR"/>
+                  </w:rPr>
+                  <m:t>N</m:t>
+                </m:r>
+              </m:e>
+            </m:rad>
+          </m:den>
+        </m:f>
+      </m:oMath>
+      <w:r>
+        <w:t>. Já no Importance Sampling, tanto o erro absoluto médio quanto o desvio-padrão são nulos em todas as repetições.</w:t>
+      </w:r>
+    </w:p>
     <w:p>
       <w:pPr>
         <w:pStyle w:val="PargrafodaLista"/>
@@ -1849,15 +4469,1001 @@
         <w:t>Justifique a escolha de p(x).</w:t>
       </w:r>
     </w:p>
-    <w:p/>
-    <w:p/>
-    <w:p>
-      <w:pPr>
-        <w:rPr>
-          <w:rFonts w:ascii="Cambria" w:eastAsiaTheme="minorEastAsia" w:hAnsi="Cambria" w:cs="Cambria"/>
-          <w:color w:val="000000"/>
-        </w:rPr>
-      </w:pPr>
+    <w:p>
+      <w:pPr>
+        <w:jc w:val="center"/>
+      </w:pPr>
+      <m:oMath>
+        <m:r>
+          <w:rPr>
+            <w:rFonts w:ascii="Cambria Math" w:eastAsiaTheme="minorEastAsia" w:hAnsi="Cambria Math" w:cs="Cambria"/>
+            <w:color w:val="000000"/>
+          </w:rPr>
+          <m:t>p</m:t>
+        </m:r>
+        <m:d>
+          <m:dPr>
+            <m:ctrlPr>
+              <w:rPr>
+                <w:rFonts w:ascii="Cambria Math" w:eastAsiaTheme="minorEastAsia" w:hAnsi="Cambria Math" w:cs="Cambria"/>
+                <w:i/>
+                <w:color w:val="000000"/>
+              </w:rPr>
+            </m:ctrlPr>
+          </m:dPr>
+          <m:e>
+            <m:r>
+              <w:rPr>
+                <w:rFonts w:ascii="Cambria Math" w:eastAsiaTheme="minorEastAsia" w:hAnsi="Cambria Math" w:cs="Cambria"/>
+                <w:color w:val="000000"/>
+              </w:rPr>
+              <m:t>x</m:t>
+            </m:r>
+          </m:e>
+        </m:d>
+        <m:r>
+          <w:rPr>
+            <w:rFonts w:ascii="Cambria Math" w:eastAsiaTheme="minorEastAsia" w:hAnsi="Cambria Math" w:cs="Cambria"/>
+            <w:color w:val="000000"/>
+          </w:rPr>
+          <m:t xml:space="preserve">= </m:t>
+        </m:r>
+        <m:f>
+          <m:fPr>
+            <m:ctrlPr>
+              <w:rPr>
+                <w:rFonts w:ascii="Cambria Math" w:eastAsiaTheme="minorEastAsia" w:hAnsi="Cambria Math" w:cs="Cambria"/>
+                <w:i/>
+                <w:color w:val="000000"/>
+              </w:rPr>
+            </m:ctrlPr>
+          </m:fPr>
+          <m:num>
+            <m:r>
+              <w:rPr>
+                <w:rFonts w:ascii="Cambria Math" w:eastAsiaTheme="minorEastAsia" w:hAnsi="Cambria Math" w:cs="Cambria"/>
+                <w:color w:val="000000"/>
+              </w:rPr>
+              <m:t>2</m:t>
+            </m:r>
+          </m:num>
+          <m:den>
+            <m:sSup>
+              <m:sSupPr>
+                <m:ctrlPr>
+                  <w:rPr>
+                    <w:rFonts w:ascii="Cambria Math" w:eastAsiaTheme="minorEastAsia" w:hAnsi="Cambria Math" w:cs="Cambria"/>
+                    <w:i/>
+                    <w:color w:val="000000"/>
+                  </w:rPr>
+                </m:ctrlPr>
+              </m:sSupPr>
+              <m:e>
+                <m:r>
+                  <w:rPr>
+                    <w:rFonts w:ascii="Cambria Math" w:eastAsiaTheme="minorEastAsia" w:hAnsi="Cambria Math" w:cs="Cambria"/>
+                    <w:color w:val="000000"/>
+                  </w:rPr>
+                  <m:t>(1+x)</m:t>
+                </m:r>
+              </m:e>
+              <m:sup>
+                <m:r>
+                  <w:rPr>
+                    <w:rFonts w:ascii="Cambria Math" w:eastAsiaTheme="minorEastAsia" w:hAnsi="Cambria Math" w:cs="Cambria"/>
+                    <w:color w:val="000000"/>
+                  </w:rPr>
+                  <m:t>2</m:t>
+                </m:r>
+              </m:sup>
+            </m:sSup>
+          </m:den>
+        </m:f>
+      </m:oMath>
+      <w:r>
+        <w:tab/>
+      </w:r>
+      <w:r>
+        <w:tab/>
+      </w:r>
+      <m:oMath>
+        <m:sSub>
+          <m:sSubPr>
+            <m:ctrlPr>
+              <w:rPr>
+                <w:rFonts w:ascii="Cambria Math" w:eastAsiaTheme="minorEastAsia" w:hAnsi="Cambria Math" w:cs="Cambria"/>
+                <w:i/>
+                <w:color w:val="000000"/>
+              </w:rPr>
+            </m:ctrlPr>
+          </m:sSubPr>
+          <m:e>
+            <m:acc>
+              <m:accPr>
+                <m:ctrlPr>
+                  <w:rPr>
+                    <w:rFonts w:ascii="Cambria Math" w:eastAsiaTheme="minorEastAsia" w:hAnsi="Cambria Math" w:cs="Cambria"/>
+                    <w:i/>
+                    <w:color w:val="000000"/>
+                  </w:rPr>
+                </m:ctrlPr>
+              </m:accPr>
+              <m:e>
+                <m:r>
+                  <w:rPr>
+                    <w:rFonts w:ascii="Cambria Math" w:eastAsiaTheme="minorEastAsia" w:hAnsi="Cambria Math" w:cs="Cambria"/>
+                    <w:color w:val="000000"/>
+                  </w:rPr>
+                  <m:t>I</m:t>
+                </m:r>
+              </m:e>
+            </m:acc>
+          </m:e>
+          <m:sub>
+            <m:r>
+              <w:rPr>
+                <w:rFonts w:ascii="Cambria Math" w:eastAsiaTheme="minorEastAsia" w:hAnsi="Cambria Math" w:cs="Cambria"/>
+                <w:color w:val="000000"/>
+              </w:rPr>
+              <m:t>N</m:t>
+            </m:r>
+          </m:sub>
+        </m:sSub>
+        <m:r>
+          <w:rPr>
+            <w:rFonts w:ascii="Cambria Math" w:eastAsiaTheme="minorEastAsia" w:hAnsi="Cambria Math" w:cs="Cambria"/>
+            <w:color w:val="000000"/>
+          </w:rPr>
+          <m:t xml:space="preserve">= </m:t>
+        </m:r>
+        <m:f>
+          <m:fPr>
+            <m:ctrlPr>
+              <w:rPr>
+                <w:rFonts w:ascii="Cambria Math" w:eastAsiaTheme="minorEastAsia" w:hAnsi="Cambria Math" w:cs="Cambria"/>
+                <w:i/>
+                <w:color w:val="000000"/>
+              </w:rPr>
+            </m:ctrlPr>
+          </m:fPr>
+          <m:num>
+            <m:r>
+              <w:rPr>
+                <w:rFonts w:ascii="Cambria Math" w:eastAsiaTheme="minorEastAsia" w:hAnsi="Cambria Math" w:cs="Cambria"/>
+                <w:color w:val="000000"/>
+              </w:rPr>
+              <m:t>1</m:t>
+            </m:r>
+          </m:num>
+          <m:den>
+            <m:r>
+              <w:rPr>
+                <w:rFonts w:ascii="Cambria Math" w:eastAsiaTheme="minorEastAsia" w:hAnsi="Cambria Math" w:cs="Cambria"/>
+                <w:color w:val="000000"/>
+              </w:rPr>
+              <m:t>N</m:t>
+            </m:r>
+          </m:den>
+        </m:f>
+        <m:nary>
+          <m:naryPr>
+            <m:chr m:val="∑"/>
+            <m:limLoc m:val="undOvr"/>
+            <m:ctrlPr>
+              <w:rPr>
+                <w:rFonts w:ascii="Cambria Math" w:eastAsiaTheme="minorEastAsia" w:hAnsi="Cambria Math" w:cs="Cambria"/>
+                <w:i/>
+                <w:color w:val="000000"/>
+              </w:rPr>
+            </m:ctrlPr>
+          </m:naryPr>
+          <m:sub>
+            <m:r>
+              <w:rPr>
+                <w:rFonts w:ascii="Cambria Math" w:eastAsiaTheme="minorEastAsia" w:hAnsi="Cambria Math" w:cs="Cambria"/>
+                <w:color w:val="000000"/>
+              </w:rPr>
+              <m:t>i=1</m:t>
+            </m:r>
+          </m:sub>
+          <m:sup>
+            <m:r>
+              <w:rPr>
+                <w:rFonts w:ascii="Cambria Math" w:eastAsiaTheme="minorEastAsia" w:hAnsi="Cambria Math" w:cs="Cambria"/>
+                <w:color w:val="000000"/>
+              </w:rPr>
+              <m:t>N</m:t>
+            </m:r>
+          </m:sup>
+          <m:e>
+            <m:f>
+              <m:fPr>
+                <m:ctrlPr>
+                  <w:rPr>
+                    <w:rFonts w:ascii="Cambria Math" w:eastAsiaTheme="minorEastAsia" w:hAnsi="Cambria Math" w:cs="Cambria"/>
+                    <w:i/>
+                    <w:color w:val="000000"/>
+                  </w:rPr>
+                </m:ctrlPr>
+              </m:fPr>
+              <m:num>
+                <m:r>
+                  <w:rPr>
+                    <w:rFonts w:ascii="Cambria Math" w:eastAsiaTheme="minorEastAsia" w:hAnsi="Cambria Math" w:cs="Cambria"/>
+                    <w:color w:val="000000"/>
+                  </w:rPr>
+                  <m:t>g</m:t>
+                </m:r>
+                <m:d>
+                  <m:dPr>
+                    <m:ctrlPr>
+                      <w:rPr>
+                        <w:rFonts w:ascii="Cambria Math" w:eastAsiaTheme="minorEastAsia" w:hAnsi="Cambria Math" w:cs="Cambria"/>
+                        <w:i/>
+                        <w:color w:val="000000"/>
+                      </w:rPr>
+                    </m:ctrlPr>
+                  </m:dPr>
+                  <m:e>
+                    <m:sSub>
+                      <m:sSubPr>
+                        <m:ctrlPr>
+                          <w:rPr>
+                            <w:rFonts w:ascii="Cambria Math" w:eastAsiaTheme="minorEastAsia" w:hAnsi="Cambria Math" w:cs="Cambria"/>
+                            <w:i/>
+                            <w:color w:val="000000"/>
+                          </w:rPr>
+                        </m:ctrlPr>
+                      </m:sSubPr>
+                      <m:e>
+                        <m:r>
+                          <w:rPr>
+                            <w:rFonts w:ascii="Cambria Math" w:eastAsiaTheme="minorEastAsia" w:hAnsi="Cambria Math" w:cs="Cambria"/>
+                            <w:color w:val="000000"/>
+                          </w:rPr>
+                          <m:t>X</m:t>
+                        </m:r>
+                      </m:e>
+                      <m:sub>
+                        <m:r>
+                          <w:rPr>
+                            <w:rFonts w:ascii="Cambria Math" w:eastAsiaTheme="minorEastAsia" w:hAnsi="Cambria Math" w:cs="Cambria"/>
+                            <w:color w:val="000000"/>
+                          </w:rPr>
+                          <m:t>i</m:t>
+                        </m:r>
+                      </m:sub>
+                    </m:sSub>
+                  </m:e>
+                </m:d>
+              </m:num>
+              <m:den>
+                <m:r>
+                  <w:rPr>
+                    <w:rFonts w:ascii="Cambria Math" w:eastAsiaTheme="minorEastAsia" w:hAnsi="Cambria Math" w:cs="Cambria"/>
+                    <w:color w:val="000000"/>
+                  </w:rPr>
+                  <m:t>p</m:t>
+                </m:r>
+                <m:d>
+                  <m:dPr>
+                    <m:ctrlPr>
+                      <w:rPr>
+                        <w:rFonts w:ascii="Cambria Math" w:eastAsiaTheme="minorEastAsia" w:hAnsi="Cambria Math" w:cs="Cambria"/>
+                        <w:i/>
+                        <w:color w:val="000000"/>
+                      </w:rPr>
+                    </m:ctrlPr>
+                  </m:dPr>
+                  <m:e>
+                    <m:sSub>
+                      <m:sSubPr>
+                        <m:ctrlPr>
+                          <w:rPr>
+                            <w:rFonts w:ascii="Cambria Math" w:eastAsiaTheme="minorEastAsia" w:hAnsi="Cambria Math" w:cs="Cambria"/>
+                            <w:i/>
+                            <w:color w:val="000000"/>
+                          </w:rPr>
+                        </m:ctrlPr>
+                      </m:sSubPr>
+                      <m:e>
+                        <m:r>
+                          <w:rPr>
+                            <w:rFonts w:ascii="Cambria Math" w:eastAsiaTheme="minorEastAsia" w:hAnsi="Cambria Math" w:cs="Cambria"/>
+                            <w:color w:val="000000"/>
+                          </w:rPr>
+                          <m:t>X</m:t>
+                        </m:r>
+                      </m:e>
+                      <m:sub>
+                        <m:r>
+                          <w:rPr>
+                            <w:rFonts w:ascii="Cambria Math" w:eastAsiaTheme="minorEastAsia" w:hAnsi="Cambria Math" w:cs="Cambria"/>
+                            <w:color w:val="000000"/>
+                          </w:rPr>
+                          <m:t>i</m:t>
+                        </m:r>
+                      </m:sub>
+                    </m:sSub>
+                  </m:e>
+                </m:d>
+              </m:den>
+            </m:f>
+          </m:e>
+        </m:nary>
+        <m:r>
+          <w:rPr>
+            <w:rFonts w:ascii="Cambria Math" w:eastAsiaTheme="minorEastAsia" w:hAnsi="Cambria Math" w:cs="Cambria"/>
+            <w:color w:val="000000"/>
+          </w:rPr>
+          <m:t xml:space="preserve"> , </m:t>
+        </m:r>
+        <m:sSub>
+          <m:sSubPr>
+            <m:ctrlPr>
+              <w:rPr>
+                <w:rFonts w:ascii="Cambria Math" w:eastAsiaTheme="minorEastAsia" w:hAnsi="Cambria Math" w:cs="Cambria"/>
+                <w:i/>
+                <w:color w:val="000000"/>
+              </w:rPr>
+            </m:ctrlPr>
+          </m:sSubPr>
+          <m:e>
+            <m:r>
+              <w:rPr>
+                <w:rFonts w:ascii="Cambria Math" w:eastAsiaTheme="minorEastAsia" w:hAnsi="Cambria Math" w:cs="Cambria"/>
+                <w:color w:val="000000"/>
+              </w:rPr>
+              <m:t>X</m:t>
+            </m:r>
+          </m:e>
+          <m:sub>
+            <m:r>
+              <w:rPr>
+                <w:rFonts w:ascii="Cambria Math" w:eastAsiaTheme="minorEastAsia" w:hAnsi="Cambria Math" w:cs="Cambria"/>
+                <w:color w:val="000000"/>
+              </w:rPr>
+              <m:t>i</m:t>
+            </m:r>
+          </m:sub>
+        </m:sSub>
+        <m:r>
+          <w:rPr>
+            <w:rFonts w:ascii="Cambria Math" w:eastAsiaTheme="minorEastAsia" w:hAnsi="Cambria Math" w:cs="Cambria"/>
+            <w:color w:val="000000"/>
+          </w:rPr>
+          <m:t xml:space="preserve"> ~ p(x)</m:t>
+        </m:r>
+      </m:oMath>
+      <w:r>
+        <w:rPr>
+          <w:rFonts w:eastAsiaTheme="minorEastAsia"/>
+          <w:color w:val="000000"/>
+        </w:rPr>
+        <w:t xml:space="preserve"> </w:t>
+      </w:r>
+      <w:r>
+        <w:rPr>
+          <w:rFonts w:eastAsiaTheme="minorEastAsia"/>
+          <w:color w:val="000000"/>
+        </w:rPr>
+        <w:tab/>
+      </w:r>
+      <w:r>
+        <w:rPr>
+          <w:rFonts w:eastAsiaTheme="minorEastAsia"/>
+          <w:color w:val="000000"/>
+        </w:rPr>
+        <w:tab/>
+      </w:r>
+      <m:oMath>
+        <m:f>
+          <m:fPr>
+            <m:ctrlPr>
+              <w:rPr>
+                <w:rFonts w:ascii="Cambria Math" w:eastAsiaTheme="minorEastAsia" w:hAnsi="Cambria Math" w:cs="Cambria"/>
+                <w:i/>
+                <w:color w:val="000000"/>
+              </w:rPr>
+            </m:ctrlPr>
+          </m:fPr>
+          <m:num>
+            <m:r>
+              <w:rPr>
+                <w:rFonts w:ascii="Cambria Math" w:eastAsiaTheme="minorEastAsia" w:hAnsi="Cambria Math" w:cs="Cambria"/>
+                <w:color w:val="000000"/>
+              </w:rPr>
+              <m:t>g</m:t>
+            </m:r>
+            <m:d>
+              <m:dPr>
+                <m:ctrlPr>
+                  <w:rPr>
+                    <w:rFonts w:ascii="Cambria Math" w:eastAsiaTheme="minorEastAsia" w:hAnsi="Cambria Math" w:cs="Cambria"/>
+                    <w:i/>
+                    <w:color w:val="000000"/>
+                  </w:rPr>
+                </m:ctrlPr>
+              </m:dPr>
+              <m:e>
+                <m:sSub>
+                  <m:sSubPr>
+                    <m:ctrlPr>
+                      <w:rPr>
+                        <w:rFonts w:ascii="Cambria Math" w:eastAsiaTheme="minorEastAsia" w:hAnsi="Cambria Math" w:cs="Cambria"/>
+                        <w:i/>
+                        <w:color w:val="000000"/>
+                      </w:rPr>
+                    </m:ctrlPr>
+                  </m:sSubPr>
+                  <m:e>
+                    <m:r>
+                      <w:rPr>
+                        <w:rFonts w:ascii="Cambria Math" w:eastAsiaTheme="minorEastAsia" w:hAnsi="Cambria Math" w:cs="Cambria"/>
+                        <w:color w:val="000000"/>
+                      </w:rPr>
+                      <m:t>X</m:t>
+                    </m:r>
+                  </m:e>
+                  <m:sub>
+                    <m:r>
+                      <w:rPr>
+                        <w:rFonts w:ascii="Cambria Math" w:eastAsiaTheme="minorEastAsia" w:hAnsi="Cambria Math" w:cs="Cambria"/>
+                        <w:color w:val="000000"/>
+                      </w:rPr>
+                      <m:t>i</m:t>
+                    </m:r>
+                  </m:sub>
+                </m:sSub>
+              </m:e>
+            </m:d>
+          </m:num>
+          <m:den>
+            <m:r>
+              <w:rPr>
+                <w:rFonts w:ascii="Cambria Math" w:eastAsiaTheme="minorEastAsia" w:hAnsi="Cambria Math" w:cs="Cambria"/>
+                <w:color w:val="000000"/>
+              </w:rPr>
+              <m:t>p</m:t>
+            </m:r>
+            <m:d>
+              <m:dPr>
+                <m:ctrlPr>
+                  <w:rPr>
+                    <w:rFonts w:ascii="Cambria Math" w:eastAsiaTheme="minorEastAsia" w:hAnsi="Cambria Math" w:cs="Cambria"/>
+                    <w:i/>
+                    <w:color w:val="000000"/>
+                  </w:rPr>
+                </m:ctrlPr>
+              </m:dPr>
+              <m:e>
+                <m:sSub>
+                  <m:sSubPr>
+                    <m:ctrlPr>
+                      <w:rPr>
+                        <w:rFonts w:ascii="Cambria Math" w:eastAsiaTheme="minorEastAsia" w:hAnsi="Cambria Math" w:cs="Cambria"/>
+                        <w:i/>
+                        <w:color w:val="000000"/>
+                      </w:rPr>
+                    </m:ctrlPr>
+                  </m:sSubPr>
+                  <m:e>
+                    <m:r>
+                      <w:rPr>
+                        <w:rFonts w:ascii="Cambria Math" w:eastAsiaTheme="minorEastAsia" w:hAnsi="Cambria Math" w:cs="Cambria"/>
+                        <w:color w:val="000000"/>
+                      </w:rPr>
+                      <m:t>X</m:t>
+                    </m:r>
+                  </m:e>
+                  <m:sub>
+                    <m:r>
+                      <w:rPr>
+                        <w:rFonts w:ascii="Cambria Math" w:eastAsiaTheme="minorEastAsia" w:hAnsi="Cambria Math" w:cs="Cambria"/>
+                        <w:color w:val="000000"/>
+                      </w:rPr>
+                      <m:t>i</m:t>
+                    </m:r>
+                  </m:sub>
+                </m:sSub>
+              </m:e>
+            </m:d>
+          </m:den>
+        </m:f>
+        <m:r>
+          <w:rPr>
+            <w:rFonts w:ascii="Cambria Math" w:hAnsi="Cambria Math"/>
+          </w:rPr>
+          <m:t xml:space="preserve">= </m:t>
+        </m:r>
+        <m:f>
+          <m:fPr>
+            <m:ctrlPr>
+              <w:rPr>
+                <w:rFonts w:ascii="Cambria Math" w:hAnsi="Cambria Math"/>
+                <w:i/>
+              </w:rPr>
+            </m:ctrlPr>
+          </m:fPr>
+          <m:num>
+            <m:f>
+              <m:fPr>
+                <m:ctrlPr>
+                  <w:rPr>
+                    <w:rFonts w:ascii="Cambria Math" w:hAnsi="Cambria Math"/>
+                    <w:i/>
+                  </w:rPr>
+                </m:ctrlPr>
+              </m:fPr>
+              <m:num>
+                <m:r>
+                  <w:rPr>
+                    <w:rFonts w:ascii="Cambria Math" w:hAnsi="Cambria Math"/>
+                  </w:rPr>
+                  <m:t>1</m:t>
+                </m:r>
+              </m:num>
+              <m:den>
+                <m:sSup>
+                  <m:sSupPr>
+                    <m:ctrlPr>
+                      <w:rPr>
+                        <w:rFonts w:ascii="Cambria Math" w:hAnsi="Cambria Math"/>
+                        <w:i/>
+                      </w:rPr>
+                    </m:ctrlPr>
+                  </m:sSupPr>
+                  <m:e>
+                    <m:r>
+                      <w:rPr>
+                        <w:rFonts w:ascii="Cambria Math" w:hAnsi="Cambria Math"/>
+                      </w:rPr>
+                      <m:t>(1+x)</m:t>
+                    </m:r>
+                  </m:e>
+                  <m:sup>
+                    <m:r>
+                      <w:rPr>
+                        <w:rFonts w:ascii="Cambria Math" w:hAnsi="Cambria Math"/>
+                      </w:rPr>
+                      <m:t>2</m:t>
+                    </m:r>
+                  </m:sup>
+                </m:sSup>
+              </m:den>
+            </m:f>
+          </m:num>
+          <m:den>
+            <m:f>
+              <m:fPr>
+                <m:ctrlPr>
+                  <w:rPr>
+                    <w:rFonts w:ascii="Cambria Math" w:hAnsi="Cambria Math"/>
+                    <w:i/>
+                  </w:rPr>
+                </m:ctrlPr>
+              </m:fPr>
+              <m:num>
+                <m:r>
+                  <w:rPr>
+                    <w:rFonts w:ascii="Cambria Math" w:hAnsi="Cambria Math"/>
+                  </w:rPr>
+                  <m:t>2</m:t>
+                </m:r>
+              </m:num>
+              <m:den>
+                <m:sSup>
+                  <m:sSupPr>
+                    <m:ctrlPr>
+                      <w:rPr>
+                        <w:rFonts w:ascii="Cambria Math" w:hAnsi="Cambria Math"/>
+                        <w:i/>
+                      </w:rPr>
+                    </m:ctrlPr>
+                  </m:sSupPr>
+                  <m:e>
+                    <m:r>
+                      <w:rPr>
+                        <w:rFonts w:ascii="Cambria Math" w:hAnsi="Cambria Math"/>
+                      </w:rPr>
+                      <m:t>(1+x)</m:t>
+                    </m:r>
+                  </m:e>
+                  <m:sup>
+                    <m:r>
+                      <w:rPr>
+                        <w:rFonts w:ascii="Cambria Math" w:hAnsi="Cambria Math"/>
+                      </w:rPr>
+                      <m:t>2</m:t>
+                    </m:r>
+                  </m:sup>
+                </m:sSup>
+              </m:den>
+            </m:f>
+          </m:den>
+        </m:f>
+        <m:r>
+          <w:rPr>
+            <w:rFonts w:ascii="Cambria Math" w:hAnsi="Cambria Math"/>
+          </w:rPr>
+          <m:t>=</m:t>
+        </m:r>
+        <m:f>
+          <m:fPr>
+            <m:ctrlPr>
+              <w:rPr>
+                <w:rFonts w:ascii="Cambria Math" w:hAnsi="Cambria Math"/>
+                <w:i/>
+              </w:rPr>
+            </m:ctrlPr>
+          </m:fPr>
+          <m:num>
+            <m:r>
+              <w:rPr>
+                <w:rFonts w:ascii="Cambria Math" w:hAnsi="Cambria Math"/>
+              </w:rPr>
+              <m:t>1</m:t>
+            </m:r>
+          </m:num>
+          <m:den>
+            <m:r>
+              <w:rPr>
+                <w:rFonts w:ascii="Cambria Math" w:hAnsi="Cambria Math"/>
+              </w:rPr>
+              <m:t>2</m:t>
+            </m:r>
+          </m:den>
+        </m:f>
+      </m:oMath>
+    </w:p>
+    <w:p>
+      <w:pPr>
+        <w:spacing w:after="0" w:line="300" w:lineRule="atLeast"/>
+        <w:rPr>
+          <w:rFonts w:ascii="Segoe UI" w:eastAsia="Times New Roman" w:hAnsi="Segoe UI" w:cs="Segoe UI"/>
+          <w:sz w:val="21"/>
+          <w:szCs w:val="21"/>
+          <w:lang w:eastAsia="pt-BR"/>
+        </w:rPr>
+      </w:pPr>
+      <w:r>
+        <w:rPr>
+          <w:rFonts w:ascii="Segoe UI" w:eastAsia="Times New Roman" w:hAnsi="Segoe UI" w:cs="Segoe UI"/>
+          <w:sz w:val="21"/>
+          <w:szCs w:val="21"/>
+          <w:lang w:eastAsia="pt-BR"/>
+        </w:rPr>
+        <w:t xml:space="preserve">o peso </w:t>
+      </w:r>
+      <m:oMath>
+        <m:f>
+          <m:fPr>
+            <m:ctrlPr>
+              <w:rPr>
+                <w:rFonts w:ascii="Cambria Math" w:eastAsiaTheme="minorEastAsia" w:hAnsi="Cambria Math" w:cs="Cambria"/>
+                <w:i/>
+                <w:color w:val="000000"/>
+              </w:rPr>
+            </m:ctrlPr>
+          </m:fPr>
+          <m:num>
+            <m:r>
+              <w:rPr>
+                <w:rFonts w:ascii="Cambria Math" w:eastAsiaTheme="minorEastAsia" w:hAnsi="Cambria Math" w:cs="Cambria"/>
+                <w:color w:val="000000"/>
+              </w:rPr>
+              <m:t>g</m:t>
+            </m:r>
+            <m:d>
+              <m:dPr>
+                <m:ctrlPr>
+                  <w:rPr>
+                    <w:rFonts w:ascii="Cambria Math" w:eastAsiaTheme="minorEastAsia" w:hAnsi="Cambria Math" w:cs="Cambria"/>
+                    <w:i/>
+                    <w:color w:val="000000"/>
+                  </w:rPr>
+                </m:ctrlPr>
+              </m:dPr>
+              <m:e>
+                <m:sSub>
+                  <m:sSubPr>
+                    <m:ctrlPr>
+                      <w:rPr>
+                        <w:rFonts w:ascii="Cambria Math" w:eastAsiaTheme="minorEastAsia" w:hAnsi="Cambria Math" w:cs="Cambria"/>
+                        <w:i/>
+                        <w:color w:val="000000"/>
+                      </w:rPr>
+                    </m:ctrlPr>
+                  </m:sSubPr>
+                  <m:e>
+                    <m:r>
+                      <w:rPr>
+                        <w:rFonts w:ascii="Cambria Math" w:eastAsiaTheme="minorEastAsia" w:hAnsi="Cambria Math" w:cs="Cambria"/>
+                        <w:color w:val="000000"/>
+                      </w:rPr>
+                      <m:t>X</m:t>
+                    </m:r>
+                  </m:e>
+                  <m:sub>
+                    <m:r>
+                      <w:rPr>
+                        <w:rFonts w:ascii="Cambria Math" w:eastAsiaTheme="minorEastAsia" w:hAnsi="Cambria Math" w:cs="Cambria"/>
+                        <w:color w:val="000000"/>
+                      </w:rPr>
+                      <m:t>i</m:t>
+                    </m:r>
+                  </m:sub>
+                </m:sSub>
+              </m:e>
+            </m:d>
+          </m:num>
+          <m:den>
+            <m:r>
+              <w:rPr>
+                <w:rFonts w:ascii="Cambria Math" w:eastAsiaTheme="minorEastAsia" w:hAnsi="Cambria Math" w:cs="Cambria"/>
+                <w:color w:val="000000"/>
+              </w:rPr>
+              <m:t>p</m:t>
+            </m:r>
+            <m:d>
+              <m:dPr>
+                <m:ctrlPr>
+                  <w:rPr>
+                    <w:rFonts w:ascii="Cambria Math" w:eastAsiaTheme="minorEastAsia" w:hAnsi="Cambria Math" w:cs="Cambria"/>
+                    <w:i/>
+                    <w:color w:val="000000"/>
+                  </w:rPr>
+                </m:ctrlPr>
+              </m:dPr>
+              <m:e>
+                <m:sSub>
+                  <m:sSubPr>
+                    <m:ctrlPr>
+                      <w:rPr>
+                        <w:rFonts w:ascii="Cambria Math" w:eastAsiaTheme="minorEastAsia" w:hAnsi="Cambria Math" w:cs="Cambria"/>
+                        <w:i/>
+                        <w:color w:val="000000"/>
+                      </w:rPr>
+                    </m:ctrlPr>
+                  </m:sSubPr>
+                  <m:e>
+                    <m:r>
+                      <w:rPr>
+                        <w:rFonts w:ascii="Cambria Math" w:eastAsiaTheme="minorEastAsia" w:hAnsi="Cambria Math" w:cs="Cambria"/>
+                        <w:color w:val="000000"/>
+                      </w:rPr>
+                      <m:t>X</m:t>
+                    </m:r>
+                  </m:e>
+                  <m:sub>
+                    <m:r>
+                      <w:rPr>
+                        <w:rFonts w:ascii="Cambria Math" w:eastAsiaTheme="minorEastAsia" w:hAnsi="Cambria Math" w:cs="Cambria"/>
+                        <w:color w:val="000000"/>
+                      </w:rPr>
+                      <m:t>i</m:t>
+                    </m:r>
+                  </m:sub>
+                </m:sSub>
+              </m:e>
+            </m:d>
+          </m:den>
+        </m:f>
+        <m:r>
+          <w:rPr>
+            <w:rFonts w:ascii="Cambria Math" w:eastAsiaTheme="minorEastAsia" w:hAnsi="Cambria Math" w:cs="Cambria"/>
+            <w:color w:val="000000"/>
+          </w:rPr>
+          <m:t xml:space="preserve"> </m:t>
+        </m:r>
+      </m:oMath>
+      <w:r>
+        <w:rPr>
+          <w:rFonts w:ascii="Segoe UI" w:eastAsia="Times New Roman" w:hAnsi="Segoe UI" w:cs="Segoe UI"/>
+          <w:sz w:val="21"/>
+          <w:szCs w:val="21"/>
+          <w:lang w:eastAsia="pt-BR"/>
+        </w:rPr>
+        <w:t xml:space="preserve">é constante para todo </w:t>
+      </w:r>
+      <m:oMath>
+        <m:r>
+          <m:rPr>
+            <m:sty m:val="p"/>
+          </m:rPr>
+          <w:rPr>
+            <w:rFonts w:ascii="Cambria Math" w:eastAsia="Times New Roman" w:hAnsi="Cambria Math" w:cs="Segoe UI"/>
+            <w:sz w:val="21"/>
+            <w:szCs w:val="21"/>
+            <w:lang w:eastAsia="pt-BR"/>
+          </w:rPr>
+          <m:t>x</m:t>
+        </m:r>
+        <m:r>
+          <m:rPr>
+            <m:sty m:val="p"/>
+          </m:rPr>
+          <w:rPr>
+            <w:rFonts w:ascii="Cambria Math" w:eastAsia="Times New Roman" w:hAnsi="Cambria Math" w:cs="Cambria Math"/>
+            <w:sz w:val="21"/>
+            <w:szCs w:val="21"/>
+            <w:lang w:eastAsia="pt-BR"/>
+          </w:rPr>
+          <m:t>∈</m:t>
+        </m:r>
+        <m:r>
+          <m:rPr>
+            <m:sty m:val="p"/>
+          </m:rPr>
+          <w:rPr>
+            <w:rFonts w:ascii="Cambria Math" w:eastAsia="Times New Roman" w:hAnsi="Cambria Math" w:cs="Segoe UI"/>
+            <w:sz w:val="21"/>
+            <w:szCs w:val="21"/>
+            <w:lang w:eastAsia="pt-BR"/>
+          </w:rPr>
+          <m:t>[0,1]</m:t>
+        </m:r>
+      </m:oMath>
+      <w:r>
+        <w:rPr>
+          <w:rFonts w:ascii="Segoe UI" w:eastAsia="Times New Roman" w:hAnsi="Segoe UI" w:cs="Segoe UI"/>
+          <w:sz w:val="21"/>
+          <w:szCs w:val="21"/>
+          <w:lang w:eastAsia="pt-BR"/>
+        </w:rPr>
+        <w:t>.</w:t>
+      </w:r>
+    </w:p>
+    <w:p>
+      <w:pPr>
+        <w:spacing w:before="100" w:beforeAutospacing="1" w:after="100" w:afterAutospacing="1" w:line="300" w:lineRule="atLeast"/>
+        <w:rPr>
+          <w:rFonts w:ascii="Segoe UI" w:eastAsia="Times New Roman" w:hAnsi="Segoe UI" w:cs="Segoe UI"/>
+          <w:sz w:val="21"/>
+          <w:szCs w:val="21"/>
+          <w:lang w:eastAsia="pt-BR"/>
+        </w:rPr>
+      </w:pPr>
+      <w:r>
+        <w:rPr>
+          <w:rFonts w:ascii="Segoe UI" w:eastAsia="Times New Roman" w:hAnsi="Segoe UI" w:cs="Segoe UI"/>
+          <w:sz w:val="21"/>
+          <w:szCs w:val="21"/>
+          <w:lang w:eastAsia="pt-BR"/>
+        </w:rPr>
+        <w:t>Como consequência:</w:t>
+      </w:r>
+    </w:p>
+    <w:p>
+      <w:pPr>
+        <w:numPr>
+          <w:ilvl w:val="0"/>
+          <w:numId w:val="17"/>
+        </w:numPr>
+        <w:spacing w:before="100" w:beforeAutospacing="1" w:after="100" w:afterAutospacing="1" w:line="300" w:lineRule="atLeast"/>
+        <w:rPr>
+          <w:rFonts w:ascii="Segoe UI" w:eastAsia="Times New Roman" w:hAnsi="Segoe UI" w:cs="Segoe UI"/>
+          <w:sz w:val="21"/>
+          <w:szCs w:val="21"/>
+          <w:lang w:eastAsia="pt-BR"/>
+        </w:rPr>
+      </w:pPr>
+      <w:r>
+        <w:rPr>
+          <w:rFonts w:ascii="Segoe UI" w:eastAsia="Times New Roman" w:hAnsi="Segoe UI" w:cs="Segoe UI"/>
+          <w:sz w:val="21"/>
+          <w:szCs w:val="21"/>
+          <w:lang w:eastAsia="pt-BR"/>
+        </w:rPr>
+        <w:t>a variância do estimador é exatamente zero;</w:t>
+      </w:r>
+    </w:p>
+    <w:p>
+      <w:pPr>
+        <w:numPr>
+          <w:ilvl w:val="0"/>
+          <w:numId w:val="17"/>
+        </w:numPr>
+        <w:spacing w:before="100" w:beforeAutospacing="1" w:after="100" w:afterAutospacing="1" w:line="300" w:lineRule="atLeast"/>
+        <w:rPr>
+          <w:rFonts w:ascii="Segoe UI" w:eastAsia="Times New Roman" w:hAnsi="Segoe UI" w:cs="Segoe UI"/>
+          <w:sz w:val="21"/>
+          <w:szCs w:val="21"/>
+          <w:lang w:eastAsia="pt-BR"/>
+        </w:rPr>
+      </w:pPr>
+      <w:r>
+        <w:rPr>
+          <w:rFonts w:ascii="Segoe UI" w:eastAsia="Times New Roman" w:hAnsi="Segoe UI" w:cs="Segoe UI"/>
+          <w:sz w:val="21"/>
+          <w:szCs w:val="21"/>
+          <w:lang w:eastAsia="pt-BR"/>
+        </w:rPr>
+        <w:t>todas as amostras contribuem igualmente para a estimativa;</w:t>
+      </w:r>
+    </w:p>
+    <w:p>
+      <w:pPr>
+        <w:numPr>
+          <w:ilvl w:val="0"/>
+          <w:numId w:val="17"/>
+        </w:numPr>
+        <w:spacing w:before="100" w:beforeAutospacing="1" w:after="100" w:afterAutospacing="1" w:line="300" w:lineRule="atLeast"/>
+        <w:rPr>
+          <w:rFonts w:ascii="Segoe UI" w:eastAsia="Times New Roman" w:hAnsi="Segoe UI" w:cs="Segoe UI"/>
+          <w:sz w:val="21"/>
+          <w:szCs w:val="21"/>
+          <w:lang w:eastAsia="pt-BR"/>
+        </w:rPr>
+      </w:pPr>
+      <w:r>
+        <w:rPr>
+          <w:rFonts w:ascii="Segoe UI" w:eastAsia="Times New Roman" w:hAnsi="Segoe UI" w:cs="Segoe UI"/>
+          <w:sz w:val="21"/>
+          <w:szCs w:val="21"/>
+          <w:lang w:eastAsia="pt-BR"/>
+        </w:rPr>
+        <w:t>o valor da integral é obtido de forma exata para qualquer número de amostras N.</w:t>
+      </w:r>
+    </w:p>
+    <w:p>
+      <w:pPr>
+        <w:spacing w:after="0" w:line="300" w:lineRule="atLeast"/>
+        <w:jc w:val="both"/>
+        <w:rPr>
+          <w:rFonts w:ascii="Cambria" w:eastAsiaTheme="minorEastAsia" w:hAnsi="Cambria" w:cs="Cambria"/>
+          <w:color w:val="000000"/>
+        </w:rPr>
+      </w:pPr>
+      <w:r>
+        <w:rPr>
+          <w:rFonts w:ascii="Segoe UI" w:eastAsia="Times New Roman" w:hAnsi="Segoe UI" w:cs="Segoe UI"/>
+          <w:sz w:val="21"/>
+          <w:szCs w:val="21"/>
+          <w:lang w:eastAsia="pt-BR"/>
+        </w:rPr>
+        <w:t xml:space="preserve">Portanto, a escolha de p(x) proporcional ao integrando leva ao melhor cenário possível em </w:t>
+      </w:r>
+      <w:proofErr w:type="spellStart"/>
+      <w:r>
+        <w:rPr>
+          <w:rFonts w:ascii="Segoe UI" w:eastAsia="Times New Roman" w:hAnsi="Segoe UI" w:cs="Segoe UI"/>
+          <w:sz w:val="21"/>
+          <w:szCs w:val="21"/>
+          <w:lang w:eastAsia="pt-BR"/>
+        </w:rPr>
+        <w:t>Importance</w:t>
+      </w:r>
+      <w:proofErr w:type="spellEnd"/>
+      <w:r>
+        <w:rPr>
+          <w:rFonts w:ascii="Segoe UI" w:eastAsia="Times New Roman" w:hAnsi="Segoe UI" w:cs="Segoe UI"/>
+          <w:sz w:val="21"/>
+          <w:szCs w:val="21"/>
+          <w:lang w:eastAsia="pt-BR"/>
+        </w:rPr>
+        <w:t xml:space="preserve"> </w:t>
+      </w:r>
+      <w:proofErr w:type="spellStart"/>
+      <w:r>
+        <w:rPr>
+          <w:rFonts w:ascii="Segoe UI" w:eastAsia="Times New Roman" w:hAnsi="Segoe UI" w:cs="Segoe UI"/>
+          <w:sz w:val="21"/>
+          <w:szCs w:val="21"/>
+          <w:lang w:eastAsia="pt-BR"/>
+        </w:rPr>
+        <w:t>Sampling</w:t>
+      </w:r>
+      <w:proofErr w:type="spellEnd"/>
+      <w:r>
+        <w:rPr>
+          <w:rFonts w:ascii="Segoe UI" w:eastAsia="Times New Roman" w:hAnsi="Segoe UI" w:cs="Segoe UI"/>
+          <w:sz w:val="21"/>
+          <w:szCs w:val="21"/>
+          <w:lang w:eastAsia="pt-BR"/>
+        </w:rPr>
+        <w:t>, eliminando completamente a variância do estimador.</w:t>
+      </w:r>
       <w:r>
         <w:rPr>
           <w:rFonts w:ascii="Cambria" w:eastAsiaTheme="minorEastAsia" w:hAnsi="Cambria" w:cs="Cambria"/>
@@ -3337,6 +6943,155 @@
     </w:lvl>
   </w:abstractNum>
   <w:abstractNum w:abstractNumId="7" w15:restartNumberingAfterBreak="0">
+    <w:nsid w:val="4FFA01D4"/>
+    <w:multiLevelType w:val="multilevel"/>
+    <w:tmpl w:val="B9E89458"/>
+    <w:lvl w:ilvl="0">
+      <w:start w:val="1"/>
+      <w:numFmt w:val="bullet"/>
+      <w:lvlText w:val=""/>
+      <w:lvlJc w:val="left"/>
+      <w:pPr>
+        <w:tabs>
+          <w:tab w:val="num" w:pos="720"/>
+        </w:tabs>
+        <w:ind w:left="720" w:hanging="360"/>
+      </w:pPr>
+      <w:rPr>
+        <w:rFonts w:ascii="Symbol" w:hAnsi="Symbol" w:hint="default"/>
+        <w:sz w:val="20"/>
+      </w:rPr>
+    </w:lvl>
+    <w:lvl w:ilvl="1" w:tentative="1">
+      <w:start w:val="1"/>
+      <w:numFmt w:val="bullet"/>
+      <w:lvlText w:val="o"/>
+      <w:lvlJc w:val="left"/>
+      <w:pPr>
+        <w:tabs>
+          <w:tab w:val="num" w:pos="1440"/>
+        </w:tabs>
+        <w:ind w:left="1440" w:hanging="360"/>
+      </w:pPr>
+      <w:rPr>
+        <w:rFonts w:ascii="Courier New" w:hAnsi="Courier New" w:hint="default"/>
+        <w:sz w:val="20"/>
+      </w:rPr>
+    </w:lvl>
+    <w:lvl w:ilvl="2" w:tentative="1">
+      <w:start w:val="1"/>
+      <w:numFmt w:val="bullet"/>
+      <w:lvlText w:val=""/>
+      <w:lvlJc w:val="left"/>
+      <w:pPr>
+        <w:tabs>
+          <w:tab w:val="num" w:pos="2160"/>
+        </w:tabs>
+        <w:ind w:left="2160" w:hanging="360"/>
+      </w:pPr>
+      <w:rPr>
+        <w:rFonts w:ascii="Wingdings" w:hAnsi="Wingdings" w:hint="default"/>
+        <w:sz w:val="20"/>
+      </w:rPr>
+    </w:lvl>
+    <w:lvl w:ilvl="3" w:tentative="1">
+      <w:start w:val="1"/>
+      <w:numFmt w:val="bullet"/>
+      <w:lvlText w:val=""/>
+      <w:lvlJc w:val="left"/>
+      <w:pPr>
+        <w:tabs>
+          <w:tab w:val="num" w:pos="2880"/>
+        </w:tabs>
+        <w:ind w:left="2880" w:hanging="360"/>
+      </w:pPr>
+      <w:rPr>
+        <w:rFonts w:ascii="Wingdings" w:hAnsi="Wingdings" w:hint="default"/>
+        <w:sz w:val="20"/>
+      </w:rPr>
+    </w:lvl>
+    <w:lvl w:ilvl="4" w:tentative="1">
+      <w:start w:val="1"/>
+      <w:numFmt w:val="bullet"/>
+      <w:lvlText w:val=""/>
+      <w:lvlJc w:val="left"/>
+      <w:pPr>
+        <w:tabs>
+          <w:tab w:val="num" w:pos="3600"/>
+        </w:tabs>
+        <w:ind w:left="3600" w:hanging="360"/>
+      </w:pPr>
+      <w:rPr>
+        <w:rFonts w:ascii="Wingdings" w:hAnsi="Wingdings" w:hint="default"/>
+        <w:sz w:val="20"/>
+      </w:rPr>
+    </w:lvl>
+    <w:lvl w:ilvl="5" w:tentative="1">
+      <w:start w:val="1"/>
+      <w:numFmt w:val="bullet"/>
+      <w:lvlText w:val=""/>
+      <w:lvlJc w:val="left"/>
+      <w:pPr>
+        <w:tabs>
+          <w:tab w:val="num" w:pos="4320"/>
+        </w:tabs>
+        <w:ind w:left="4320" w:hanging="360"/>
+      </w:pPr>
+      <w:rPr>
+        <w:rFonts w:ascii="Wingdings" w:hAnsi="Wingdings" w:hint="default"/>
+        <w:sz w:val="20"/>
+      </w:rPr>
+    </w:lvl>
+    <w:lvl w:ilvl="6" w:tentative="1">
+      <w:start w:val="1"/>
+      <w:numFmt w:val="bullet"/>
+      <w:lvlText w:val=""/>
+      <w:lvlJc w:val="left"/>
+      <w:pPr>
+        <w:tabs>
+          <w:tab w:val="num" w:pos="5040"/>
+        </w:tabs>
+        <w:ind w:left="5040" w:hanging="360"/>
+      </w:pPr>
+      <w:rPr>
+        <w:rFonts w:ascii="Wingdings" w:hAnsi="Wingdings" w:hint="default"/>
+        <w:sz w:val="20"/>
+      </w:rPr>
+    </w:lvl>
+    <w:lvl w:ilvl="7" w:tentative="1">
+      <w:start w:val="1"/>
+      <w:numFmt w:val="bullet"/>
+      <w:lvlText w:val=""/>
+      <w:lvlJc w:val="left"/>
+      <w:pPr>
+        <w:tabs>
+          <w:tab w:val="num" w:pos="5760"/>
+        </w:tabs>
+        <w:ind w:left="5760" w:hanging="360"/>
+      </w:pPr>
+      <w:rPr>
+        <w:rFonts w:ascii="Wingdings" w:hAnsi="Wingdings" w:hint="default"/>
+        <w:sz w:val="20"/>
+      </w:rPr>
+    </w:lvl>
+    <w:lvl w:ilvl="8" w:tentative="1">
+      <w:start w:val="1"/>
+      <w:numFmt w:val="bullet"/>
+      <w:lvlText w:val=""/>
+      <w:lvlJc w:val="left"/>
+      <w:pPr>
+        <w:tabs>
+          <w:tab w:val="num" w:pos="6480"/>
+        </w:tabs>
+        <w:ind w:left="6480" w:hanging="360"/>
+      </w:pPr>
+      <w:rPr>
+        <w:rFonts w:ascii="Wingdings" w:hAnsi="Wingdings" w:hint="default"/>
+        <w:sz w:val="20"/>
+      </w:rPr>
+    </w:lvl>
+  </w:abstractNum>
+  <w:abstractNum w:abstractNumId="8" w15:restartNumberingAfterBreak="0">
     <w:nsid w:val="562E6ADF"/>
     <w:multiLevelType w:val="hybridMultilevel"/>
     <w:tmpl w:val="8BB88464"/>
@@ -3426,7 +7181,7 @@
       </w:pPr>
     </w:lvl>
   </w:abstractNum>
-  <w:abstractNum w:abstractNumId="8" w15:restartNumberingAfterBreak="0">
+  <w:abstractNum w:abstractNumId="9" w15:restartNumberingAfterBreak="0">
     <w:nsid w:val="576B7E69"/>
     <w:multiLevelType w:val="hybridMultilevel"/>
     <w:tmpl w:val="3E7804D6"/>
@@ -3515,7 +7270,7 @@
       </w:pPr>
     </w:lvl>
   </w:abstractNum>
-  <w:abstractNum w:abstractNumId="9" w15:restartNumberingAfterBreak="0">
+  <w:abstractNum w:abstractNumId="10" w15:restartNumberingAfterBreak="0">
     <w:nsid w:val="64E26E0C"/>
     <w:multiLevelType w:val="hybridMultilevel"/>
     <w:tmpl w:val="A2ECDAA4"/>
@@ -3604,7 +7359,96 @@
       </w:pPr>
     </w:lvl>
   </w:abstractNum>
-  <w:abstractNum w:abstractNumId="10" w15:restartNumberingAfterBreak="0">
+  <w:abstractNum w:abstractNumId="11" w15:restartNumberingAfterBreak="0">
+    <w:nsid w:val="676D17D8"/>
+    <w:multiLevelType w:val="hybridMultilevel"/>
+    <w:tmpl w:val="88F488B0"/>
+    <w:lvl w:ilvl="0" w:tplc="07048414">
+      <w:start w:val="1"/>
+      <w:numFmt w:val="lowerRoman"/>
+      <w:lvlText w:val="(%1)"/>
+      <w:lvlJc w:val="left"/>
+      <w:pPr>
+        <w:ind w:left="1080" w:hanging="720"/>
+      </w:pPr>
+      <w:rPr>
+        <w:rFonts w:hint="default"/>
+      </w:rPr>
+    </w:lvl>
+    <w:lvl w:ilvl="1" w:tplc="04160019" w:tentative="1">
+      <w:start w:val="1"/>
+      <w:numFmt w:val="lowerLetter"/>
+      <w:lvlText w:val="%2."/>
+      <w:lvlJc w:val="left"/>
+      <w:pPr>
+        <w:ind w:left="1440" w:hanging="360"/>
+      </w:pPr>
+    </w:lvl>
+    <w:lvl w:ilvl="2" w:tplc="0416001B" w:tentative="1">
+      <w:start w:val="1"/>
+      <w:numFmt w:val="lowerRoman"/>
+      <w:lvlText w:val="%3."/>
+      <w:lvlJc w:val="right"/>
+      <w:pPr>
+        <w:ind w:left="2160" w:hanging="180"/>
+      </w:pPr>
+    </w:lvl>
+    <w:lvl w:ilvl="3" w:tplc="0416000F" w:tentative="1">
+      <w:start w:val="1"/>
+      <w:numFmt w:val="decimal"/>
+      <w:lvlText w:val="%4."/>
+      <w:lvlJc w:val="left"/>
+      <w:pPr>
+        <w:ind w:left="2880" w:hanging="360"/>
+      </w:pPr>
+    </w:lvl>
+    <w:lvl w:ilvl="4" w:tplc="04160019" w:tentative="1">
+      <w:start w:val="1"/>
+      <w:numFmt w:val="lowerLetter"/>
+      <w:lvlText w:val="%5."/>
+      <w:lvlJc w:val="left"/>
+      <w:pPr>
+        <w:ind w:left="3600" w:hanging="360"/>
+      </w:pPr>
+    </w:lvl>
+    <w:lvl w:ilvl="5" w:tplc="0416001B" w:tentative="1">
+      <w:start w:val="1"/>
+      <w:numFmt w:val="lowerRoman"/>
+      <w:lvlText w:val="%6."/>
+      <w:lvlJc w:val="right"/>
+      <w:pPr>
+        <w:ind w:left="4320" w:hanging="180"/>
+      </w:pPr>
+    </w:lvl>
+    <w:lvl w:ilvl="6" w:tplc="0416000F" w:tentative="1">
+      <w:start w:val="1"/>
+      <w:numFmt w:val="decimal"/>
+      <w:lvlText w:val="%7."/>
+      <w:lvlJc w:val="left"/>
+      <w:pPr>
+        <w:ind w:left="5040" w:hanging="360"/>
+      </w:pPr>
+    </w:lvl>
+    <w:lvl w:ilvl="7" w:tplc="04160019" w:tentative="1">
+      <w:start w:val="1"/>
+      <w:numFmt w:val="lowerLetter"/>
+      <w:lvlText w:val="%8."/>
+      <w:lvlJc w:val="left"/>
+      <w:pPr>
+        <w:ind w:left="5760" w:hanging="360"/>
+      </w:pPr>
+    </w:lvl>
+    <w:lvl w:ilvl="8" w:tplc="0416001B" w:tentative="1">
+      <w:start w:val="1"/>
+      <w:numFmt w:val="lowerRoman"/>
+      <w:lvlText w:val="%9."/>
+      <w:lvlJc w:val="right"/>
+      <w:pPr>
+        <w:ind w:left="6480" w:hanging="180"/>
+      </w:pPr>
+    </w:lvl>
+  </w:abstractNum>
+  <w:abstractNum w:abstractNumId="12" w15:restartNumberingAfterBreak="0">
     <w:nsid w:val="6D261345"/>
     <w:multiLevelType w:val="hybridMultilevel"/>
     <w:tmpl w:val="B78E6C44"/>
@@ -3694,7 +7538,7 @@
       </w:pPr>
     </w:lvl>
   </w:abstractNum>
-  <w:abstractNum w:abstractNumId="11" w15:restartNumberingAfterBreak="0">
+  <w:abstractNum w:abstractNumId="13" w15:restartNumberingAfterBreak="0">
     <w:nsid w:val="6DF219C1"/>
     <w:multiLevelType w:val="hybridMultilevel"/>
     <w:tmpl w:val="681C79CA"/>
@@ -3783,7 +7627,7 @@
       </w:pPr>
     </w:lvl>
   </w:abstractNum>
-  <w:abstractNum w:abstractNumId="12" w15:restartNumberingAfterBreak="0">
+  <w:abstractNum w:abstractNumId="14" w15:restartNumberingAfterBreak="0">
     <w:nsid w:val="70FB1774"/>
     <w:multiLevelType w:val="hybridMultilevel"/>
     <w:tmpl w:val="C5062586"/>
@@ -3896,7 +7740,7 @@
       </w:rPr>
     </w:lvl>
   </w:abstractNum>
-  <w:abstractNum w:abstractNumId="13" w15:restartNumberingAfterBreak="0">
+  <w:abstractNum w:abstractNumId="15" w15:restartNumberingAfterBreak="0">
     <w:nsid w:val="72C40D5B"/>
     <w:multiLevelType w:val="hybridMultilevel"/>
     <w:tmpl w:val="97C86C28"/>
@@ -3985,7 +7829,156 @@
       </w:pPr>
     </w:lvl>
   </w:abstractNum>
-  <w:abstractNum w:abstractNumId="14" w15:restartNumberingAfterBreak="0">
+  <w:abstractNum w:abstractNumId="16" w15:restartNumberingAfterBreak="0">
+    <w:nsid w:val="75947A55"/>
+    <w:multiLevelType w:val="multilevel"/>
+    <w:tmpl w:val="E280081E"/>
+    <w:lvl w:ilvl="0">
+      <w:start w:val="1"/>
+      <w:numFmt w:val="bullet"/>
+      <w:lvlText w:val=""/>
+      <w:lvlJc w:val="left"/>
+      <w:pPr>
+        <w:tabs>
+          <w:tab w:val="num" w:pos="720"/>
+        </w:tabs>
+        <w:ind w:left="720" w:hanging="360"/>
+      </w:pPr>
+      <w:rPr>
+        <w:rFonts w:ascii="Symbol" w:hAnsi="Symbol" w:hint="default"/>
+        <w:sz w:val="20"/>
+      </w:rPr>
+    </w:lvl>
+    <w:lvl w:ilvl="1" w:tentative="1">
+      <w:start w:val="1"/>
+      <w:numFmt w:val="bullet"/>
+      <w:lvlText w:val="o"/>
+      <w:lvlJc w:val="left"/>
+      <w:pPr>
+        <w:tabs>
+          <w:tab w:val="num" w:pos="1440"/>
+        </w:tabs>
+        <w:ind w:left="1440" w:hanging="360"/>
+      </w:pPr>
+      <w:rPr>
+        <w:rFonts w:ascii="Courier New" w:hAnsi="Courier New" w:hint="default"/>
+        <w:sz w:val="20"/>
+      </w:rPr>
+    </w:lvl>
+    <w:lvl w:ilvl="2" w:tentative="1">
+      <w:start w:val="1"/>
+      <w:numFmt w:val="bullet"/>
+      <w:lvlText w:val=""/>
+      <w:lvlJc w:val="left"/>
+      <w:pPr>
+        <w:tabs>
+          <w:tab w:val="num" w:pos="2160"/>
+        </w:tabs>
+        <w:ind w:left="2160" w:hanging="360"/>
+      </w:pPr>
+      <w:rPr>
+        <w:rFonts w:ascii="Wingdings" w:hAnsi="Wingdings" w:hint="default"/>
+        <w:sz w:val="20"/>
+      </w:rPr>
+    </w:lvl>
+    <w:lvl w:ilvl="3" w:tentative="1">
+      <w:start w:val="1"/>
+      <w:numFmt w:val="bullet"/>
+      <w:lvlText w:val=""/>
+      <w:lvlJc w:val="left"/>
+      <w:pPr>
+        <w:tabs>
+          <w:tab w:val="num" w:pos="2880"/>
+        </w:tabs>
+        <w:ind w:left="2880" w:hanging="360"/>
+      </w:pPr>
+      <w:rPr>
+        <w:rFonts w:ascii="Wingdings" w:hAnsi="Wingdings" w:hint="default"/>
+        <w:sz w:val="20"/>
+      </w:rPr>
+    </w:lvl>
+    <w:lvl w:ilvl="4" w:tentative="1">
+      <w:start w:val="1"/>
+      <w:numFmt w:val="bullet"/>
+      <w:lvlText w:val=""/>
+      <w:lvlJc w:val="left"/>
+      <w:pPr>
+        <w:tabs>
+          <w:tab w:val="num" w:pos="3600"/>
+        </w:tabs>
+        <w:ind w:left="3600" w:hanging="360"/>
+      </w:pPr>
+      <w:rPr>
+        <w:rFonts w:ascii="Wingdings" w:hAnsi="Wingdings" w:hint="default"/>
+        <w:sz w:val="20"/>
+      </w:rPr>
+    </w:lvl>
+    <w:lvl w:ilvl="5" w:tentative="1">
+      <w:start w:val="1"/>
+      <w:numFmt w:val="bullet"/>
+      <w:lvlText w:val=""/>
+      <w:lvlJc w:val="left"/>
+      <w:pPr>
+        <w:tabs>
+          <w:tab w:val="num" w:pos="4320"/>
+        </w:tabs>
+        <w:ind w:left="4320" w:hanging="360"/>
+      </w:pPr>
+      <w:rPr>
+        <w:rFonts w:ascii="Wingdings" w:hAnsi="Wingdings" w:hint="default"/>
+        <w:sz w:val="20"/>
+      </w:rPr>
+    </w:lvl>
+    <w:lvl w:ilvl="6" w:tentative="1">
+      <w:start w:val="1"/>
+      <w:numFmt w:val="bullet"/>
+      <w:lvlText w:val=""/>
+      <w:lvlJc w:val="left"/>
+      <w:pPr>
+        <w:tabs>
+          <w:tab w:val="num" w:pos="5040"/>
+        </w:tabs>
+        <w:ind w:left="5040" w:hanging="360"/>
+      </w:pPr>
+      <w:rPr>
+        <w:rFonts w:ascii="Wingdings" w:hAnsi="Wingdings" w:hint="default"/>
+        <w:sz w:val="20"/>
+      </w:rPr>
+    </w:lvl>
+    <w:lvl w:ilvl="7" w:tentative="1">
+      <w:start w:val="1"/>
+      <w:numFmt w:val="bullet"/>
+      <w:lvlText w:val=""/>
+      <w:lvlJc w:val="left"/>
+      <w:pPr>
+        <w:tabs>
+          <w:tab w:val="num" w:pos="5760"/>
+        </w:tabs>
+        <w:ind w:left="5760" w:hanging="360"/>
+      </w:pPr>
+      <w:rPr>
+        <w:rFonts w:ascii="Wingdings" w:hAnsi="Wingdings" w:hint="default"/>
+        <w:sz w:val="20"/>
+      </w:rPr>
+    </w:lvl>
+    <w:lvl w:ilvl="8" w:tentative="1">
+      <w:start w:val="1"/>
+      <w:numFmt w:val="bullet"/>
+      <w:lvlText w:val=""/>
+      <w:lvlJc w:val="left"/>
+      <w:pPr>
+        <w:tabs>
+          <w:tab w:val="num" w:pos="6480"/>
+        </w:tabs>
+        <w:ind w:left="6480" w:hanging="360"/>
+      </w:pPr>
+      <w:rPr>
+        <w:rFonts w:ascii="Wingdings" w:hAnsi="Wingdings" w:hint="default"/>
+        <w:sz w:val="20"/>
+      </w:rPr>
+    </w:lvl>
+  </w:abstractNum>
+  <w:abstractNum w:abstractNumId="17" w15:restartNumberingAfterBreak="0">
     <w:nsid w:val="768A709D"/>
     <w:multiLevelType w:val="hybridMultilevel"/>
     <w:tmpl w:val="F3DE3974"/>
@@ -4075,7 +8068,7 @@
     </w:lvl>
   </w:abstractNum>
   <w:num w:numId="1">
-    <w:abstractNumId w:val="7"/>
+    <w:abstractNumId w:val="8"/>
   </w:num>
   <w:num w:numId="2">
     <w:abstractNumId w:val="5"/>
@@ -4090,25 +8083,25 @@
     <w:abstractNumId w:val="2"/>
   </w:num>
   <w:num w:numId="6">
+    <w:abstractNumId w:val="17"/>
+  </w:num>
+  <w:num w:numId="7">
+    <w:abstractNumId w:val="15"/>
+  </w:num>
+  <w:num w:numId="8">
     <w:abstractNumId w:val="14"/>
   </w:num>
-  <w:num w:numId="7">
-    <w:abstractNumId w:val="13"/>
+  <w:num w:numId="9">
+    <w:abstractNumId w:val="9"/>
   </w:num>
-  <w:num w:numId="8">
+  <w:num w:numId="10">
     <w:abstractNumId w:val="12"/>
   </w:num>
-  <w:num w:numId="9">
-    <w:abstractNumId w:val="8"/>
-  </w:num>
-  <w:num w:numId="10">
+  <w:num w:numId="11">
     <w:abstractNumId w:val="10"/>
   </w:num>
-  <w:num w:numId="11">
-    <w:abstractNumId w:val="9"/>
-  </w:num>
   <w:num w:numId="12">
-    <w:abstractNumId w:val="11"/>
+    <w:abstractNumId w:val="13"/>
   </w:num>
   <w:num w:numId="13">
     <w:abstractNumId w:val="6"/>
@@ -4118,6 +8111,15 @@
   </w:num>
   <w:num w:numId="15">
     <w:abstractNumId w:val="0"/>
+  </w:num>
+  <w:num w:numId="16">
+    <w:abstractNumId w:val="7"/>
+  </w:num>
+  <w:num w:numId="17">
+    <w:abstractNumId w:val="16"/>
+  </w:num>
+  <w:num w:numId="18">
+    <w:abstractNumId w:val="11"/>
   </w:num>
 </w:numbering>
 </file>
@@ -4520,12 +8522,11 @@
   <w:style w:type="paragraph" w:default="1" w:styleId="Normal">
     <w:name w:val="Normal"/>
     <w:qFormat/>
-    <w:rsid w:val="00137C63"/>
+    <w:rsid w:val="00A8767A"/>
   </w:style>
   <w:style w:type="character" w:default="1" w:styleId="Fontepargpadro">
     <w:name w:val="Default Paragraph Font"/>
     <w:uiPriority w:val="1"/>
-    <w:semiHidden/>
     <w:unhideWhenUsed/>
   </w:style>
   <w:style w:type="table" w:default="1" w:styleId="Tabelanormal">
@@ -4666,6 +8667,44 @@
     <w:rPr>
       <w:color w:val="954F72" w:themeColor="followedHyperlink"/>
       <w:u w:val="single"/>
+    </w:rPr>
+  </w:style>
+  <w:style w:type="paragraph" w:styleId="NormalWeb">
+    <w:name w:val="Normal (Web)"/>
+    <w:basedOn w:val="Normal"/>
+    <w:uiPriority w:val="99"/>
+    <w:semiHidden/>
+    <w:unhideWhenUsed/>
+    <w:rsid w:val="00934EEF"/>
+    <w:pPr>
+      <w:spacing w:before="100" w:beforeAutospacing="1" w:after="100" w:afterAutospacing="1" w:line="240" w:lineRule="auto"/>
+    </w:pPr>
+    <w:rPr>
+      <w:rFonts w:ascii="Times New Roman" w:eastAsia="Times New Roman" w:hAnsi="Times New Roman" w:cs="Times New Roman"/>
+      <w:sz w:val="24"/>
+      <w:szCs w:val="24"/>
+      <w:lang w:eastAsia="pt-BR"/>
+    </w:rPr>
+  </w:style>
+  <w:style w:type="character" w:customStyle="1" w:styleId="katex-mathml">
+    <w:name w:val="katex-mathml"/>
+    <w:basedOn w:val="Fontepargpadro"/>
+    <w:rsid w:val="00934EEF"/>
+  </w:style>
+  <w:style w:type="character" w:customStyle="1" w:styleId="mbin">
+    <w:name w:val="mbin"/>
+    <w:basedOn w:val="Fontepargpadro"/>
+    <w:rsid w:val="00934EEF"/>
+  </w:style>
+  <w:style w:type="character" w:styleId="Forte">
+    <w:name w:val="Strong"/>
+    <w:basedOn w:val="Fontepargpadro"/>
+    <w:uiPriority w:val="22"/>
+    <w:qFormat/>
+    <w:rsid w:val="005B7C6F"/>
+    <w:rPr>
+      <w:b/>
+      <w:bCs/>
     </w:rPr>
   </w:style>
 </w:styles>

--- a/Trabalho 2/Desenvolvimento dos Exercícios.docx
+++ b/Trabalho 2/Desenvolvimento dos Exercícios.docx
@@ -342,6 +342,7 @@
           <w:color w:val="000000"/>
           <w:sz w:val="26"/>
           <w:szCs w:val="26"/>
+          <w:lang w:val="es-ES"/>
         </w:rPr>
       </w:pPr>
       <w:r>
@@ -352,56 +353,9 @@
           <w:color w:val="000000"/>
           <w:sz w:val="26"/>
           <w:szCs w:val="26"/>
-        </w:rPr>
-        <w:t xml:space="preserve">Alfredo </w:t>
-      </w:r>
-      <w:proofErr w:type="spellStart"/>
-      <w:r>
-        <w:rPr>
-          <w:rFonts w:ascii="Cambria-Bold" w:hAnsi="Cambria-Bold" w:cs="Cambria-Bold"/>
-          <w:b/>
-          <w:bCs/>
-          <w:color w:val="000000"/>
-          <w:sz w:val="26"/>
-          <w:szCs w:val="26"/>
-        </w:rPr>
-        <w:t>Jesús</w:t>
-      </w:r>
-      <w:proofErr w:type="spellEnd"/>
-      <w:r>
-        <w:rPr>
-          <w:rFonts w:ascii="Cambria-Bold" w:hAnsi="Cambria-Bold" w:cs="Cambria-Bold"/>
-          <w:b/>
-          <w:bCs/>
-          <w:color w:val="000000"/>
-          <w:sz w:val="26"/>
-          <w:szCs w:val="26"/>
-        </w:rPr>
-        <w:t xml:space="preserve"> </w:t>
-      </w:r>
-      <w:proofErr w:type="spellStart"/>
-      <w:r>
-        <w:rPr>
-          <w:rFonts w:ascii="Cambria-Bold" w:hAnsi="Cambria-Bold" w:cs="Cambria-Bold"/>
-          <w:b/>
-          <w:bCs/>
-          <w:color w:val="000000"/>
-          <w:sz w:val="26"/>
-          <w:szCs w:val="26"/>
-        </w:rPr>
-        <w:t>Arbolaez</w:t>
-      </w:r>
-      <w:proofErr w:type="spellEnd"/>
-      <w:r>
-        <w:rPr>
-          <w:rFonts w:ascii="Cambria-Bold" w:hAnsi="Cambria-Bold" w:cs="Cambria-Bold"/>
-          <w:b/>
-          <w:bCs/>
-          <w:color w:val="000000"/>
-          <w:sz w:val="26"/>
-          <w:szCs w:val="26"/>
-        </w:rPr>
-        <w:t xml:space="preserve"> Fundora</w:t>
+          <w:lang w:val="es-ES"/>
+        </w:rPr>
+        <w:t>Alfredo Jesús Arbolaez Fundora</w:t>
       </w:r>
     </w:p>
     <w:p>
@@ -418,6 +372,7 @@
           <w:color w:val="000000"/>
           <w:sz w:val="26"/>
           <w:szCs w:val="26"/>
+          <w:lang w:val="es-ES"/>
         </w:rPr>
       </w:pPr>
       <w:r>
@@ -428,6 +383,7 @@
           <w:color w:val="000000"/>
           <w:sz w:val="26"/>
           <w:szCs w:val="26"/>
+          <w:lang w:val="es-ES"/>
         </w:rPr>
         <w:t>José Antonio García Ocaña</w:t>
       </w:r>
@@ -445,6 +401,7 @@
           <w:color w:val="000000"/>
           <w:sz w:val="26"/>
           <w:szCs w:val="26"/>
+          <w:lang w:val="es-ES"/>
         </w:rPr>
       </w:pPr>
     </w:p>
@@ -463,7 +420,6 @@
           <w:szCs w:val="26"/>
         </w:rPr>
       </w:pPr>
-      <w:proofErr w:type="spellStart"/>
       <w:r>
         <w:rPr>
           <w:rFonts w:ascii="Cambria-Bold" w:hAnsi="Cambria-Bold" w:cs="Cambria-Bold"/>
@@ -473,38 +429,16 @@
           <w:sz w:val="26"/>
           <w:szCs w:val="26"/>
         </w:rPr>
-        <w:t>Github</w:t>
-      </w:r>
-      <w:proofErr w:type="spellEnd"/>
-      <w:r>
-        <w:rPr>
-          <w:rFonts w:ascii="Cambria-Bold" w:hAnsi="Cambria-Bold" w:cs="Cambria-Bold"/>
-          <w:b/>
-          <w:bCs/>
-          <w:color w:val="000000"/>
-          <w:sz w:val="26"/>
-          <w:szCs w:val="26"/>
-        </w:rPr>
-        <w:t xml:space="preserve">: </w:t>
+        <w:t xml:space="preserve">Github: </w:t>
       </w:r>
       <w:hyperlink r:id="rId7" w:history="1">
-        <w:proofErr w:type="spellStart"/>
         <w:r>
           <w:rPr>
             <w:rStyle w:val="Hyperlink"/>
             <w:sz w:val="28"/>
             <w:szCs w:val="28"/>
           </w:rPr>
-          <w:t>jgocana</w:t>
-        </w:r>
-        <w:proofErr w:type="spellEnd"/>
-        <w:r>
-          <w:rPr>
-            <w:rStyle w:val="Hyperlink"/>
-            <w:sz w:val="28"/>
-            <w:szCs w:val="28"/>
-          </w:rPr>
-          <w:t>/Trabalhos-TP-547: Trabalhos TP 547</w:t>
+          <w:t>jgocana/Trabalhos-TP-547: Trabalhos TP 547</w:t>
         </w:r>
       </w:hyperlink>
     </w:p>
@@ -729,13 +663,7 @@
           <w:rPr>
             <w:rFonts w:ascii="Cambria Math" w:hAnsi="Cambria Math"/>
           </w:rPr>
-          <m:t>u=1+x</m:t>
-        </m:r>
-        <m:r>
-          <w:rPr>
-            <w:rFonts w:ascii="Cambria Math" w:hAnsi="Cambria Math"/>
-          </w:rPr>
-          <m:t>;du=dx</m:t>
+          <m:t>u=1+x;du=dx</m:t>
         </m:r>
       </m:oMath>
       <w:r>
@@ -790,34 +718,7 @@
             <w:szCs w:val="21"/>
             <w:lang w:eastAsia="pt-BR"/>
           </w:rPr>
-          <m:t>x=</m:t>
-        </m:r>
-        <m:r>
-          <w:rPr>
-            <w:rFonts w:ascii="Cambria Math" w:eastAsia="Times New Roman" w:hAnsi="Cambria Math" w:cs="Segoe UI"/>
-            <w:sz w:val="21"/>
-            <w:szCs w:val="21"/>
-            <w:lang w:eastAsia="pt-BR"/>
-          </w:rPr>
-          <m:t>1</m:t>
-        </m:r>
-        <m:r>
-          <w:rPr>
-            <w:rFonts w:ascii="Cambria Math" w:eastAsia="Times New Roman" w:hAnsi="Cambria Math" w:cs="Segoe UI"/>
-            <w:sz w:val="21"/>
-            <w:szCs w:val="21"/>
-            <w:lang w:eastAsia="pt-BR"/>
-          </w:rPr>
-          <m:t>;u=</m:t>
-        </m:r>
-        <m:r>
-          <w:rPr>
-            <w:rFonts w:ascii="Cambria Math" w:eastAsia="Times New Roman" w:hAnsi="Cambria Math" w:cs="Segoe UI"/>
-            <w:sz w:val="21"/>
-            <w:szCs w:val="21"/>
-            <w:lang w:eastAsia="pt-BR"/>
-          </w:rPr>
-          <m:t>2</m:t>
+          <m:t>x=1;u=2</m:t>
         </m:r>
       </m:oMath>
     </w:p>
@@ -1692,14 +1593,7 @@
                 <w:rFonts w:ascii="Cambria Math" w:eastAsiaTheme="minorEastAsia" w:hAnsi="Cambria Math" w:cs="Cambria"/>
                 <w:color w:val="000000"/>
               </w:rPr>
-              <m:t>(</m:t>
-            </m:r>
-            <m:r>
-              <w:rPr>
-                <w:rFonts w:ascii="Cambria Math" w:eastAsiaTheme="minorEastAsia" w:hAnsi="Cambria Math" w:cs="Cambria"/>
-                <w:color w:val="000000"/>
-              </w:rPr>
-              <m:t>1+</m:t>
+              <m:t>(1+</m:t>
             </m:r>
             <m:sSub>
               <m:sSubPr>
@@ -2105,12 +1999,12 @@
       <w:pPr>
         <w:jc w:val="center"/>
         <w:rPr>
-          <w:lang w:eastAsia="pt-BR"/>
-        </w:rPr>
-      </w:pPr>
-      <w:r>
-        <w:rPr>
-          <w:lang w:eastAsia="pt-BR"/>
+          <w:lang w:val="es-ES" w:eastAsia="pt-BR"/>
+        </w:rPr>
+      </w:pPr>
+      <w:r>
+        <w:rPr>
+          <w:lang w:val="es-ES" w:eastAsia="pt-BR"/>
         </w:rPr>
         <w:t xml:space="preserve">Línea de referencia </w:t>
       </w:r>
@@ -2120,7 +2014,14 @@
             <w:rFonts w:ascii="Cambria Math" w:hAnsi="Cambria Math"/>
             <w:lang w:eastAsia="pt-BR"/>
           </w:rPr>
-          <m:t xml:space="preserve">y= </m:t>
+          <m:t>y</m:t>
+        </m:r>
+        <m:r>
+          <w:rPr>
+            <w:rFonts w:ascii="Cambria Math" w:hAnsi="Cambria Math"/>
+            <w:lang w:val="es-ES" w:eastAsia="pt-BR"/>
+          </w:rPr>
+          <m:t xml:space="preserve">= </m:t>
         </m:r>
         <m:f>
           <m:fPr>
@@ -2137,7 +2038,7 @@
             <m:r>
               <w:rPr>
                 <w:rFonts w:ascii="Cambria Math" w:hAnsi="Cambria Math"/>
-                <w:lang w:eastAsia="pt-BR"/>
+                <w:lang w:val="es-ES" w:eastAsia="pt-BR"/>
               </w:rPr>
               <m:t>1</m:t>
             </m:r>
@@ -2180,6 +2081,9 @@
         </w:rPr>
       </w:pPr>
       <w:r>
+        <w:rPr>
+          <w:noProof/>
+        </w:rPr>
         <w:drawing>
           <wp:inline distT="0" distB="0" distL="0" distR="0" wp14:anchorId="431B6E4F" wp14:editId="3718292C">
             <wp:extent cx="3657600" cy="2332455"/>
@@ -2245,7 +2149,6 @@
           <w:color w:val="000000"/>
         </w:rPr>
       </w:pPr>
-      <w:proofErr w:type="spellStart"/>
       <w:r>
         <w:rPr>
           <w:rFonts w:ascii="Cambria" w:eastAsiaTheme="minorEastAsia" w:hAnsi="Cambria" w:cs="Cambria"/>
@@ -2254,29 +2157,8 @@
           <w:color w:val="000000"/>
         </w:rPr>
         <w:lastRenderedPageBreak/>
-        <w:t>Importance</w:t>
-      </w:r>
-      <w:proofErr w:type="spellEnd"/>
-      <w:r>
-        <w:rPr>
-          <w:rFonts w:ascii="Cambria" w:eastAsiaTheme="minorEastAsia" w:hAnsi="Cambria" w:cs="Cambria"/>
-          <w:b/>
-          <w:bCs/>
-          <w:color w:val="000000"/>
-        </w:rPr>
-        <w:t xml:space="preserve"> </w:t>
-      </w:r>
-      <w:proofErr w:type="spellStart"/>
-      <w:r>
-        <w:rPr>
-          <w:rFonts w:ascii="Cambria" w:eastAsiaTheme="minorEastAsia" w:hAnsi="Cambria" w:cs="Cambria"/>
-          <w:b/>
-          <w:bCs/>
-          <w:color w:val="000000"/>
-        </w:rPr>
-        <w:t>Sampling</w:t>
-      </w:r>
-      <w:proofErr w:type="spellEnd"/>
+        <w:t>Importance Sampling</w:t>
+      </w:r>
     </w:p>
     <w:p>
       <w:pPr>
@@ -3460,15 +3342,7 @@
           </w:tcPr>
           <w:p>
             <w:r>
-              <w:t xml:space="preserve">Erro </w:t>
-            </w:r>
-            <w:proofErr w:type="spellStart"/>
-            <w:r>
-              <w:t>abs</w:t>
-            </w:r>
-            <w:proofErr w:type="spellEnd"/>
-            <w:r>
-              <w:t xml:space="preserve"> (MC)</w:t>
+              <w:t>Erro abs (MC)</w:t>
             </w:r>
           </w:p>
         </w:tc>
@@ -3488,15 +3362,7 @@
           </w:tcPr>
           <w:p>
             <w:r>
-              <w:t xml:space="preserve">Erro </w:t>
-            </w:r>
-            <w:proofErr w:type="spellStart"/>
-            <w:r>
-              <w:t>abs</w:t>
-            </w:r>
-            <w:proofErr w:type="spellEnd"/>
-            <w:r>
-              <w:t xml:space="preserve"> (IS)</w:t>
+              <w:t>Erro abs (IS)</w:t>
             </w:r>
           </w:p>
         </w:tc>
@@ -4026,23 +3892,7 @@
     </w:p>
     <w:p>
       <w:r>
-        <w:t xml:space="preserve">Neste item comparam-se o método de Monte Carlo simples com amostragem uniforme e o método de </w:t>
-      </w:r>
-      <w:proofErr w:type="spellStart"/>
-      <w:r>
-        <w:t>Importance</w:t>
-      </w:r>
-      <w:proofErr w:type="spellEnd"/>
-      <w:r>
-        <w:t xml:space="preserve"> </w:t>
-      </w:r>
-      <w:proofErr w:type="spellStart"/>
-      <w:r>
-        <w:t>Sampling</w:t>
-      </w:r>
-      <w:proofErr w:type="spellEnd"/>
-      <w:r>
-        <w:t>, considerando duas abordagens:</w:t>
+        <w:t>Neste item comparam-se o método de Monte Carlo simples com amostragem uniforme e o método de Importance Sampling, considerando duas abordagens:</w:t>
       </w:r>
     </w:p>
     <w:p>
@@ -4227,29 +4077,7 @@
         </m:sSup>
       </m:oMath>
       <w:r>
-        <w:t>. Observa-se que, no Monte Carlo simples, as estimativas oscilam em torno do valor exato, com erros que diminuem gradualmente à medida que N</w:t>
-      </w:r>
-      <w:r>
-        <w:t xml:space="preserve"> </w:t>
-      </w:r>
-      <w:r>
-        <w:t xml:space="preserve">aumenta. Em contraste, no </w:t>
-      </w:r>
-      <w:proofErr w:type="spellStart"/>
-      <w:r>
-        <w:t>Importance</w:t>
-      </w:r>
-      <w:proofErr w:type="spellEnd"/>
-      <w:r>
-        <w:t xml:space="preserve"> </w:t>
-      </w:r>
-      <w:proofErr w:type="spellStart"/>
-      <w:r>
-        <w:t>Sampling</w:t>
-      </w:r>
-      <w:proofErr w:type="spellEnd"/>
-      <w:r>
-        <w:t xml:space="preserve">, utilizando a densidade </w:t>
+        <w:t xml:space="preserve">. Observa-se que, no Monte Carlo simples, as estimativas oscilam em torno do valor exato, com erros que diminuem gradualmente à medida que N aumenta. Em contraste, no Importance Sampling, utilizando a densidade </w:t>
       </w:r>
       <m:oMath>
         <m:r>
@@ -4339,29 +4167,7 @@
         </m:f>
       </m:oMath>
       <w:r>
-        <w:t>, a estimativa coincide exatamente com o valor teórico I=0,5</w:t>
-      </w:r>
-      <w:r>
-        <w:t xml:space="preserve"> </w:t>
-      </w:r>
-      <w:r>
-        <w:t xml:space="preserve">para todos os valores de N. Assim, mesmo para amostras pequenas, o </w:t>
-      </w:r>
-      <w:proofErr w:type="spellStart"/>
-      <w:r>
-        <w:t>Importance</w:t>
-      </w:r>
-      <w:proofErr w:type="spellEnd"/>
-      <w:r>
-        <w:t xml:space="preserve"> </w:t>
-      </w:r>
-      <w:proofErr w:type="spellStart"/>
-      <w:r>
-        <w:t>Sampling</w:t>
-      </w:r>
-      <w:proofErr w:type="spellEnd"/>
-      <w:r>
-        <w:t xml:space="preserve"> apresenta desempenho significativamente superior.</w:t>
+        <w:t>, a estimativa coincide exatamente com o valor teórico I=0,5 para todos os valores de N. Assim, mesmo para amostras pequenas, o Importance Sampling apresenta desempenho significativamente superior.</w:t>
       </w:r>
     </w:p>
     <w:p>
@@ -4385,13 +4191,7 @@
         <w:jc w:val="both"/>
       </w:pPr>
       <w:r>
-        <w:t>Para uma avaliação mais robusta, cada experimento foi repetido R=200</w:t>
-      </w:r>
-      <w:r>
-        <w:t xml:space="preserve"> </w:t>
-      </w:r>
-      <w:r>
-        <w:t xml:space="preserve">vezes para cada valor de N. Foram calculados o erro absoluto médio (MAE) e o desvio-padrão das estimativas. Os resultados indicam que, no Monte Carlo simples, ambos diminuem com o aumento de N, seguindo aproximadamente o comportamento esperado de métodos Monte Carlo, proporcional a </w:t>
+        <w:t xml:space="preserve">Para uma avaliação mais robusta, cada experimento foi repetido R=200 vezes para cada valor de N. Foram calculados o erro absoluto médio (MAE) e o desvio-padrão das estimativas. Os resultados indicam que, no Monte Carlo simples, ambos diminuem com o aumento de N, seguindo aproximadamente o comportamento esperado de métodos Monte Carlo, proporcional a </w:t>
       </w:r>
       <m:oMath>
         <m:f>
@@ -5422,47 +5222,7 @@
           <w:szCs w:val="21"/>
           <w:lang w:eastAsia="pt-BR"/>
         </w:rPr>
-        <w:t xml:space="preserve">Portanto, a escolha de p(x) proporcional ao integrando leva ao melhor cenário possível em </w:t>
-      </w:r>
-      <w:proofErr w:type="spellStart"/>
-      <w:r>
-        <w:rPr>
-          <w:rFonts w:ascii="Segoe UI" w:eastAsia="Times New Roman" w:hAnsi="Segoe UI" w:cs="Segoe UI"/>
-          <w:sz w:val="21"/>
-          <w:szCs w:val="21"/>
-          <w:lang w:eastAsia="pt-BR"/>
-        </w:rPr>
-        <w:t>Importance</w:t>
-      </w:r>
-      <w:proofErr w:type="spellEnd"/>
-      <w:r>
-        <w:rPr>
-          <w:rFonts w:ascii="Segoe UI" w:eastAsia="Times New Roman" w:hAnsi="Segoe UI" w:cs="Segoe UI"/>
-          <w:sz w:val="21"/>
-          <w:szCs w:val="21"/>
-          <w:lang w:eastAsia="pt-BR"/>
-        </w:rPr>
-        <w:t xml:space="preserve"> </w:t>
-      </w:r>
-      <w:proofErr w:type="spellStart"/>
-      <w:r>
-        <w:rPr>
-          <w:rFonts w:ascii="Segoe UI" w:eastAsia="Times New Roman" w:hAnsi="Segoe UI" w:cs="Segoe UI"/>
-          <w:sz w:val="21"/>
-          <w:szCs w:val="21"/>
-          <w:lang w:eastAsia="pt-BR"/>
-        </w:rPr>
-        <w:t>Sampling</w:t>
-      </w:r>
-      <w:proofErr w:type="spellEnd"/>
-      <w:r>
-        <w:rPr>
-          <w:rFonts w:ascii="Segoe UI" w:eastAsia="Times New Roman" w:hAnsi="Segoe UI" w:cs="Segoe UI"/>
-          <w:sz w:val="21"/>
-          <w:szCs w:val="21"/>
-          <w:lang w:eastAsia="pt-BR"/>
-        </w:rPr>
-        <w:t>, eliminando completamente a variância do estimador.</w:t>
+        <w:t>Portanto, a escolha de p(x) proporcional ao integrando leva ao melhor cenário possível em Importance Sampling, eliminando completamente a variância do estimador.</w:t>
       </w:r>
       <w:r>
         <w:rPr>
@@ -5626,8 +5386,362 @@
         <w:t>Implemente aceitação-rejeição.</w:t>
       </w:r>
     </w:p>
-    <w:p/>
-    <w:p/>
+    <w:p>
+      <w:r>
+        <w:t xml:space="preserve">Usamos proposta </w:t>
+      </w:r>
+      <m:oMath>
+        <m:r>
+          <w:rPr>
+            <w:rFonts w:ascii="Cambria Math" w:hAnsi="Cambria Math"/>
+          </w:rPr>
+          <m:t>g</m:t>
+        </m:r>
+        <m:d>
+          <m:dPr>
+            <m:ctrlPr>
+              <w:rPr>
+                <w:rFonts w:ascii="Cambria Math" w:hAnsi="Cambria Math"/>
+                <w:i/>
+              </w:rPr>
+            </m:ctrlPr>
+          </m:dPr>
+          <m:e>
+            <m:r>
+              <w:rPr>
+                <w:rFonts w:ascii="Cambria Math" w:hAnsi="Cambria Math"/>
+              </w:rPr>
+              <m:t>x</m:t>
+            </m:r>
+          </m:e>
+        </m:d>
+        <m:r>
+          <w:rPr>
+            <w:rFonts w:ascii="Cambria Math" w:hAnsi="Cambria Math"/>
+          </w:rPr>
+          <m:t>=</m:t>
+        </m:r>
+        <m:r>
+          <w:rPr>
+            <w:rFonts w:ascii="Cambria Math" w:eastAsiaTheme="minorEastAsia" w:hAnsi="Cambria Math"/>
+          </w:rPr>
+          <m:t>Uniforme</m:t>
+        </m:r>
+        <m:d>
+          <m:dPr>
+            <m:ctrlPr>
+              <w:rPr>
+                <w:rFonts w:ascii="Cambria Math" w:eastAsiaTheme="minorEastAsia" w:hAnsi="Cambria Math"/>
+                <w:i/>
+              </w:rPr>
+            </m:ctrlPr>
+          </m:dPr>
+          <m:e>
+            <m:r>
+              <w:rPr>
+                <w:rFonts w:ascii="Cambria Math" w:eastAsiaTheme="minorEastAsia" w:hAnsi="Cambria Math"/>
+              </w:rPr>
+              <m:t>0,1</m:t>
+            </m:r>
+          </m:e>
+        </m:d>
+        <m:r>
+          <w:rPr>
+            <w:rFonts w:ascii="Cambria Math" w:eastAsiaTheme="minorEastAsia" w:hAnsi="Cambria Math"/>
+          </w:rPr>
+          <m:t xml:space="preserve"> </m:t>
+        </m:r>
+        <m:r>
+          <w:rPr>
+            <w:rFonts w:ascii="Cambria Math" w:hAnsi="Cambria Math"/>
+          </w:rPr>
+          <m:t>g</m:t>
+        </m:r>
+        <m:d>
+          <m:dPr>
+            <m:ctrlPr>
+              <w:rPr>
+                <w:rFonts w:ascii="Cambria Math" w:hAnsi="Cambria Math"/>
+                <w:i/>
+              </w:rPr>
+            </m:ctrlPr>
+          </m:dPr>
+          <m:e>
+            <m:r>
+              <w:rPr>
+                <w:rFonts w:ascii="Cambria Math" w:hAnsi="Cambria Math"/>
+              </w:rPr>
+              <m:t>x</m:t>
+            </m:r>
+          </m:e>
+        </m:d>
+        <m:r>
+          <w:rPr>
+            <w:rFonts w:ascii="Cambria Math" w:hAnsi="Cambria Math"/>
+          </w:rPr>
+          <m:t xml:space="preserve">= </m:t>
+        </m:r>
+        <m:r>
+          <w:rPr>
+            <w:rFonts w:ascii="Cambria Math" w:hAnsi="Cambria Math"/>
+          </w:rPr>
+          <m:t>1</m:t>
+        </m:r>
+        <m:r>
+          <w:rPr>
+            <w:rFonts w:ascii="Cambria Math" w:eastAsiaTheme="minorEastAsia" w:hAnsi="Cambria Math" w:cs="Cambria"/>
+            <w:color w:val="000000"/>
+          </w:rPr>
+          <m:t>, x∈[0,1]</m:t>
+        </m:r>
+      </m:oMath>
+      <w:r>
+        <w:t xml:space="preserve">. Como </w:t>
+      </w:r>
+      <m:oMath>
+        <m:func>
+          <m:funcPr>
+            <m:ctrlPr>
+              <w:rPr>
+                <w:rFonts w:ascii="Cambria Math" w:hAnsi="Cambria Math"/>
+                <w:i/>
+              </w:rPr>
+            </m:ctrlPr>
+          </m:funcPr>
+          <m:fName>
+            <m:r>
+              <m:rPr>
+                <m:sty m:val="p"/>
+              </m:rPr>
+              <w:rPr>
+                <w:rFonts w:ascii="Cambria Math" w:hAnsi="Cambria Math"/>
+              </w:rPr>
+              <m:t>max</m:t>
+            </m:r>
+          </m:fName>
+          <m:e>
+            <m:r>
+              <w:rPr>
+                <w:rFonts w:ascii="Cambria Math" w:hAnsi="Cambria Math"/>
+              </w:rPr>
+              <m:t>g</m:t>
+            </m:r>
+            <m:d>
+              <m:dPr>
+                <m:ctrlPr>
+                  <w:rPr>
+                    <w:rFonts w:ascii="Cambria Math" w:hAnsi="Cambria Math"/>
+                    <w:i/>
+                  </w:rPr>
+                </m:ctrlPr>
+              </m:dPr>
+              <m:e>
+                <m:r>
+                  <w:rPr>
+                    <w:rFonts w:ascii="Cambria Math" w:hAnsi="Cambria Math"/>
+                  </w:rPr>
+                  <m:t>x</m:t>
+                </m:r>
+              </m:e>
+            </m:d>
+          </m:e>
+        </m:func>
+        <m:r>
+          <w:rPr>
+            <w:rFonts w:ascii="Cambria Math" w:hAnsi="Cambria Math"/>
+          </w:rPr>
+          <m:t>=3</m:t>
+        </m:r>
+        <m:r>
+          <w:rPr>
+            <w:rFonts w:ascii="Cambria Math" w:eastAsiaTheme="minorEastAsia" w:hAnsi="Cambria Math" w:cs="Cambria"/>
+            <w:color w:val="000000"/>
+          </w:rPr>
+          <m:t>,</m:t>
+        </m:r>
+        <m:r>
+          <w:rPr>
+            <w:rFonts w:ascii="Cambria Math" w:eastAsiaTheme="minorEastAsia" w:hAnsi="Cambria Math" w:cs="Cambria"/>
+            <w:color w:val="000000"/>
+          </w:rPr>
+          <m:t xml:space="preserve"> em [</m:t>
+        </m:r>
+        <m:r>
+          <w:rPr>
+            <w:rFonts w:ascii="Cambria Math" w:eastAsiaTheme="minorEastAsia" w:hAnsi="Cambria Math" w:cs="Cambria"/>
+            <w:color w:val="000000"/>
+          </w:rPr>
+          <m:t>0,1]</m:t>
+        </m:r>
+      </m:oMath>
+      <w:r>
+        <w:t>, tomamos M=3.</w:t>
+      </w:r>
+    </w:p>
+    <w:p>
+      <m:oMathPara>
+        <m:oMath>
+          <m:r>
+            <w:rPr>
+              <w:rFonts w:ascii="Cambria Math" w:hAnsi="Cambria Math"/>
+            </w:rPr>
+            <m:t>U≤</m:t>
+          </m:r>
+          <m:f>
+            <m:fPr>
+              <m:ctrlPr>
+                <w:rPr>
+                  <w:rFonts w:ascii="Cambria Math" w:hAnsi="Cambria Math"/>
+                  <w:i/>
+                </w:rPr>
+              </m:ctrlPr>
+            </m:fPr>
+            <m:num>
+              <m:r>
+                <w:rPr>
+                  <w:rFonts w:ascii="Cambria Math" w:hAnsi="Cambria Math"/>
+                </w:rPr>
+                <m:t>f</m:t>
+              </m:r>
+              <m:d>
+                <m:dPr>
+                  <m:ctrlPr>
+                    <w:rPr>
+                      <w:rFonts w:ascii="Cambria Math" w:hAnsi="Cambria Math"/>
+                      <w:i/>
+                    </w:rPr>
+                  </m:ctrlPr>
+                </m:dPr>
+                <m:e>
+                  <m:r>
+                    <w:rPr>
+                      <w:rFonts w:ascii="Cambria Math" w:hAnsi="Cambria Math"/>
+                    </w:rPr>
+                    <m:t>Y</m:t>
+                  </m:r>
+                </m:e>
+              </m:d>
+            </m:num>
+            <m:den>
+              <m:r>
+                <w:rPr>
+                  <w:rFonts w:ascii="Cambria Math" w:hAnsi="Cambria Math"/>
+                </w:rPr>
+                <m:t>Mg</m:t>
+              </m:r>
+              <m:d>
+                <m:dPr>
+                  <m:ctrlPr>
+                    <w:rPr>
+                      <w:rFonts w:ascii="Cambria Math" w:hAnsi="Cambria Math"/>
+                      <w:i/>
+                    </w:rPr>
+                  </m:ctrlPr>
+                </m:dPr>
+                <m:e>
+                  <m:r>
+                    <w:rPr>
+                      <w:rFonts w:ascii="Cambria Math" w:hAnsi="Cambria Math"/>
+                    </w:rPr>
+                    <m:t>Y</m:t>
+                  </m:r>
+                </m:e>
+              </m:d>
+            </m:den>
+          </m:f>
+          <m:r>
+            <w:rPr>
+              <w:rFonts w:ascii="Cambria Math" w:hAnsi="Cambria Math"/>
+            </w:rPr>
+            <m:t xml:space="preserve">= </m:t>
+          </m:r>
+          <m:f>
+            <m:fPr>
+              <m:ctrlPr>
+                <w:rPr>
+                  <w:rFonts w:ascii="Cambria Math" w:hAnsi="Cambria Math"/>
+                  <w:i/>
+                </w:rPr>
+              </m:ctrlPr>
+            </m:fPr>
+            <m:num>
+              <m:r>
+                <w:rPr>
+                  <w:rFonts w:ascii="Cambria Math" w:hAnsi="Cambria Math"/>
+                </w:rPr>
+                <m:t>3</m:t>
+              </m:r>
+              <m:sSup>
+                <m:sSupPr>
+                  <m:ctrlPr>
+                    <w:rPr>
+                      <w:rFonts w:ascii="Cambria Math" w:hAnsi="Cambria Math"/>
+                      <w:i/>
+                    </w:rPr>
+                  </m:ctrlPr>
+                </m:sSupPr>
+                <m:e>
+                  <m:r>
+                    <w:rPr>
+                      <w:rFonts w:ascii="Cambria Math" w:hAnsi="Cambria Math"/>
+                    </w:rPr>
+                    <m:t>Y</m:t>
+                  </m:r>
+                </m:e>
+                <m:sup>
+                  <m:r>
+                    <w:rPr>
+                      <w:rFonts w:ascii="Cambria Math" w:hAnsi="Cambria Math"/>
+                    </w:rPr>
+                    <m:t>2</m:t>
+                  </m:r>
+                </m:sup>
+              </m:sSup>
+            </m:num>
+            <m:den>
+              <m:r>
+                <w:rPr>
+                  <w:rFonts w:ascii="Cambria Math" w:hAnsi="Cambria Math"/>
+                </w:rPr>
+                <m:t>3</m:t>
+              </m:r>
+            </m:den>
+          </m:f>
+          <m:r>
+            <w:rPr>
+              <w:rFonts w:ascii="Cambria Math" w:hAnsi="Cambria Math"/>
+            </w:rPr>
+            <m:t xml:space="preserve">= </m:t>
+          </m:r>
+          <m:sSup>
+            <m:sSupPr>
+              <m:ctrlPr>
+                <w:rPr>
+                  <w:rFonts w:ascii="Cambria Math" w:hAnsi="Cambria Math"/>
+                  <w:i/>
+                </w:rPr>
+              </m:ctrlPr>
+            </m:sSupPr>
+            <m:e>
+              <m:r>
+                <w:rPr>
+                  <w:rFonts w:ascii="Cambria Math" w:hAnsi="Cambria Math"/>
+                </w:rPr>
+                <m:t>Y</m:t>
+              </m:r>
+            </m:e>
+            <m:sup>
+              <m:r>
+                <w:rPr>
+                  <w:rFonts w:ascii="Cambria Math" w:hAnsi="Cambria Math"/>
+                </w:rPr>
+                <m:t>2</m:t>
+              </m:r>
+            </m:sup>
+          </m:sSup>
+        </m:oMath>
+      </m:oMathPara>
+    </w:p>
     <w:p>
       <w:pPr>
         <w:pStyle w:val="PargrafodaLista"/>
@@ -5653,8 +5767,82 @@
         <w:t>Calcule taxa de aceitação.</w:t>
       </w:r>
     </w:p>
-    <w:p/>
-    <w:p/>
+    <w:p>
+      <m:oMathPara>
+        <m:oMath>
+          <m:r>
+            <w:rPr>
+              <w:rFonts w:ascii="Cambria Math" w:hAnsi="Cambria Math"/>
+            </w:rPr>
+            <m:t xml:space="preserve">M=3                 α= </m:t>
+          </m:r>
+          <m:f>
+            <m:fPr>
+              <m:ctrlPr>
+                <w:rPr>
+                  <w:rFonts w:ascii="Cambria Math" w:hAnsi="Cambria Math"/>
+                  <w:i/>
+                </w:rPr>
+              </m:ctrlPr>
+            </m:fPr>
+            <m:num>
+              <m:r>
+                <w:rPr>
+                  <w:rFonts w:ascii="Cambria Math" w:hAnsi="Cambria Math"/>
+                </w:rPr>
+                <m:t>1</m:t>
+              </m:r>
+            </m:num>
+            <m:den>
+              <m:r>
+                <w:rPr>
+                  <w:rFonts w:ascii="Cambria Math" w:hAnsi="Cambria Math"/>
+                </w:rPr>
+                <m:t>M</m:t>
+              </m:r>
+            </m:den>
+          </m:f>
+          <m:r>
+            <w:rPr>
+              <w:rFonts w:ascii="Cambria Math" w:hAnsi="Cambria Math"/>
+            </w:rPr>
+            <m:t xml:space="preserve">= </m:t>
+          </m:r>
+          <m:f>
+            <m:fPr>
+              <m:ctrlPr>
+                <w:rPr>
+                  <w:rFonts w:ascii="Cambria Math" w:hAnsi="Cambria Math"/>
+                  <w:i/>
+                </w:rPr>
+              </m:ctrlPr>
+            </m:fPr>
+            <m:num>
+              <m:r>
+                <w:rPr>
+                  <w:rFonts w:ascii="Cambria Math" w:hAnsi="Cambria Math"/>
+                </w:rPr>
+                <m:t>1</m:t>
+              </m:r>
+            </m:num>
+            <m:den>
+              <m:r>
+                <w:rPr>
+                  <w:rFonts w:ascii="Cambria Math" w:hAnsi="Cambria Math"/>
+                </w:rPr>
+                <m:t>3</m:t>
+              </m:r>
+            </m:den>
+          </m:f>
+          <m:r>
+            <w:rPr>
+              <w:rFonts w:ascii="Cambria Math" w:hAnsi="Cambria Math"/>
+            </w:rPr>
+            <m:t>≈0,3333</m:t>
+          </m:r>
+        </m:oMath>
+      </m:oMathPara>
+    </w:p>
     <w:p>
       <w:pPr>
         <w:pStyle w:val="PargrafodaLista"/>
@@ -5680,8 +5868,473 @@
         <w:t>Compare com método da inversa.</w:t>
       </w:r>
     </w:p>
-    <w:p/>
-    <w:p/>
+    <w:p>
+      <w:pPr>
+        <w:rPr>
+          <w:rFonts w:eastAsiaTheme="minorEastAsia"/>
+          <w:color w:val="000000"/>
+        </w:rPr>
+      </w:pPr>
+      <m:oMathPara>
+        <m:oMath>
+          <m:r>
+            <w:rPr>
+              <w:rFonts w:ascii="Cambria Math" w:eastAsiaTheme="minorEastAsia" w:hAnsi="Cambria Math" w:cs="Cambria"/>
+              <w:color w:val="000000"/>
+            </w:rPr>
+            <m:t>f</m:t>
+          </m:r>
+          <m:d>
+            <m:dPr>
+              <m:ctrlPr>
+                <w:rPr>
+                  <w:rFonts w:ascii="Cambria Math" w:eastAsiaTheme="minorEastAsia" w:hAnsi="Cambria Math" w:cs="Cambria"/>
+                  <w:i/>
+                  <w:color w:val="000000"/>
+                </w:rPr>
+              </m:ctrlPr>
+            </m:dPr>
+            <m:e>
+              <m:r>
+                <w:rPr>
+                  <w:rFonts w:ascii="Cambria Math" w:eastAsiaTheme="minorEastAsia" w:hAnsi="Cambria Math" w:cs="Cambria"/>
+                  <w:color w:val="000000"/>
+                </w:rPr>
+                <m:t>x</m:t>
+              </m:r>
+            </m:e>
+          </m:d>
+          <m:r>
+            <w:rPr>
+              <w:rFonts w:ascii="Cambria Math" w:eastAsiaTheme="minorEastAsia" w:hAnsi="Cambria Math" w:cs="Cambria"/>
+              <w:color w:val="000000"/>
+            </w:rPr>
+            <m:t>=</m:t>
+          </m:r>
+          <m:sSup>
+            <m:sSupPr>
+              <m:ctrlPr>
+                <w:rPr>
+                  <w:rFonts w:ascii="Cambria Math" w:eastAsiaTheme="minorEastAsia" w:hAnsi="Cambria Math" w:cs="Cambria"/>
+                  <w:i/>
+                  <w:color w:val="000000"/>
+                </w:rPr>
+              </m:ctrlPr>
+            </m:sSupPr>
+            <m:e>
+              <m:r>
+                <w:rPr>
+                  <w:rFonts w:ascii="Cambria Math" w:eastAsiaTheme="minorEastAsia" w:hAnsi="Cambria Math" w:cs="Cambria"/>
+                  <w:color w:val="000000"/>
+                </w:rPr>
+                <m:t>3x</m:t>
+              </m:r>
+            </m:e>
+            <m:sup>
+              <m:r>
+                <w:rPr>
+                  <w:rFonts w:ascii="Cambria Math" w:eastAsiaTheme="minorEastAsia" w:hAnsi="Cambria Math" w:cs="Cambria"/>
+                  <w:color w:val="000000"/>
+                </w:rPr>
+                <m:t>2</m:t>
+              </m:r>
+            </m:sup>
+          </m:sSup>
+        </m:oMath>
+      </m:oMathPara>
+    </w:p>
+    <w:p>
+      <w:pPr>
+        <w:rPr>
+          <w:rFonts w:eastAsiaTheme="minorEastAsia"/>
+        </w:rPr>
+      </w:pPr>
+      <m:oMathPara>
+        <m:oMath>
+          <m:r>
+            <w:rPr>
+              <w:rFonts w:ascii="Cambria Math" w:hAnsi="Cambria Math"/>
+            </w:rPr>
+            <m:t>F</m:t>
+          </m:r>
+          <m:d>
+            <m:dPr>
+              <m:ctrlPr>
+                <w:rPr>
+                  <w:rFonts w:ascii="Cambria Math" w:hAnsi="Cambria Math"/>
+                  <w:i/>
+                </w:rPr>
+              </m:ctrlPr>
+            </m:dPr>
+            <m:e>
+              <m:r>
+                <w:rPr>
+                  <w:rFonts w:ascii="Cambria Math" w:hAnsi="Cambria Math"/>
+                </w:rPr>
+                <m:t>x</m:t>
+              </m:r>
+            </m:e>
+          </m:d>
+          <m:r>
+            <w:rPr>
+              <w:rFonts w:ascii="Cambria Math" w:hAnsi="Cambria Math"/>
+            </w:rPr>
+            <m:t xml:space="preserve">= </m:t>
+          </m:r>
+          <m:nary>
+            <m:naryPr>
+              <m:limLoc m:val="subSup"/>
+              <m:ctrlPr>
+                <w:rPr>
+                  <w:rFonts w:ascii="Cambria Math" w:hAnsi="Cambria Math"/>
+                  <w:i/>
+                </w:rPr>
+              </m:ctrlPr>
+            </m:naryPr>
+            <m:sub>
+              <m:r>
+                <w:rPr>
+                  <w:rFonts w:ascii="Cambria Math" w:hAnsi="Cambria Math"/>
+                </w:rPr>
+                <m:t>0</m:t>
+              </m:r>
+            </m:sub>
+            <m:sup>
+              <m:r>
+                <w:rPr>
+                  <w:rFonts w:ascii="Cambria Math" w:hAnsi="Cambria Math"/>
+                </w:rPr>
+                <m:t>x</m:t>
+              </m:r>
+            </m:sup>
+            <m:e>
+              <m:r>
+                <w:rPr>
+                  <w:rFonts w:ascii="Cambria Math" w:hAnsi="Cambria Math"/>
+                </w:rPr>
+                <m:t>3</m:t>
+              </m:r>
+              <m:sSup>
+                <m:sSupPr>
+                  <m:ctrlPr>
+                    <w:rPr>
+                      <w:rFonts w:ascii="Cambria Math" w:hAnsi="Cambria Math"/>
+                      <w:i/>
+                    </w:rPr>
+                  </m:ctrlPr>
+                </m:sSupPr>
+                <m:e>
+                  <m:r>
+                    <w:rPr>
+                      <w:rFonts w:ascii="Cambria Math" w:hAnsi="Cambria Math"/>
+                    </w:rPr>
+                    <m:t>t</m:t>
+                  </m:r>
+                </m:e>
+                <m:sup>
+                  <m:r>
+                    <w:rPr>
+                      <w:rFonts w:ascii="Cambria Math" w:hAnsi="Cambria Math"/>
+                    </w:rPr>
+                    <m:t>2</m:t>
+                  </m:r>
+                </m:sup>
+              </m:sSup>
+              <m:r>
+                <w:rPr>
+                  <w:rFonts w:ascii="Cambria Math" w:hAnsi="Cambria Math"/>
+                </w:rPr>
+                <m:t>dt</m:t>
+              </m:r>
+            </m:e>
+          </m:nary>
+          <m:r>
+            <w:rPr>
+              <w:rFonts w:ascii="Cambria Math" w:hAnsi="Cambria Math"/>
+            </w:rPr>
+            <m:t>=</m:t>
+          </m:r>
+          <m:sSup>
+            <m:sSupPr>
+              <m:ctrlPr>
+                <w:rPr>
+                  <w:rFonts w:ascii="Cambria Math" w:hAnsi="Cambria Math"/>
+                  <w:i/>
+                </w:rPr>
+              </m:ctrlPr>
+            </m:sSupPr>
+            <m:e>
+              <m:r>
+                <w:rPr>
+                  <w:rFonts w:ascii="Cambria Math" w:hAnsi="Cambria Math"/>
+                </w:rPr>
+                <m:t>x</m:t>
+              </m:r>
+            </m:e>
+            <m:sup>
+              <m:r>
+                <w:rPr>
+                  <w:rFonts w:ascii="Cambria Math" w:hAnsi="Cambria Math"/>
+                </w:rPr>
+                <m:t>3</m:t>
+              </m:r>
+            </m:sup>
+          </m:sSup>
+        </m:oMath>
+      </m:oMathPara>
+    </w:p>
+    <w:p>
+      <w:pPr>
+        <w:jc w:val="center"/>
+      </w:pPr>
+      <m:oMath>
+        <m:r>
+          <w:rPr>
+            <w:rFonts w:ascii="Cambria Math" w:eastAsiaTheme="minorEastAsia" w:hAnsi="Cambria Math"/>
+          </w:rPr>
+          <m:t>U ~ Uniforme</m:t>
+        </m:r>
+        <m:d>
+          <m:dPr>
+            <m:ctrlPr>
+              <w:rPr>
+                <w:rFonts w:ascii="Cambria Math" w:eastAsiaTheme="minorEastAsia" w:hAnsi="Cambria Math"/>
+                <w:i/>
+              </w:rPr>
+            </m:ctrlPr>
+          </m:dPr>
+          <m:e>
+            <m:r>
+              <w:rPr>
+                <w:rFonts w:ascii="Cambria Math" w:eastAsiaTheme="minorEastAsia" w:hAnsi="Cambria Math"/>
+              </w:rPr>
+              <m:t>0,1</m:t>
+            </m:r>
+          </m:e>
+        </m:d>
+        <m:r>
+          <w:rPr>
+            <w:rFonts w:ascii="Cambria Math" w:eastAsiaTheme="minorEastAsia" w:hAnsi="Cambria Math"/>
+          </w:rPr>
+          <m:t>,</m:t>
+        </m:r>
+      </m:oMath>
+      <w:r>
+        <w:rPr>
+          <w:rFonts w:eastAsiaTheme="minorEastAsia"/>
+        </w:rPr>
+        <w:t xml:space="preserve"> </w:t>
+      </w:r>
+      <w:r>
+        <w:rPr>
+          <w:rFonts w:ascii="Segoe UI" w:eastAsia="Times New Roman" w:hAnsi="Segoe UI" w:cs="Segoe UI"/>
+          <w:sz w:val="21"/>
+          <w:szCs w:val="21"/>
+          <w:lang w:eastAsia="pt-BR"/>
+        </w:rPr>
+        <w:t>então</w:t>
+      </w:r>
+      <w:r>
+        <w:rPr>
+          <w:rFonts w:ascii="Segoe UI" w:eastAsia="Times New Roman" w:hAnsi="Segoe UI" w:cs="Segoe UI"/>
+          <w:sz w:val="21"/>
+          <w:szCs w:val="21"/>
+          <w:lang w:eastAsia="pt-BR"/>
+        </w:rPr>
+        <w:t xml:space="preserve">: </w:t>
+      </w:r>
+      <m:oMath>
+        <m:r>
+          <w:rPr>
+            <w:rFonts w:ascii="Cambria Math" w:eastAsia="Times New Roman" w:hAnsi="Cambria Math" w:cs="Segoe UI"/>
+            <w:sz w:val="21"/>
+            <w:szCs w:val="21"/>
+            <w:lang w:eastAsia="pt-BR"/>
+          </w:rPr>
+          <m:t>X</m:t>
+        </m:r>
+        <m:r>
+          <w:rPr>
+            <w:rFonts w:ascii="Cambria Math" w:eastAsiaTheme="minorEastAsia" w:hAnsi="Cambria Math" w:cs="Cambria"/>
+            <w:color w:val="000000"/>
+          </w:rPr>
+          <m:t xml:space="preserve">= </m:t>
+        </m:r>
+        <m:sSup>
+          <m:sSupPr>
+            <m:ctrlPr>
+              <w:rPr>
+                <w:rFonts w:ascii="Cambria Math" w:eastAsiaTheme="minorEastAsia" w:hAnsi="Cambria Math" w:cs="Cambria"/>
+                <w:i/>
+                <w:color w:val="000000"/>
+              </w:rPr>
+            </m:ctrlPr>
+          </m:sSupPr>
+          <m:e>
+            <m:r>
+              <w:rPr>
+                <w:rFonts w:ascii="Cambria Math" w:eastAsiaTheme="minorEastAsia" w:hAnsi="Cambria Math" w:cs="Cambria"/>
+                <w:color w:val="000000"/>
+              </w:rPr>
+              <m:t>U</m:t>
+            </m:r>
+          </m:e>
+          <m:sup>
+            <m:f>
+              <m:fPr>
+                <m:ctrlPr>
+                  <w:rPr>
+                    <w:rFonts w:ascii="Cambria Math" w:eastAsiaTheme="minorEastAsia" w:hAnsi="Cambria Math" w:cs="Cambria"/>
+                    <w:i/>
+                    <w:color w:val="000000"/>
+                  </w:rPr>
+                </m:ctrlPr>
+              </m:fPr>
+              <m:num>
+                <m:r>
+                  <w:rPr>
+                    <w:rFonts w:ascii="Cambria Math" w:eastAsiaTheme="minorEastAsia" w:hAnsi="Cambria Math" w:cs="Cambria"/>
+                    <w:color w:val="000000"/>
+                  </w:rPr>
+                  <m:t>1</m:t>
+                </m:r>
+              </m:num>
+              <m:den>
+                <m:r>
+                  <w:rPr>
+                    <w:rFonts w:ascii="Cambria Math" w:eastAsiaTheme="minorEastAsia" w:hAnsi="Cambria Math" w:cs="Cambria"/>
+                    <w:color w:val="000000"/>
+                  </w:rPr>
+                  <m:t>3</m:t>
+                </m:r>
+              </m:den>
+            </m:f>
+          </m:sup>
+        </m:sSup>
+      </m:oMath>
+    </w:p>
+    <w:p>
+      <w:pPr>
+        <w:spacing w:before="100" w:beforeAutospacing="1" w:after="100" w:afterAutospacing="1" w:line="300" w:lineRule="atLeast"/>
+        <w:rPr>
+          <w:rFonts w:ascii="Segoe UI" w:eastAsia="Times New Roman" w:hAnsi="Segoe UI" w:cs="Segoe UI"/>
+          <w:sz w:val="21"/>
+          <w:szCs w:val="21"/>
+          <w:lang w:eastAsia="pt-BR"/>
+        </w:rPr>
+      </w:pPr>
+      <w:r>
+        <w:rPr>
+          <w:rFonts w:ascii="Segoe UI" w:eastAsia="Times New Roman" w:hAnsi="Segoe UI" w:cs="Segoe UI"/>
+          <w:sz w:val="21"/>
+          <w:szCs w:val="21"/>
+          <w:lang w:eastAsia="pt-BR"/>
+        </w:rPr>
+        <w:t>Comparando os métodos:</w:t>
+      </w:r>
+    </w:p>
+    <w:p>
+      <w:pPr>
+        <w:numPr>
+          <w:ilvl w:val="0"/>
+          <w:numId w:val="20"/>
+        </w:numPr>
+        <w:spacing w:before="100" w:beforeAutospacing="1" w:after="100" w:afterAutospacing="1" w:line="300" w:lineRule="atLeast"/>
+        <w:jc w:val="both"/>
+        <w:rPr>
+          <w:rFonts w:ascii="Segoe UI" w:eastAsia="Times New Roman" w:hAnsi="Segoe UI" w:cs="Segoe UI"/>
+          <w:sz w:val="21"/>
+          <w:szCs w:val="21"/>
+          <w:lang w:eastAsia="pt-BR"/>
+        </w:rPr>
+      </w:pPr>
+      <w:r>
+        <w:rPr>
+          <w:rFonts w:ascii="Segoe UI" w:eastAsia="Times New Roman" w:hAnsi="Segoe UI" w:cs="Segoe UI"/>
+          <w:sz w:val="21"/>
+          <w:szCs w:val="21"/>
+          <w:lang w:eastAsia="pt-BR"/>
+        </w:rPr>
+        <w:t xml:space="preserve">O </w:t>
+      </w:r>
+      <w:r>
+        <w:rPr>
+          <w:rFonts w:ascii="Segoe UI" w:eastAsia="Times New Roman" w:hAnsi="Segoe UI" w:cs="Segoe UI"/>
+          <w:b/>
+          <w:bCs/>
+          <w:sz w:val="21"/>
+          <w:szCs w:val="21"/>
+          <w:lang w:eastAsia="pt-BR"/>
+        </w:rPr>
+        <w:t>método da inversa</w:t>
+      </w:r>
+      <w:r>
+        <w:rPr>
+          <w:rFonts w:ascii="Segoe UI" w:eastAsia="Times New Roman" w:hAnsi="Segoe UI" w:cs="Segoe UI"/>
+          <w:sz w:val="21"/>
+          <w:szCs w:val="21"/>
+          <w:lang w:eastAsia="pt-BR"/>
+        </w:rPr>
+        <w:t xml:space="preserve"> gera uma amostra válida em cada iteração, sem rejeições;</w:t>
+      </w:r>
+    </w:p>
+    <w:p>
+      <w:pPr>
+        <w:numPr>
+          <w:ilvl w:val="0"/>
+          <w:numId w:val="20"/>
+        </w:numPr>
+        <w:spacing w:before="100" w:beforeAutospacing="1" w:after="100" w:afterAutospacing="1" w:line="300" w:lineRule="atLeast"/>
+        <w:jc w:val="both"/>
+        <w:rPr>
+          <w:rFonts w:ascii="Segoe UI" w:eastAsia="Times New Roman" w:hAnsi="Segoe UI" w:cs="Segoe UI"/>
+          <w:sz w:val="21"/>
+          <w:szCs w:val="21"/>
+          <w:lang w:eastAsia="pt-BR"/>
+        </w:rPr>
+      </w:pPr>
+      <w:r>
+        <w:rPr>
+          <w:rFonts w:ascii="Segoe UI" w:eastAsia="Times New Roman" w:hAnsi="Segoe UI" w:cs="Segoe UI"/>
+          <w:sz w:val="21"/>
+          <w:szCs w:val="21"/>
+          <w:lang w:eastAsia="pt-BR"/>
+        </w:rPr>
+        <w:t xml:space="preserve">O </w:t>
+      </w:r>
+      <w:r>
+        <w:rPr>
+          <w:rFonts w:ascii="Segoe UI" w:eastAsia="Times New Roman" w:hAnsi="Segoe UI" w:cs="Segoe UI"/>
+          <w:b/>
+          <w:bCs/>
+          <w:sz w:val="21"/>
+          <w:szCs w:val="21"/>
+          <w:lang w:eastAsia="pt-BR"/>
+        </w:rPr>
+        <w:t>método de aceitação</w:t>
+      </w:r>
+      <w:r>
+        <w:rPr>
+          <w:rFonts w:ascii="Segoe UI" w:eastAsia="Times New Roman" w:hAnsi="Segoe UI" w:cs="Segoe UI"/>
+          <w:b/>
+          <w:bCs/>
+          <w:sz w:val="21"/>
+          <w:szCs w:val="21"/>
+          <w:lang w:eastAsia="pt-BR"/>
+        </w:rPr>
+        <w:noBreakHyphen/>
+        <w:t>rejeição</w:t>
+      </w:r>
+      <w:r>
+        <w:rPr>
+          <w:rFonts w:ascii="Segoe UI" w:eastAsia="Times New Roman" w:hAnsi="Segoe UI" w:cs="Segoe UI"/>
+          <w:sz w:val="21"/>
+          <w:szCs w:val="21"/>
+          <w:lang w:eastAsia="pt-BR"/>
+        </w:rPr>
+        <w:t xml:space="preserve"> descarta aproximadamente dois terços das propostas, devido à taxa de aceitação limitada a 1/3.</w:t>
+      </w:r>
+    </w:p>
     <w:p>
       <w:pPr>
         <w:pStyle w:val="PargrafodaLista"/>
@@ -5707,20 +6360,36 @@
         <w:t>Discuta eficiência.</w:t>
       </w:r>
     </w:p>
-    <w:p/>
-    <w:p>
-      <w:pPr>
-        <w:rPr>
-          <w:rFonts w:ascii="Cambria" w:eastAsiaTheme="minorEastAsia" w:hAnsi="Cambria" w:cs="Cambria"/>
-          <w:color w:val="000000"/>
-        </w:rPr>
-      </w:pPr>
-    </w:p>
-    <w:p>
-      <w:pPr>
-        <w:rPr>
-          <w:rFonts w:ascii="Cambria" w:eastAsiaTheme="minorEastAsia" w:hAnsi="Cambria" w:cs="Cambria"/>
-          <w:color w:val="000000"/>
+    <w:p>
+      <w:pPr>
+        <w:spacing w:before="100" w:beforeAutospacing="1" w:after="100" w:afterAutospacing="1" w:line="300" w:lineRule="atLeast"/>
+        <w:jc w:val="both"/>
+        <w:rPr>
+          <w:rFonts w:ascii="Segoe UI" w:eastAsia="Times New Roman" w:hAnsi="Segoe UI" w:cs="Segoe UI"/>
+          <w:sz w:val="21"/>
+          <w:szCs w:val="21"/>
+          <w:lang w:eastAsia="pt-BR"/>
+        </w:rPr>
+      </w:pPr>
+      <w:r>
+        <w:rPr>
+          <w:rFonts w:ascii="Segoe UI" w:eastAsia="Times New Roman" w:hAnsi="Segoe UI" w:cs="Segoe UI"/>
+          <w:sz w:val="21"/>
+          <w:szCs w:val="21"/>
+          <w:lang w:eastAsia="pt-BR"/>
+        </w:rPr>
+        <w:t>O método da inversa é mais eficiente aqui porque não há rejeições (gera 1 amostra por iteração). No AR, aproximadamente 2/3 das propostas são descartadas (taxa ~1/3), aumentando o custo. Em geral, a eficiência do AR depende de M: quanto menor M, maior a taxa de aceitação.</w:t>
+      </w:r>
+    </w:p>
+    <w:p>
+      <w:pPr>
+        <w:spacing w:before="100" w:beforeAutospacing="1" w:after="100" w:afterAutospacing="1" w:line="300" w:lineRule="atLeast"/>
+        <w:jc w:val="both"/>
+        <w:rPr>
+          <w:rFonts w:ascii="Segoe UI" w:eastAsia="Times New Roman" w:hAnsi="Segoe UI" w:cs="Segoe UI"/>
+          <w:sz w:val="21"/>
+          <w:szCs w:val="21"/>
+          <w:lang w:eastAsia="pt-BR"/>
         </w:rPr>
       </w:pPr>
       <w:r>
@@ -7271,6 +7940,155 @@
     </w:lvl>
   </w:abstractNum>
   <w:abstractNum w:abstractNumId="10" w15:restartNumberingAfterBreak="0">
+    <w:nsid w:val="631B524B"/>
+    <w:multiLevelType w:val="multilevel"/>
+    <w:tmpl w:val="79A2C8FC"/>
+    <w:lvl w:ilvl="0">
+      <w:start w:val="1"/>
+      <w:numFmt w:val="bullet"/>
+      <w:lvlText w:val=""/>
+      <w:lvlJc w:val="left"/>
+      <w:pPr>
+        <w:tabs>
+          <w:tab w:val="num" w:pos="720"/>
+        </w:tabs>
+        <w:ind w:left="720" w:hanging="360"/>
+      </w:pPr>
+      <w:rPr>
+        <w:rFonts w:ascii="Symbol" w:hAnsi="Symbol" w:hint="default"/>
+        <w:sz w:val="20"/>
+      </w:rPr>
+    </w:lvl>
+    <w:lvl w:ilvl="1" w:tentative="1">
+      <w:start w:val="1"/>
+      <w:numFmt w:val="bullet"/>
+      <w:lvlText w:val="o"/>
+      <w:lvlJc w:val="left"/>
+      <w:pPr>
+        <w:tabs>
+          <w:tab w:val="num" w:pos="1440"/>
+        </w:tabs>
+        <w:ind w:left="1440" w:hanging="360"/>
+      </w:pPr>
+      <w:rPr>
+        <w:rFonts w:ascii="Courier New" w:hAnsi="Courier New" w:hint="default"/>
+        <w:sz w:val="20"/>
+      </w:rPr>
+    </w:lvl>
+    <w:lvl w:ilvl="2" w:tentative="1">
+      <w:start w:val="1"/>
+      <w:numFmt w:val="bullet"/>
+      <w:lvlText w:val=""/>
+      <w:lvlJc w:val="left"/>
+      <w:pPr>
+        <w:tabs>
+          <w:tab w:val="num" w:pos="2160"/>
+        </w:tabs>
+        <w:ind w:left="2160" w:hanging="360"/>
+      </w:pPr>
+      <w:rPr>
+        <w:rFonts w:ascii="Wingdings" w:hAnsi="Wingdings" w:hint="default"/>
+        <w:sz w:val="20"/>
+      </w:rPr>
+    </w:lvl>
+    <w:lvl w:ilvl="3" w:tentative="1">
+      <w:start w:val="1"/>
+      <w:numFmt w:val="bullet"/>
+      <w:lvlText w:val=""/>
+      <w:lvlJc w:val="left"/>
+      <w:pPr>
+        <w:tabs>
+          <w:tab w:val="num" w:pos="2880"/>
+        </w:tabs>
+        <w:ind w:left="2880" w:hanging="360"/>
+      </w:pPr>
+      <w:rPr>
+        <w:rFonts w:ascii="Wingdings" w:hAnsi="Wingdings" w:hint="default"/>
+        <w:sz w:val="20"/>
+      </w:rPr>
+    </w:lvl>
+    <w:lvl w:ilvl="4" w:tentative="1">
+      <w:start w:val="1"/>
+      <w:numFmt w:val="bullet"/>
+      <w:lvlText w:val=""/>
+      <w:lvlJc w:val="left"/>
+      <w:pPr>
+        <w:tabs>
+          <w:tab w:val="num" w:pos="3600"/>
+        </w:tabs>
+        <w:ind w:left="3600" w:hanging="360"/>
+      </w:pPr>
+      <w:rPr>
+        <w:rFonts w:ascii="Wingdings" w:hAnsi="Wingdings" w:hint="default"/>
+        <w:sz w:val="20"/>
+      </w:rPr>
+    </w:lvl>
+    <w:lvl w:ilvl="5" w:tentative="1">
+      <w:start w:val="1"/>
+      <w:numFmt w:val="bullet"/>
+      <w:lvlText w:val=""/>
+      <w:lvlJc w:val="left"/>
+      <w:pPr>
+        <w:tabs>
+          <w:tab w:val="num" w:pos="4320"/>
+        </w:tabs>
+        <w:ind w:left="4320" w:hanging="360"/>
+      </w:pPr>
+      <w:rPr>
+        <w:rFonts w:ascii="Wingdings" w:hAnsi="Wingdings" w:hint="default"/>
+        <w:sz w:val="20"/>
+      </w:rPr>
+    </w:lvl>
+    <w:lvl w:ilvl="6" w:tentative="1">
+      <w:start w:val="1"/>
+      <w:numFmt w:val="bullet"/>
+      <w:lvlText w:val=""/>
+      <w:lvlJc w:val="left"/>
+      <w:pPr>
+        <w:tabs>
+          <w:tab w:val="num" w:pos="5040"/>
+        </w:tabs>
+        <w:ind w:left="5040" w:hanging="360"/>
+      </w:pPr>
+      <w:rPr>
+        <w:rFonts w:ascii="Wingdings" w:hAnsi="Wingdings" w:hint="default"/>
+        <w:sz w:val="20"/>
+      </w:rPr>
+    </w:lvl>
+    <w:lvl w:ilvl="7" w:tentative="1">
+      <w:start w:val="1"/>
+      <w:numFmt w:val="bullet"/>
+      <w:lvlText w:val=""/>
+      <w:lvlJc w:val="left"/>
+      <w:pPr>
+        <w:tabs>
+          <w:tab w:val="num" w:pos="5760"/>
+        </w:tabs>
+        <w:ind w:left="5760" w:hanging="360"/>
+      </w:pPr>
+      <w:rPr>
+        <w:rFonts w:ascii="Wingdings" w:hAnsi="Wingdings" w:hint="default"/>
+        <w:sz w:val="20"/>
+      </w:rPr>
+    </w:lvl>
+    <w:lvl w:ilvl="8" w:tentative="1">
+      <w:start w:val="1"/>
+      <w:numFmt w:val="bullet"/>
+      <w:lvlText w:val=""/>
+      <w:lvlJc w:val="left"/>
+      <w:pPr>
+        <w:tabs>
+          <w:tab w:val="num" w:pos="6480"/>
+        </w:tabs>
+        <w:ind w:left="6480" w:hanging="360"/>
+      </w:pPr>
+      <w:rPr>
+        <w:rFonts w:ascii="Wingdings" w:hAnsi="Wingdings" w:hint="default"/>
+        <w:sz w:val="20"/>
+      </w:rPr>
+    </w:lvl>
+  </w:abstractNum>
+  <w:abstractNum w:abstractNumId="11" w15:restartNumberingAfterBreak="0">
     <w:nsid w:val="64E26E0C"/>
     <w:multiLevelType w:val="hybridMultilevel"/>
     <w:tmpl w:val="A2ECDAA4"/>
@@ -7359,7 +8177,156 @@
       </w:pPr>
     </w:lvl>
   </w:abstractNum>
-  <w:abstractNum w:abstractNumId="11" w15:restartNumberingAfterBreak="0">
+  <w:abstractNum w:abstractNumId="12" w15:restartNumberingAfterBreak="0">
+    <w:nsid w:val="64EF038C"/>
+    <w:multiLevelType w:val="multilevel"/>
+    <w:tmpl w:val="6F326652"/>
+    <w:lvl w:ilvl="0">
+      <w:start w:val="1"/>
+      <w:numFmt w:val="bullet"/>
+      <w:lvlText w:val=""/>
+      <w:lvlJc w:val="left"/>
+      <w:pPr>
+        <w:tabs>
+          <w:tab w:val="num" w:pos="720"/>
+        </w:tabs>
+        <w:ind w:left="720" w:hanging="360"/>
+      </w:pPr>
+      <w:rPr>
+        <w:rFonts w:ascii="Symbol" w:hAnsi="Symbol" w:hint="default"/>
+        <w:sz w:val="20"/>
+      </w:rPr>
+    </w:lvl>
+    <w:lvl w:ilvl="1" w:tentative="1">
+      <w:start w:val="1"/>
+      <w:numFmt w:val="bullet"/>
+      <w:lvlText w:val="o"/>
+      <w:lvlJc w:val="left"/>
+      <w:pPr>
+        <w:tabs>
+          <w:tab w:val="num" w:pos="1440"/>
+        </w:tabs>
+        <w:ind w:left="1440" w:hanging="360"/>
+      </w:pPr>
+      <w:rPr>
+        <w:rFonts w:ascii="Courier New" w:hAnsi="Courier New" w:hint="default"/>
+        <w:sz w:val="20"/>
+      </w:rPr>
+    </w:lvl>
+    <w:lvl w:ilvl="2" w:tentative="1">
+      <w:start w:val="1"/>
+      <w:numFmt w:val="bullet"/>
+      <w:lvlText w:val=""/>
+      <w:lvlJc w:val="left"/>
+      <w:pPr>
+        <w:tabs>
+          <w:tab w:val="num" w:pos="2160"/>
+        </w:tabs>
+        <w:ind w:left="2160" w:hanging="360"/>
+      </w:pPr>
+      <w:rPr>
+        <w:rFonts w:ascii="Wingdings" w:hAnsi="Wingdings" w:hint="default"/>
+        <w:sz w:val="20"/>
+      </w:rPr>
+    </w:lvl>
+    <w:lvl w:ilvl="3" w:tentative="1">
+      <w:start w:val="1"/>
+      <w:numFmt w:val="bullet"/>
+      <w:lvlText w:val=""/>
+      <w:lvlJc w:val="left"/>
+      <w:pPr>
+        <w:tabs>
+          <w:tab w:val="num" w:pos="2880"/>
+        </w:tabs>
+        <w:ind w:left="2880" w:hanging="360"/>
+      </w:pPr>
+      <w:rPr>
+        <w:rFonts w:ascii="Wingdings" w:hAnsi="Wingdings" w:hint="default"/>
+        <w:sz w:val="20"/>
+      </w:rPr>
+    </w:lvl>
+    <w:lvl w:ilvl="4" w:tentative="1">
+      <w:start w:val="1"/>
+      <w:numFmt w:val="bullet"/>
+      <w:lvlText w:val=""/>
+      <w:lvlJc w:val="left"/>
+      <w:pPr>
+        <w:tabs>
+          <w:tab w:val="num" w:pos="3600"/>
+        </w:tabs>
+        <w:ind w:left="3600" w:hanging="360"/>
+      </w:pPr>
+      <w:rPr>
+        <w:rFonts w:ascii="Wingdings" w:hAnsi="Wingdings" w:hint="default"/>
+        <w:sz w:val="20"/>
+      </w:rPr>
+    </w:lvl>
+    <w:lvl w:ilvl="5" w:tentative="1">
+      <w:start w:val="1"/>
+      <w:numFmt w:val="bullet"/>
+      <w:lvlText w:val=""/>
+      <w:lvlJc w:val="left"/>
+      <w:pPr>
+        <w:tabs>
+          <w:tab w:val="num" w:pos="4320"/>
+        </w:tabs>
+        <w:ind w:left="4320" w:hanging="360"/>
+      </w:pPr>
+      <w:rPr>
+        <w:rFonts w:ascii="Wingdings" w:hAnsi="Wingdings" w:hint="default"/>
+        <w:sz w:val="20"/>
+      </w:rPr>
+    </w:lvl>
+    <w:lvl w:ilvl="6" w:tentative="1">
+      <w:start w:val="1"/>
+      <w:numFmt w:val="bullet"/>
+      <w:lvlText w:val=""/>
+      <w:lvlJc w:val="left"/>
+      <w:pPr>
+        <w:tabs>
+          <w:tab w:val="num" w:pos="5040"/>
+        </w:tabs>
+        <w:ind w:left="5040" w:hanging="360"/>
+      </w:pPr>
+      <w:rPr>
+        <w:rFonts w:ascii="Wingdings" w:hAnsi="Wingdings" w:hint="default"/>
+        <w:sz w:val="20"/>
+      </w:rPr>
+    </w:lvl>
+    <w:lvl w:ilvl="7" w:tentative="1">
+      <w:start w:val="1"/>
+      <w:numFmt w:val="bullet"/>
+      <w:lvlText w:val=""/>
+      <w:lvlJc w:val="left"/>
+      <w:pPr>
+        <w:tabs>
+          <w:tab w:val="num" w:pos="5760"/>
+        </w:tabs>
+        <w:ind w:left="5760" w:hanging="360"/>
+      </w:pPr>
+      <w:rPr>
+        <w:rFonts w:ascii="Wingdings" w:hAnsi="Wingdings" w:hint="default"/>
+        <w:sz w:val="20"/>
+      </w:rPr>
+    </w:lvl>
+    <w:lvl w:ilvl="8" w:tentative="1">
+      <w:start w:val="1"/>
+      <w:numFmt w:val="bullet"/>
+      <w:lvlText w:val=""/>
+      <w:lvlJc w:val="left"/>
+      <w:pPr>
+        <w:tabs>
+          <w:tab w:val="num" w:pos="6480"/>
+        </w:tabs>
+        <w:ind w:left="6480" w:hanging="360"/>
+      </w:pPr>
+      <w:rPr>
+        <w:rFonts w:ascii="Wingdings" w:hAnsi="Wingdings" w:hint="default"/>
+        <w:sz w:val="20"/>
+      </w:rPr>
+    </w:lvl>
+  </w:abstractNum>
+  <w:abstractNum w:abstractNumId="13" w15:restartNumberingAfterBreak="0">
     <w:nsid w:val="676D17D8"/>
     <w:multiLevelType w:val="hybridMultilevel"/>
     <w:tmpl w:val="88F488B0"/>
@@ -7448,7 +8415,7 @@
       </w:pPr>
     </w:lvl>
   </w:abstractNum>
-  <w:abstractNum w:abstractNumId="12" w15:restartNumberingAfterBreak="0">
+  <w:abstractNum w:abstractNumId="14" w15:restartNumberingAfterBreak="0">
     <w:nsid w:val="6D261345"/>
     <w:multiLevelType w:val="hybridMultilevel"/>
     <w:tmpl w:val="B78E6C44"/>
@@ -7538,7 +8505,7 @@
       </w:pPr>
     </w:lvl>
   </w:abstractNum>
-  <w:abstractNum w:abstractNumId="13" w15:restartNumberingAfterBreak="0">
+  <w:abstractNum w:abstractNumId="15" w15:restartNumberingAfterBreak="0">
     <w:nsid w:val="6DF219C1"/>
     <w:multiLevelType w:val="hybridMultilevel"/>
     <w:tmpl w:val="681C79CA"/>
@@ -7627,7 +8594,7 @@
       </w:pPr>
     </w:lvl>
   </w:abstractNum>
-  <w:abstractNum w:abstractNumId="14" w15:restartNumberingAfterBreak="0">
+  <w:abstractNum w:abstractNumId="16" w15:restartNumberingAfterBreak="0">
     <w:nsid w:val="70FB1774"/>
     <w:multiLevelType w:val="hybridMultilevel"/>
     <w:tmpl w:val="C5062586"/>
@@ -7740,7 +8707,7 @@
       </w:rPr>
     </w:lvl>
   </w:abstractNum>
-  <w:abstractNum w:abstractNumId="15" w15:restartNumberingAfterBreak="0">
+  <w:abstractNum w:abstractNumId="17" w15:restartNumberingAfterBreak="0">
     <w:nsid w:val="72C40D5B"/>
     <w:multiLevelType w:val="hybridMultilevel"/>
     <w:tmpl w:val="97C86C28"/>
@@ -7829,7 +8796,7 @@
       </w:pPr>
     </w:lvl>
   </w:abstractNum>
-  <w:abstractNum w:abstractNumId="16" w15:restartNumberingAfterBreak="0">
+  <w:abstractNum w:abstractNumId="18" w15:restartNumberingAfterBreak="0">
     <w:nsid w:val="75947A55"/>
     <w:multiLevelType w:val="multilevel"/>
     <w:tmpl w:val="E280081E"/>
@@ -7978,7 +8945,7 @@
       </w:rPr>
     </w:lvl>
   </w:abstractNum>
-  <w:abstractNum w:abstractNumId="17" w15:restartNumberingAfterBreak="0">
+  <w:abstractNum w:abstractNumId="19" w15:restartNumberingAfterBreak="0">
     <w:nsid w:val="768A709D"/>
     <w:multiLevelType w:val="hybridMultilevel"/>
     <w:tmpl w:val="F3DE3974"/>
@@ -8083,25 +9050,25 @@
     <w:abstractNumId w:val="2"/>
   </w:num>
   <w:num w:numId="6">
+    <w:abstractNumId w:val="19"/>
+  </w:num>
+  <w:num w:numId="7">
     <w:abstractNumId w:val="17"/>
   </w:num>
-  <w:num w:numId="7">
-    <w:abstractNumId w:val="15"/>
-  </w:num>
   <w:num w:numId="8">
-    <w:abstractNumId w:val="14"/>
+    <w:abstractNumId w:val="16"/>
   </w:num>
   <w:num w:numId="9">
     <w:abstractNumId w:val="9"/>
   </w:num>
   <w:num w:numId="10">
-    <w:abstractNumId w:val="12"/>
+    <w:abstractNumId w:val="14"/>
   </w:num>
   <w:num w:numId="11">
-    <w:abstractNumId w:val="10"/>
+    <w:abstractNumId w:val="11"/>
   </w:num>
   <w:num w:numId="12">
-    <w:abstractNumId w:val="13"/>
+    <w:abstractNumId w:val="15"/>
   </w:num>
   <w:num w:numId="13">
     <w:abstractNumId w:val="6"/>
@@ -8116,10 +9083,16 @@
     <w:abstractNumId w:val="7"/>
   </w:num>
   <w:num w:numId="17">
-    <w:abstractNumId w:val="16"/>
+    <w:abstractNumId w:val="18"/>
   </w:num>
   <w:num w:numId="18">
-    <w:abstractNumId w:val="11"/>
+    <w:abstractNumId w:val="13"/>
+  </w:num>
+  <w:num w:numId="19">
+    <w:abstractNumId w:val="10"/>
+  </w:num>
+  <w:num w:numId="20">
+    <w:abstractNumId w:val="12"/>
   </w:num>
 </w:numbering>
 </file>
@@ -8527,6 +9500,7 @@
   <w:style w:type="character" w:default="1" w:styleId="Fontepargpadro">
     <w:name w:val="Default Paragraph Font"/>
     <w:uiPriority w:val="1"/>
+    <w:semiHidden/>
     <w:unhideWhenUsed/>
   </w:style>
   <w:style w:type="table" w:default="1" w:styleId="Tabelanormal">

--- a/Trabalho 2/Desenvolvimento dos Exercícios.docx
+++ b/Trabalho 2/Desenvolvimento dos Exercícios.docx
@@ -355,16 +355,10 @@
           <w:szCs w:val="26"/>
           <w:lang w:val="es-ES"/>
         </w:rPr>
-        <w:t>Alfredo Jesús Arbolaez Fundora</w:t>
-      </w:r>
-    </w:p>
-    <w:p>
-      <w:pPr>
-        <w:autoSpaceDE w:val="0"/>
-        <w:autoSpaceDN w:val="0"/>
-        <w:adjustRightInd w:val="0"/>
-        <w:spacing w:after="0" w:line="276" w:lineRule="auto"/>
-        <w:ind w:left="708"/>
+        <w:t xml:space="preserve">Alfredo Jesús </w:t>
+      </w:r>
+      <w:proofErr w:type="spellStart"/>
+      <w:r>
         <w:rPr>
           <w:rFonts w:ascii="Cambria-Bold" w:hAnsi="Cambria-Bold" w:cs="Cambria-Bold"/>
           <w:b/>
@@ -374,7 +368,9 @@
           <w:szCs w:val="26"/>
           <w:lang w:val="es-ES"/>
         </w:rPr>
-      </w:pPr>
+        <w:t>Arbolaez</w:t>
+      </w:r>
+      <w:proofErr w:type="spellEnd"/>
       <w:r>
         <w:rPr>
           <w:rFonts w:ascii="Cambria-Bold" w:hAnsi="Cambria-Bold" w:cs="Cambria-Bold"/>
@@ -385,7 +381,7 @@
           <w:szCs w:val="26"/>
           <w:lang w:val="es-ES"/>
         </w:rPr>
-        <w:t>José Antonio García Ocaña</w:t>
+        <w:t xml:space="preserve"> Fundora</w:t>
       </w:r>
     </w:p>
     <w:p>
@@ -394,6 +390,7 @@
         <w:autoSpaceDN w:val="0"/>
         <w:adjustRightInd w:val="0"/>
         <w:spacing w:after="0" w:line="276" w:lineRule="auto"/>
+        <w:ind w:left="708"/>
         <w:rPr>
           <w:rFonts w:ascii="Cambria-Bold" w:hAnsi="Cambria-Bold" w:cs="Cambria-Bold"/>
           <w:b/>
@@ -404,13 +401,7 @@
           <w:lang w:val="es-ES"/>
         </w:rPr>
       </w:pPr>
-    </w:p>
-    <w:p>
-      <w:pPr>
-        <w:autoSpaceDE w:val="0"/>
-        <w:autoSpaceDN w:val="0"/>
-        <w:adjustRightInd w:val="0"/>
-        <w:spacing w:after="0" w:line="276" w:lineRule="auto"/>
+      <w:r>
         <w:rPr>
           <w:rFonts w:ascii="Cambria-Bold" w:hAnsi="Cambria-Bold" w:cs="Cambria-Bold"/>
           <w:b/>
@@ -418,9 +409,17 @@
           <w:color w:val="000000"/>
           <w:sz w:val="26"/>
           <w:szCs w:val="26"/>
-        </w:rPr>
-      </w:pPr>
-      <w:r>
+          <w:lang w:val="es-ES"/>
+        </w:rPr>
+        <w:t>José Antonio García Ocaña</w:t>
+      </w:r>
+    </w:p>
+    <w:p>
+      <w:pPr>
+        <w:autoSpaceDE w:val="0"/>
+        <w:autoSpaceDN w:val="0"/>
+        <w:adjustRightInd w:val="0"/>
+        <w:spacing w:after="0" w:line="276" w:lineRule="auto"/>
         <w:rPr>
           <w:rFonts w:ascii="Cambria-Bold" w:hAnsi="Cambria-Bold" w:cs="Cambria-Bold"/>
           <w:b/>
@@ -428,17 +427,67 @@
           <w:color w:val="000000"/>
           <w:sz w:val="26"/>
           <w:szCs w:val="26"/>
-        </w:rPr>
-        <w:t xml:space="preserve">Github: </w:t>
+          <w:lang w:val="es-ES"/>
+        </w:rPr>
+      </w:pPr>
+    </w:p>
+    <w:p>
+      <w:pPr>
+        <w:autoSpaceDE w:val="0"/>
+        <w:autoSpaceDN w:val="0"/>
+        <w:adjustRightInd w:val="0"/>
+        <w:spacing w:after="0" w:line="276" w:lineRule="auto"/>
+        <w:rPr>
+          <w:rFonts w:ascii="Cambria-Bold" w:hAnsi="Cambria-Bold" w:cs="Cambria-Bold"/>
+          <w:b/>
+          <w:bCs/>
+          <w:color w:val="000000"/>
+          <w:sz w:val="26"/>
+          <w:szCs w:val="26"/>
+        </w:rPr>
+      </w:pPr>
+      <w:proofErr w:type="spellStart"/>
+      <w:r>
+        <w:rPr>
+          <w:rFonts w:ascii="Cambria-Bold" w:hAnsi="Cambria-Bold" w:cs="Cambria-Bold"/>
+          <w:b/>
+          <w:bCs/>
+          <w:color w:val="000000"/>
+          <w:sz w:val="26"/>
+          <w:szCs w:val="26"/>
+        </w:rPr>
+        <w:t>Github</w:t>
+      </w:r>
+      <w:proofErr w:type="spellEnd"/>
+      <w:r>
+        <w:rPr>
+          <w:rFonts w:ascii="Cambria-Bold" w:hAnsi="Cambria-Bold" w:cs="Cambria-Bold"/>
+          <w:b/>
+          <w:bCs/>
+          <w:color w:val="000000"/>
+          <w:sz w:val="26"/>
+          <w:szCs w:val="26"/>
+        </w:rPr>
+        <w:t xml:space="preserve">: </w:t>
       </w:r>
       <w:hyperlink r:id="rId7" w:history="1">
+        <w:proofErr w:type="spellStart"/>
         <w:r>
           <w:rPr>
             <w:rStyle w:val="Hyperlink"/>
             <w:sz w:val="28"/>
             <w:szCs w:val="28"/>
           </w:rPr>
-          <w:t>jgocana/Trabalhos-TP-547: Trabalhos TP 547</w:t>
+          <w:t>jgocana</w:t>
+        </w:r>
+        <w:proofErr w:type="spellEnd"/>
+        <w:r>
+          <w:rPr>
+            <w:rStyle w:val="Hyperlink"/>
+            <w:sz w:val="28"/>
+            <w:szCs w:val="28"/>
+          </w:rPr>
+          <w:t>/Trabalhos-TP-547: Trabalhos TP 547</w:t>
         </w:r>
       </w:hyperlink>
     </w:p>
@@ -2149,6 +2198,7 @@
           <w:color w:val="000000"/>
         </w:rPr>
       </w:pPr>
+      <w:proofErr w:type="spellStart"/>
       <w:r>
         <w:rPr>
           <w:rFonts w:ascii="Cambria" w:eastAsiaTheme="minorEastAsia" w:hAnsi="Cambria" w:cs="Cambria"/>
@@ -2157,8 +2207,29 @@
           <w:color w:val="000000"/>
         </w:rPr>
         <w:lastRenderedPageBreak/>
-        <w:t>Importance Sampling</w:t>
-      </w:r>
+        <w:t>Importance</w:t>
+      </w:r>
+      <w:proofErr w:type="spellEnd"/>
+      <w:r>
+        <w:rPr>
+          <w:rFonts w:ascii="Cambria" w:eastAsiaTheme="minorEastAsia" w:hAnsi="Cambria" w:cs="Cambria"/>
+          <w:b/>
+          <w:bCs/>
+          <w:color w:val="000000"/>
+        </w:rPr>
+        <w:t xml:space="preserve"> </w:t>
+      </w:r>
+      <w:proofErr w:type="spellStart"/>
+      <w:r>
+        <w:rPr>
+          <w:rFonts w:ascii="Cambria" w:eastAsiaTheme="minorEastAsia" w:hAnsi="Cambria" w:cs="Cambria"/>
+          <w:b/>
+          <w:bCs/>
+          <w:color w:val="000000"/>
+        </w:rPr>
+        <w:t>Sampling</w:t>
+      </w:r>
+      <w:proofErr w:type="spellEnd"/>
     </w:p>
     <w:p>
       <w:pPr>
@@ -3342,7 +3413,15 @@
           </w:tcPr>
           <w:p>
             <w:r>
-              <w:t>Erro abs (MC)</w:t>
+              <w:t xml:space="preserve">Erro </w:t>
+            </w:r>
+            <w:proofErr w:type="spellStart"/>
+            <w:r>
+              <w:t>abs</w:t>
+            </w:r>
+            <w:proofErr w:type="spellEnd"/>
+            <w:r>
+              <w:t xml:space="preserve"> (MC)</w:t>
             </w:r>
           </w:p>
         </w:tc>
@@ -3362,7 +3441,15 @@
           </w:tcPr>
           <w:p>
             <w:r>
-              <w:t>Erro abs (IS)</w:t>
+              <w:t xml:space="preserve">Erro </w:t>
+            </w:r>
+            <w:proofErr w:type="spellStart"/>
+            <w:r>
+              <w:t>abs</w:t>
+            </w:r>
+            <w:proofErr w:type="spellEnd"/>
+            <w:r>
+              <w:t xml:space="preserve"> (IS)</w:t>
             </w:r>
           </w:p>
         </w:tc>
@@ -3892,7 +3979,23 @@
     </w:p>
     <w:p>
       <w:r>
-        <w:t>Neste item comparam-se o método de Monte Carlo simples com amostragem uniforme e o método de Importance Sampling, considerando duas abordagens:</w:t>
+        <w:t xml:space="preserve">Neste item comparam-se o método de Monte Carlo simples com amostragem uniforme e o método de </w:t>
+      </w:r>
+      <w:proofErr w:type="spellStart"/>
+      <w:r>
+        <w:t>Importance</w:t>
+      </w:r>
+      <w:proofErr w:type="spellEnd"/>
+      <w:r>
+        <w:t xml:space="preserve"> </w:t>
+      </w:r>
+      <w:proofErr w:type="spellStart"/>
+      <w:r>
+        <w:t>Sampling</w:t>
+      </w:r>
+      <w:proofErr w:type="spellEnd"/>
+      <w:r>
+        <w:t>, considerando duas abordagens:</w:t>
       </w:r>
     </w:p>
     <w:p>
@@ -5222,7 +5325,47 @@
           <w:szCs w:val="21"/>
           <w:lang w:eastAsia="pt-BR"/>
         </w:rPr>
-        <w:t>Portanto, a escolha de p(x) proporcional ao integrando leva ao melhor cenário possível em Importance Sampling, eliminando completamente a variância do estimador.</w:t>
+        <w:t xml:space="preserve">Portanto, a escolha de p(x) proporcional ao integrando leva ao melhor cenário possível em </w:t>
+      </w:r>
+      <w:proofErr w:type="spellStart"/>
+      <w:r>
+        <w:rPr>
+          <w:rFonts w:ascii="Segoe UI" w:eastAsia="Times New Roman" w:hAnsi="Segoe UI" w:cs="Segoe UI"/>
+          <w:sz w:val="21"/>
+          <w:szCs w:val="21"/>
+          <w:lang w:eastAsia="pt-BR"/>
+        </w:rPr>
+        <w:t>Importance</w:t>
+      </w:r>
+      <w:proofErr w:type="spellEnd"/>
+      <w:r>
+        <w:rPr>
+          <w:rFonts w:ascii="Segoe UI" w:eastAsia="Times New Roman" w:hAnsi="Segoe UI" w:cs="Segoe UI"/>
+          <w:sz w:val="21"/>
+          <w:szCs w:val="21"/>
+          <w:lang w:eastAsia="pt-BR"/>
+        </w:rPr>
+        <w:t xml:space="preserve"> </w:t>
+      </w:r>
+      <w:proofErr w:type="spellStart"/>
+      <w:r>
+        <w:rPr>
+          <w:rFonts w:ascii="Segoe UI" w:eastAsia="Times New Roman" w:hAnsi="Segoe UI" w:cs="Segoe UI"/>
+          <w:sz w:val="21"/>
+          <w:szCs w:val="21"/>
+          <w:lang w:eastAsia="pt-BR"/>
+        </w:rPr>
+        <w:t>Sampling</w:t>
+      </w:r>
+      <w:proofErr w:type="spellEnd"/>
+      <w:r>
+        <w:rPr>
+          <w:rFonts w:ascii="Segoe UI" w:eastAsia="Times New Roman" w:hAnsi="Segoe UI" w:cs="Segoe UI"/>
+          <w:sz w:val="21"/>
+          <w:szCs w:val="21"/>
+          <w:lang w:eastAsia="pt-BR"/>
+        </w:rPr>
+        <w:t>, eliminando completamente a variância do estimador.</w:t>
       </w:r>
       <w:r>
         <w:rPr>
@@ -5479,13 +5622,7 @@
           <w:rPr>
             <w:rFonts w:ascii="Cambria Math" w:hAnsi="Cambria Math"/>
           </w:rPr>
-          <m:t xml:space="preserve">= </m:t>
-        </m:r>
-        <m:r>
-          <w:rPr>
-            <w:rFonts w:ascii="Cambria Math" w:hAnsi="Cambria Math"/>
-          </w:rPr>
-          <m:t>1</m:t>
+          <m:t>= 1</m:t>
         </m:r>
         <m:r>
           <w:rPr>
@@ -5557,21 +5694,7 @@
             <w:rFonts w:ascii="Cambria Math" w:eastAsiaTheme="minorEastAsia" w:hAnsi="Cambria Math" w:cs="Cambria"/>
             <w:color w:val="000000"/>
           </w:rPr>
-          <m:t>,</m:t>
-        </m:r>
-        <m:r>
-          <w:rPr>
-            <w:rFonts w:ascii="Cambria Math" w:eastAsiaTheme="minorEastAsia" w:hAnsi="Cambria Math" w:cs="Cambria"/>
-            <w:color w:val="000000"/>
-          </w:rPr>
-          <m:t xml:space="preserve"> em [</m:t>
-        </m:r>
-        <m:r>
-          <w:rPr>
-            <w:rFonts w:ascii="Cambria Math" w:eastAsiaTheme="minorEastAsia" w:hAnsi="Cambria Math" w:cs="Cambria"/>
-            <w:color w:val="000000"/>
-          </w:rPr>
-          <m:t>0,1]</m:t>
+          <m:t>, em [0,1]</m:t>
         </m:r>
       </m:oMath>
       <w:r>
@@ -6613,8 +6736,339 @@
         <w:t>Qual é a probabilidade de obter pelo menos uma carta do tipo B e uma do tipo D?</w:t>
       </w:r>
     </w:p>
-    <w:p/>
-    <w:p/>
+    <w:p>
+      <m:oMathPara>
+        <m:oMath>
+          <m:r>
+            <w:rPr>
+              <w:rFonts w:ascii="Cambria Math" w:hAnsi="Cambria Math"/>
+            </w:rPr>
+            <m:t>P</m:t>
+          </m:r>
+          <m:d>
+            <m:dPr>
+              <m:ctrlPr>
+                <w:rPr>
+                  <w:rFonts w:ascii="Cambria Math" w:hAnsi="Cambria Math"/>
+                  <w:i/>
+                </w:rPr>
+              </m:ctrlPr>
+            </m:dPr>
+            <m:e>
+              <m:r>
+                <w:rPr>
+                  <w:rFonts w:ascii="Cambria Math" w:hAnsi="Cambria Math"/>
+                </w:rPr>
+                <m:t>≥1B e ≥1D</m:t>
+              </m:r>
+            </m:e>
+          </m:d>
+          <m:r>
+            <w:rPr>
+              <w:rFonts w:ascii="Cambria Math" w:hAnsi="Cambria Math"/>
+            </w:rPr>
+            <m:t>=1-P</m:t>
+          </m:r>
+          <m:d>
+            <m:dPr>
+              <m:ctrlPr>
+                <w:rPr>
+                  <w:rFonts w:ascii="Cambria Math" w:hAnsi="Cambria Math"/>
+                  <w:i/>
+                </w:rPr>
+              </m:ctrlPr>
+            </m:dPr>
+            <m:e>
+              <m:r>
+                <w:rPr>
+                  <w:rFonts w:ascii="Cambria Math" w:hAnsi="Cambria Math"/>
+                </w:rPr>
+                <m:t>sem B</m:t>
+              </m:r>
+            </m:e>
+          </m:d>
+          <m:r>
+            <w:rPr>
+              <w:rFonts w:ascii="Cambria Math" w:hAnsi="Cambria Math"/>
+            </w:rPr>
+            <m:t>-P</m:t>
+          </m:r>
+          <m:d>
+            <m:dPr>
+              <m:ctrlPr>
+                <w:rPr>
+                  <w:rFonts w:ascii="Cambria Math" w:hAnsi="Cambria Math"/>
+                  <w:i/>
+                </w:rPr>
+              </m:ctrlPr>
+            </m:dPr>
+            <m:e>
+              <m:r>
+                <w:rPr>
+                  <w:rFonts w:ascii="Cambria Math" w:hAnsi="Cambria Math"/>
+                </w:rPr>
+                <m:t>sem D</m:t>
+              </m:r>
+            </m:e>
+          </m:d>
+          <m:r>
+            <w:rPr>
+              <w:rFonts w:ascii="Cambria Math" w:hAnsi="Cambria Math"/>
+            </w:rPr>
+            <m:t>+P(sem B e sem D)</m:t>
+          </m:r>
+        </m:oMath>
+      </m:oMathPara>
+    </w:p>
+    <w:p>
+      <m:oMathPara>
+        <m:oMath>
+          <m:r>
+            <w:rPr>
+              <w:rFonts w:ascii="Cambria Math" w:hAnsi="Cambria Math"/>
+            </w:rPr>
+            <m:t>P</m:t>
+          </m:r>
+          <m:d>
+            <m:dPr>
+              <m:ctrlPr>
+                <w:rPr>
+                  <w:rFonts w:ascii="Cambria Math" w:hAnsi="Cambria Math"/>
+                  <w:i/>
+                </w:rPr>
+              </m:ctrlPr>
+            </m:dPr>
+            <m:e>
+              <m:r>
+                <w:rPr>
+                  <w:rFonts w:ascii="Cambria Math" w:hAnsi="Cambria Math"/>
+                </w:rPr>
+                <m:t>≥1B e ≥1D</m:t>
+              </m:r>
+            </m:e>
+          </m:d>
+          <m:r>
+            <w:rPr>
+              <w:rFonts w:ascii="Cambria Math" w:hAnsi="Cambria Math"/>
+            </w:rPr>
+            <m:t xml:space="preserve">=1- </m:t>
+          </m:r>
+          <m:f>
+            <m:fPr>
+              <m:ctrlPr>
+                <w:rPr>
+                  <w:rFonts w:ascii="Cambria Math" w:hAnsi="Cambria Math"/>
+                  <w:i/>
+                </w:rPr>
+              </m:ctrlPr>
+            </m:fPr>
+            <m:num>
+              <m:r>
+                <w:rPr>
+                  <w:rFonts w:ascii="Cambria Math" w:hAnsi="Cambria Math"/>
+                </w:rPr>
+                <m:t>C</m:t>
+              </m:r>
+              <m:d>
+                <m:dPr>
+                  <m:ctrlPr>
+                    <w:rPr>
+                      <w:rFonts w:ascii="Cambria Math" w:hAnsi="Cambria Math"/>
+                      <w:i/>
+                    </w:rPr>
+                  </m:ctrlPr>
+                </m:dPr>
+                <m:e>
+                  <m:r>
+                    <w:rPr>
+                      <w:rFonts w:ascii="Cambria Math" w:hAnsi="Cambria Math"/>
+                    </w:rPr>
+                    <m:t>36,7</m:t>
+                  </m:r>
+                </m:e>
+              </m:d>
+            </m:num>
+            <m:den>
+              <m:r>
+                <w:rPr>
+                  <w:rFonts w:ascii="Cambria Math" w:hAnsi="Cambria Math"/>
+                </w:rPr>
+                <m:t>C</m:t>
+              </m:r>
+              <m:d>
+                <m:dPr>
+                  <m:ctrlPr>
+                    <w:rPr>
+                      <w:rFonts w:ascii="Cambria Math" w:hAnsi="Cambria Math"/>
+                      <w:i/>
+                    </w:rPr>
+                  </m:ctrlPr>
+                </m:dPr>
+                <m:e>
+                  <m:r>
+                    <w:rPr>
+                      <w:rFonts w:ascii="Cambria Math" w:hAnsi="Cambria Math"/>
+                    </w:rPr>
+                    <m:t>48,7</m:t>
+                  </m:r>
+                </m:e>
+              </m:d>
+            </m:den>
+          </m:f>
+          <m:r>
+            <w:rPr>
+              <w:rFonts w:ascii="Cambria Math" w:hAnsi="Cambria Math"/>
+            </w:rPr>
+            <m:t xml:space="preserve">- </m:t>
+          </m:r>
+          <m:f>
+            <m:fPr>
+              <m:ctrlPr>
+                <w:rPr>
+                  <w:rFonts w:ascii="Cambria Math" w:hAnsi="Cambria Math"/>
+                  <w:i/>
+                </w:rPr>
+              </m:ctrlPr>
+            </m:fPr>
+            <m:num>
+              <m:r>
+                <w:rPr>
+                  <w:rFonts w:ascii="Cambria Math" w:hAnsi="Cambria Math"/>
+                </w:rPr>
+                <m:t>C</m:t>
+              </m:r>
+              <m:d>
+                <m:dPr>
+                  <m:ctrlPr>
+                    <w:rPr>
+                      <w:rFonts w:ascii="Cambria Math" w:hAnsi="Cambria Math"/>
+                      <w:i/>
+                    </w:rPr>
+                  </m:ctrlPr>
+                </m:dPr>
+                <m:e>
+                  <m:r>
+                    <w:rPr>
+                      <w:rFonts w:ascii="Cambria Math" w:hAnsi="Cambria Math"/>
+                    </w:rPr>
+                    <m:t>36,7</m:t>
+                  </m:r>
+                </m:e>
+              </m:d>
+            </m:num>
+            <m:den>
+              <m:r>
+                <w:rPr>
+                  <w:rFonts w:ascii="Cambria Math" w:hAnsi="Cambria Math"/>
+                </w:rPr>
+                <m:t>C</m:t>
+              </m:r>
+              <m:d>
+                <m:dPr>
+                  <m:ctrlPr>
+                    <w:rPr>
+                      <w:rFonts w:ascii="Cambria Math" w:hAnsi="Cambria Math"/>
+                      <w:i/>
+                    </w:rPr>
+                  </m:ctrlPr>
+                </m:dPr>
+                <m:e>
+                  <m:r>
+                    <w:rPr>
+                      <w:rFonts w:ascii="Cambria Math" w:hAnsi="Cambria Math"/>
+                    </w:rPr>
+                    <m:t>48,7</m:t>
+                  </m:r>
+                </m:e>
+              </m:d>
+            </m:den>
+          </m:f>
+          <m:r>
+            <w:rPr>
+              <w:rFonts w:ascii="Cambria Math" w:hAnsi="Cambria Math"/>
+            </w:rPr>
+            <m:t xml:space="preserve">+ </m:t>
+          </m:r>
+          <m:f>
+            <m:fPr>
+              <m:ctrlPr>
+                <w:rPr>
+                  <w:rFonts w:ascii="Cambria Math" w:hAnsi="Cambria Math"/>
+                  <w:i/>
+                </w:rPr>
+              </m:ctrlPr>
+            </m:fPr>
+            <m:num>
+              <m:r>
+                <w:rPr>
+                  <w:rFonts w:ascii="Cambria Math" w:hAnsi="Cambria Math"/>
+                </w:rPr>
+                <m:t>C</m:t>
+              </m:r>
+              <m:d>
+                <m:dPr>
+                  <m:ctrlPr>
+                    <w:rPr>
+                      <w:rFonts w:ascii="Cambria Math" w:hAnsi="Cambria Math"/>
+                      <w:i/>
+                    </w:rPr>
+                  </m:ctrlPr>
+                </m:dPr>
+                <m:e>
+                  <m:r>
+                    <w:rPr>
+                      <w:rFonts w:ascii="Cambria Math" w:hAnsi="Cambria Math"/>
+                    </w:rPr>
+                    <m:t>24,7</m:t>
+                  </m:r>
+                </m:e>
+              </m:d>
+            </m:num>
+            <m:den>
+              <m:r>
+                <w:rPr>
+                  <w:rFonts w:ascii="Cambria Math" w:hAnsi="Cambria Math"/>
+                </w:rPr>
+                <m:t>C</m:t>
+              </m:r>
+              <m:d>
+                <m:dPr>
+                  <m:ctrlPr>
+                    <w:rPr>
+                      <w:rFonts w:ascii="Cambria Math" w:hAnsi="Cambria Math"/>
+                      <w:i/>
+                    </w:rPr>
+                  </m:ctrlPr>
+                </m:dPr>
+                <m:e>
+                  <m:r>
+                    <w:rPr>
+                      <w:rFonts w:ascii="Cambria Math" w:hAnsi="Cambria Math"/>
+                    </w:rPr>
+                    <m:t>48,7</m:t>
+                  </m:r>
+                </m:e>
+              </m:d>
+            </m:den>
+          </m:f>
+          <m:r>
+            <w:rPr>
+              <w:rFonts w:ascii="Cambria Math" w:hAnsi="Cambria Math"/>
+            </w:rPr>
+            <m:t>≈</m:t>
+          </m:r>
+          <m:r>
+            <m:rPr>
+              <m:sty m:val="bi"/>
+            </m:rPr>
+            <w:rPr>
+              <w:rFonts w:ascii="Cambria Math" w:hAnsi="Cambria Math"/>
+            </w:rPr>
+            <m:t>0,777951</m:t>
+          </m:r>
+        </m:oMath>
+      </m:oMathPara>
+    </w:p>
     <w:p>
       <w:pPr>
         <w:pStyle w:val="PargrafodaLista"/>
@@ -6640,8 +7094,552 @@
         <w:t>Refaça o cálculo supondo que as cartas sejam retiradas com reposição</w:t>
       </w:r>
     </w:p>
-    <w:p/>
-    <w:p/>
+    <w:p>
+      <w:pPr>
+        <w:rPr>
+          <w:rFonts w:eastAsiaTheme="minorEastAsia"/>
+        </w:rPr>
+      </w:pPr>
+      <m:oMathPara>
+        <m:oMath>
+          <m:r>
+            <w:rPr>
+              <w:rFonts w:ascii="Cambria Math" w:hAnsi="Cambria Math"/>
+            </w:rPr>
+            <m:t>P</m:t>
+          </m:r>
+          <m:d>
+            <m:dPr>
+              <m:ctrlPr>
+                <w:rPr>
+                  <w:rFonts w:ascii="Cambria Math" w:hAnsi="Cambria Math"/>
+                  <w:i/>
+                </w:rPr>
+              </m:ctrlPr>
+            </m:dPr>
+            <m:e>
+              <m:r>
+                <w:rPr>
+                  <w:rFonts w:ascii="Cambria Math" w:hAnsi="Cambria Math"/>
+                </w:rPr>
+                <m:t>B</m:t>
+              </m:r>
+            </m:e>
+          </m:d>
+          <m:r>
+            <w:rPr>
+              <w:rFonts w:ascii="Cambria Math" w:hAnsi="Cambria Math"/>
+            </w:rPr>
+            <m:t>=P</m:t>
+          </m:r>
+          <m:d>
+            <m:dPr>
+              <m:ctrlPr>
+                <w:rPr>
+                  <w:rFonts w:ascii="Cambria Math" w:hAnsi="Cambria Math"/>
+                  <w:i/>
+                </w:rPr>
+              </m:ctrlPr>
+            </m:dPr>
+            <m:e>
+              <m:r>
+                <w:rPr>
+                  <w:rFonts w:ascii="Cambria Math" w:hAnsi="Cambria Math"/>
+                </w:rPr>
+                <m:t>D</m:t>
+              </m:r>
+            </m:e>
+          </m:d>
+          <m:r>
+            <w:rPr>
+              <w:rFonts w:ascii="Cambria Math" w:hAnsi="Cambria Math"/>
+            </w:rPr>
+            <m:t xml:space="preserve">= </m:t>
+          </m:r>
+          <m:f>
+            <m:fPr>
+              <m:ctrlPr>
+                <w:rPr>
+                  <w:rFonts w:ascii="Cambria Math" w:hAnsi="Cambria Math"/>
+                  <w:i/>
+                </w:rPr>
+              </m:ctrlPr>
+            </m:fPr>
+            <m:num>
+              <m:r>
+                <w:rPr>
+                  <w:rFonts w:ascii="Cambria Math" w:hAnsi="Cambria Math"/>
+                </w:rPr>
+                <m:t>1</m:t>
+              </m:r>
+            </m:num>
+            <m:den>
+              <m:r>
+                <w:rPr>
+                  <w:rFonts w:ascii="Cambria Math" w:hAnsi="Cambria Math"/>
+                </w:rPr>
+                <m:t>4</m:t>
+              </m:r>
+            </m:den>
+          </m:f>
+        </m:oMath>
+      </m:oMathPara>
+    </w:p>
+    <w:p>
+      <m:oMathPara>
+        <m:oMath>
+          <m:r>
+            <w:rPr>
+              <w:rFonts w:ascii="Cambria Math" w:hAnsi="Cambria Math"/>
+            </w:rPr>
+            <m:t>P</m:t>
+          </m:r>
+          <m:d>
+            <m:dPr>
+              <m:ctrlPr>
+                <w:rPr>
+                  <w:rFonts w:ascii="Cambria Math" w:hAnsi="Cambria Math"/>
+                  <w:i/>
+                </w:rPr>
+              </m:ctrlPr>
+            </m:dPr>
+            <m:e>
+              <m:r>
+                <w:rPr>
+                  <w:rFonts w:ascii="Cambria Math" w:hAnsi="Cambria Math"/>
+                </w:rPr>
+                <m:t>sem B</m:t>
+              </m:r>
+            </m:e>
+          </m:d>
+          <m:r>
+            <w:rPr>
+              <w:rFonts w:ascii="Cambria Math" w:hAnsi="Cambria Math"/>
+            </w:rPr>
+            <m:t>=</m:t>
+          </m:r>
+          <m:sSup>
+            <m:sSupPr>
+              <m:ctrlPr>
+                <w:rPr>
+                  <w:rFonts w:ascii="Cambria Math" w:hAnsi="Cambria Math"/>
+                  <w:i/>
+                </w:rPr>
+              </m:ctrlPr>
+            </m:sSupPr>
+            <m:e>
+              <m:d>
+                <m:dPr>
+                  <m:ctrlPr>
+                    <w:rPr>
+                      <w:rFonts w:ascii="Cambria Math" w:hAnsi="Cambria Math"/>
+                      <w:i/>
+                    </w:rPr>
+                  </m:ctrlPr>
+                </m:dPr>
+                <m:e>
+                  <m:f>
+                    <m:fPr>
+                      <m:ctrlPr>
+                        <w:rPr>
+                          <w:rFonts w:ascii="Cambria Math" w:hAnsi="Cambria Math"/>
+                          <w:i/>
+                        </w:rPr>
+                      </m:ctrlPr>
+                    </m:fPr>
+                    <m:num>
+                      <m:r>
+                        <w:rPr>
+                          <w:rFonts w:ascii="Cambria Math" w:hAnsi="Cambria Math"/>
+                        </w:rPr>
+                        <m:t>3</m:t>
+                      </m:r>
+                    </m:num>
+                    <m:den>
+                      <m:r>
+                        <w:rPr>
+                          <w:rFonts w:ascii="Cambria Math" w:hAnsi="Cambria Math"/>
+                        </w:rPr>
+                        <m:t>4</m:t>
+                      </m:r>
+                    </m:den>
+                  </m:f>
+                </m:e>
+              </m:d>
+            </m:e>
+            <m:sup>
+              <m:r>
+                <w:rPr>
+                  <w:rFonts w:ascii="Cambria Math" w:hAnsi="Cambria Math"/>
+                </w:rPr>
+                <m:t>7</m:t>
+              </m:r>
+            </m:sup>
+          </m:sSup>
+          <m:r>
+            <w:rPr>
+              <w:rFonts w:ascii="Cambria Math" w:eastAsiaTheme="minorEastAsia" w:hAnsi="Cambria Math"/>
+            </w:rPr>
+            <m:t xml:space="preserve">,  </m:t>
+          </m:r>
+          <m:r>
+            <w:rPr>
+              <w:rFonts w:ascii="Cambria Math" w:hAnsi="Cambria Math"/>
+            </w:rPr>
+            <m:t>P</m:t>
+          </m:r>
+          <m:d>
+            <m:dPr>
+              <m:ctrlPr>
+                <w:rPr>
+                  <w:rFonts w:ascii="Cambria Math" w:hAnsi="Cambria Math"/>
+                  <w:i/>
+                </w:rPr>
+              </m:ctrlPr>
+            </m:dPr>
+            <m:e>
+              <m:r>
+                <w:rPr>
+                  <w:rFonts w:ascii="Cambria Math" w:hAnsi="Cambria Math"/>
+                </w:rPr>
+                <m:t>sem D</m:t>
+              </m:r>
+            </m:e>
+          </m:d>
+          <m:r>
+            <w:rPr>
+              <w:rFonts w:ascii="Cambria Math" w:hAnsi="Cambria Math"/>
+            </w:rPr>
+            <m:t>=</m:t>
+          </m:r>
+          <m:sSup>
+            <m:sSupPr>
+              <m:ctrlPr>
+                <w:rPr>
+                  <w:rFonts w:ascii="Cambria Math" w:hAnsi="Cambria Math"/>
+                  <w:i/>
+                </w:rPr>
+              </m:ctrlPr>
+            </m:sSupPr>
+            <m:e>
+              <m:d>
+                <m:dPr>
+                  <m:ctrlPr>
+                    <w:rPr>
+                      <w:rFonts w:ascii="Cambria Math" w:hAnsi="Cambria Math"/>
+                      <w:i/>
+                    </w:rPr>
+                  </m:ctrlPr>
+                </m:dPr>
+                <m:e>
+                  <m:f>
+                    <m:fPr>
+                      <m:ctrlPr>
+                        <w:rPr>
+                          <w:rFonts w:ascii="Cambria Math" w:hAnsi="Cambria Math"/>
+                          <w:i/>
+                        </w:rPr>
+                      </m:ctrlPr>
+                    </m:fPr>
+                    <m:num>
+                      <m:r>
+                        <w:rPr>
+                          <w:rFonts w:ascii="Cambria Math" w:hAnsi="Cambria Math"/>
+                        </w:rPr>
+                        <m:t>3</m:t>
+                      </m:r>
+                    </m:num>
+                    <m:den>
+                      <m:r>
+                        <w:rPr>
+                          <w:rFonts w:ascii="Cambria Math" w:hAnsi="Cambria Math"/>
+                        </w:rPr>
+                        <m:t>4</m:t>
+                      </m:r>
+                    </m:den>
+                  </m:f>
+                </m:e>
+              </m:d>
+            </m:e>
+            <m:sup>
+              <m:r>
+                <w:rPr>
+                  <w:rFonts w:ascii="Cambria Math" w:hAnsi="Cambria Math"/>
+                </w:rPr>
+                <m:t>7</m:t>
+              </m:r>
+            </m:sup>
+          </m:sSup>
+          <m:r>
+            <w:rPr>
+              <w:rFonts w:ascii="Cambria Math" w:hAnsi="Cambria Math"/>
+            </w:rPr>
+            <m:t>,  P</m:t>
+          </m:r>
+          <m:d>
+            <m:dPr>
+              <m:ctrlPr>
+                <w:rPr>
+                  <w:rFonts w:ascii="Cambria Math" w:hAnsi="Cambria Math"/>
+                  <w:i/>
+                </w:rPr>
+              </m:ctrlPr>
+            </m:dPr>
+            <m:e>
+              <m:r>
+                <w:rPr>
+                  <w:rFonts w:ascii="Cambria Math" w:hAnsi="Cambria Math"/>
+                </w:rPr>
+                <m:t>sem B e sem D</m:t>
+              </m:r>
+            </m:e>
+          </m:d>
+          <m:r>
+            <w:rPr>
+              <w:rFonts w:ascii="Cambria Math" w:hAnsi="Cambria Math"/>
+            </w:rPr>
+            <m:t>=</m:t>
+          </m:r>
+          <m:sSup>
+            <m:sSupPr>
+              <m:ctrlPr>
+                <w:rPr>
+                  <w:rFonts w:ascii="Cambria Math" w:hAnsi="Cambria Math"/>
+                  <w:i/>
+                </w:rPr>
+              </m:ctrlPr>
+            </m:sSupPr>
+            <m:e>
+              <m:d>
+                <m:dPr>
+                  <m:ctrlPr>
+                    <w:rPr>
+                      <w:rFonts w:ascii="Cambria Math" w:hAnsi="Cambria Math"/>
+                      <w:i/>
+                    </w:rPr>
+                  </m:ctrlPr>
+                </m:dPr>
+                <m:e>
+                  <m:f>
+                    <m:fPr>
+                      <m:ctrlPr>
+                        <w:rPr>
+                          <w:rFonts w:ascii="Cambria Math" w:hAnsi="Cambria Math"/>
+                          <w:i/>
+                        </w:rPr>
+                      </m:ctrlPr>
+                    </m:fPr>
+                    <m:num>
+                      <m:r>
+                        <w:rPr>
+                          <w:rFonts w:ascii="Cambria Math" w:hAnsi="Cambria Math"/>
+                        </w:rPr>
+                        <m:t>1</m:t>
+                      </m:r>
+                    </m:num>
+                    <m:den>
+                      <m:r>
+                        <w:rPr>
+                          <w:rFonts w:ascii="Cambria Math" w:hAnsi="Cambria Math"/>
+                        </w:rPr>
+                        <m:t>2</m:t>
+                      </m:r>
+                    </m:den>
+                  </m:f>
+                </m:e>
+              </m:d>
+            </m:e>
+            <m:sup>
+              <m:r>
+                <w:rPr>
+                  <w:rFonts w:ascii="Cambria Math" w:hAnsi="Cambria Math"/>
+                </w:rPr>
+                <m:t>7</m:t>
+              </m:r>
+            </m:sup>
+          </m:sSup>
+          <m:r>
+            <w:rPr>
+              <w:rFonts w:ascii="Cambria Math" w:hAnsi="Cambria Math"/>
+            </w:rPr>
+            <m:t xml:space="preserve"> </m:t>
+          </m:r>
+        </m:oMath>
+      </m:oMathPara>
+    </w:p>
+    <w:p>
+      <m:oMathPara>
+        <m:oMath>
+          <m:r>
+            <w:rPr>
+              <w:rFonts w:ascii="Cambria Math" w:hAnsi="Cambria Math"/>
+            </w:rPr>
+            <m:t>P</m:t>
+          </m:r>
+          <m:d>
+            <m:dPr>
+              <m:ctrlPr>
+                <w:rPr>
+                  <w:rFonts w:ascii="Cambria Math" w:hAnsi="Cambria Math"/>
+                  <w:i/>
+                </w:rPr>
+              </m:ctrlPr>
+            </m:dPr>
+            <m:e>
+              <m:r>
+                <w:rPr>
+                  <w:rFonts w:ascii="Cambria Math" w:hAnsi="Cambria Math"/>
+                </w:rPr>
+                <m:t>≥1B e ≥1D</m:t>
+              </m:r>
+            </m:e>
+          </m:d>
+          <m:r>
+            <w:rPr>
+              <w:rFonts w:ascii="Cambria Math" w:hAnsi="Cambria Math"/>
+            </w:rPr>
+            <m:t>=1-2</m:t>
+          </m:r>
+          <m:sSup>
+            <m:sSupPr>
+              <m:ctrlPr>
+                <w:rPr>
+                  <w:rFonts w:ascii="Cambria Math" w:hAnsi="Cambria Math"/>
+                  <w:i/>
+                </w:rPr>
+              </m:ctrlPr>
+            </m:sSupPr>
+            <m:e>
+              <m:d>
+                <m:dPr>
+                  <m:ctrlPr>
+                    <w:rPr>
+                      <w:rFonts w:ascii="Cambria Math" w:hAnsi="Cambria Math"/>
+                      <w:i/>
+                    </w:rPr>
+                  </m:ctrlPr>
+                </m:dPr>
+                <m:e>
+                  <m:f>
+                    <m:fPr>
+                      <m:ctrlPr>
+                        <w:rPr>
+                          <w:rFonts w:ascii="Cambria Math" w:hAnsi="Cambria Math"/>
+                          <w:i/>
+                        </w:rPr>
+                      </m:ctrlPr>
+                    </m:fPr>
+                    <m:num>
+                      <m:r>
+                        <w:rPr>
+                          <w:rFonts w:ascii="Cambria Math" w:hAnsi="Cambria Math"/>
+                        </w:rPr>
+                        <m:t>3</m:t>
+                      </m:r>
+                    </m:num>
+                    <m:den>
+                      <m:r>
+                        <w:rPr>
+                          <w:rFonts w:ascii="Cambria Math" w:hAnsi="Cambria Math"/>
+                        </w:rPr>
+                        <m:t>4</m:t>
+                      </m:r>
+                    </m:den>
+                  </m:f>
+                </m:e>
+              </m:d>
+            </m:e>
+            <m:sup>
+              <m:r>
+                <w:rPr>
+                  <w:rFonts w:ascii="Cambria Math" w:hAnsi="Cambria Math"/>
+                </w:rPr>
+                <m:t>7</m:t>
+              </m:r>
+            </m:sup>
+          </m:sSup>
+          <m:r>
+            <w:rPr>
+              <w:rFonts w:ascii="Cambria Math" w:eastAsiaTheme="minorEastAsia" w:hAnsi="Cambria Math"/>
+            </w:rPr>
+            <m:t xml:space="preserve">+ </m:t>
+          </m:r>
+          <m:sSup>
+            <m:sSupPr>
+              <m:ctrlPr>
+                <w:rPr>
+                  <w:rFonts w:ascii="Cambria Math" w:hAnsi="Cambria Math"/>
+                  <w:i/>
+                </w:rPr>
+              </m:ctrlPr>
+            </m:sSupPr>
+            <m:e>
+              <m:d>
+                <m:dPr>
+                  <m:ctrlPr>
+                    <w:rPr>
+                      <w:rFonts w:ascii="Cambria Math" w:hAnsi="Cambria Math"/>
+                      <w:i/>
+                    </w:rPr>
+                  </m:ctrlPr>
+                </m:dPr>
+                <m:e>
+                  <m:f>
+                    <m:fPr>
+                      <m:ctrlPr>
+                        <w:rPr>
+                          <w:rFonts w:ascii="Cambria Math" w:hAnsi="Cambria Math"/>
+                          <w:i/>
+                        </w:rPr>
+                      </m:ctrlPr>
+                    </m:fPr>
+                    <m:num>
+                      <m:r>
+                        <w:rPr>
+                          <w:rFonts w:ascii="Cambria Math" w:hAnsi="Cambria Math"/>
+                        </w:rPr>
+                        <m:t>1</m:t>
+                      </m:r>
+                    </m:num>
+                    <m:den>
+                      <m:r>
+                        <w:rPr>
+                          <w:rFonts w:ascii="Cambria Math" w:hAnsi="Cambria Math"/>
+                        </w:rPr>
+                        <m:t>2</m:t>
+                      </m:r>
+                    </m:den>
+                  </m:f>
+                </m:e>
+              </m:d>
+            </m:e>
+            <m:sup>
+              <m:r>
+                <w:rPr>
+                  <w:rFonts w:ascii="Cambria Math" w:hAnsi="Cambria Math"/>
+                </w:rPr>
+                <m:t>7</m:t>
+              </m:r>
+            </m:sup>
+          </m:sSup>
+          <m:r>
+            <w:rPr>
+              <w:rFonts w:ascii="Cambria Math" w:hAnsi="Cambria Math"/>
+            </w:rPr>
+            <m:t>≈</m:t>
+          </m:r>
+          <m:r>
+            <m:rPr>
+              <m:sty m:val="bi"/>
+            </m:rPr>
+            <w:rPr>
+              <w:rFonts w:ascii="Cambria Math" w:hAnsi="Cambria Math"/>
+            </w:rPr>
+            <m:t>0,740845</m:t>
+          </m:r>
+        </m:oMath>
+      </m:oMathPara>
+    </w:p>
     <w:p>
       <w:pPr>
         <w:pStyle w:val="PargrafodaLista"/>
@@ -6667,8 +7665,14 @@
         <w:t>Explique qualitativamente a diferença entre os dois resultados</w:t>
       </w:r>
     </w:p>
-    <w:p/>
-    <w:p/>
+    <w:p>
+      <w:pPr>
+        <w:jc w:val="both"/>
+      </w:pPr>
+      <w:r>
+        <w:t>A diferença entre os resultados se deve ao fato de que, sem reposição, as retiradas são dependentes: a composição da caixa muda após cada carta retirada, alterando as probabilidades dos sorteios subsequentes. Já com reposição, as retiradas são independentes e as probabilidades permanecem constantes a cada sorteio. Essa diferença estrutural explica os valores distintos obtidos para as probabilidades.</w:t>
+      </w:r>
+    </w:p>
     <w:p>
       <w:pPr>
         <w:rPr>
@@ -6733,8 +7737,18 @@
         <w:t>Considere o lançamento simultâneo de dois dados equilibrados.</w:t>
       </w:r>
     </w:p>
-    <w:p/>
-    <w:p/>
+    <w:p>
+      <w:pPr>
+        <w:autoSpaceDE w:val="0"/>
+        <w:autoSpaceDN w:val="0"/>
+        <w:adjustRightInd w:val="0"/>
+        <w:spacing w:after="0" w:line="276" w:lineRule="auto"/>
+        <w:rPr>
+          <w:rFonts w:ascii="Cambria" w:eastAsiaTheme="minorEastAsia" w:hAnsi="Cambria" w:cs="Cambria"/>
+          <w:color w:val="000000"/>
+        </w:rPr>
+      </w:pPr>
+    </w:p>
     <w:p>
       <w:pPr>
         <w:pStyle w:val="PargrafodaLista"/>
@@ -6781,7 +7795,188 @@
         <w:t>.</w:t>
       </w:r>
     </w:p>
-    <w:p/>
+    <w:p>
+      <m:oMathPara>
+        <m:oMath>
+          <m:sSub>
+            <m:sSubPr>
+              <m:ctrlPr>
+                <w:rPr>
+                  <w:rFonts w:ascii="Cambria Math" w:hAnsi="Cambria Math"/>
+                  <w:i/>
+                </w:rPr>
+              </m:ctrlPr>
+            </m:sSubPr>
+            <m:e>
+              <m:acc>
+                <m:accPr>
+                  <m:ctrlPr>
+                    <w:rPr>
+                      <w:rFonts w:ascii="Cambria Math" w:hAnsi="Cambria Math"/>
+                      <w:i/>
+                    </w:rPr>
+                  </m:ctrlPr>
+                </m:accPr>
+                <m:e>
+                  <m:r>
+                    <w:rPr>
+                      <w:rFonts w:ascii="Cambria Math" w:hAnsi="Cambria Math"/>
+                    </w:rPr>
+                    <m:t>p</m:t>
+                  </m:r>
+                </m:e>
+              </m:acc>
+            </m:e>
+            <m:sub>
+              <m:r>
+                <w:rPr>
+                  <w:rFonts w:ascii="Cambria Math" w:hAnsi="Cambria Math"/>
+                </w:rPr>
+                <m:t>N</m:t>
+              </m:r>
+            </m:sub>
+          </m:sSub>
+          <m:r>
+            <w:rPr>
+              <w:rFonts w:ascii="Cambria Math" w:hAnsi="Cambria Math"/>
+            </w:rPr>
+            <m:t>=</m:t>
+          </m:r>
+          <m:f>
+            <m:fPr>
+              <m:ctrlPr>
+                <w:rPr>
+                  <w:rFonts w:ascii="Cambria Math" w:hAnsi="Cambria Math"/>
+                  <w:i/>
+                </w:rPr>
+              </m:ctrlPr>
+            </m:fPr>
+            <m:num>
+              <m:r>
+                <w:rPr>
+                  <w:rFonts w:ascii="Cambria Math" w:hAnsi="Cambria Math"/>
+                </w:rPr>
+                <m:t>1</m:t>
+              </m:r>
+            </m:num>
+            <m:den>
+              <m:r>
+                <w:rPr>
+                  <w:rFonts w:ascii="Cambria Math" w:hAnsi="Cambria Math"/>
+                </w:rPr>
+                <m:t>N</m:t>
+              </m:r>
+            </m:den>
+          </m:f>
+          <m:r>
+            <w:rPr>
+              <w:rFonts w:ascii="Cambria Math" w:hAnsi="Cambria Math"/>
+            </w:rPr>
+            <m:t xml:space="preserve"> </m:t>
+          </m:r>
+          <m:nary>
+            <m:naryPr>
+              <m:chr m:val="∑"/>
+              <m:limLoc m:val="undOvr"/>
+              <m:ctrlPr>
+                <w:rPr>
+                  <w:rFonts w:ascii="Cambria Math" w:hAnsi="Cambria Math"/>
+                  <w:i/>
+                </w:rPr>
+              </m:ctrlPr>
+            </m:naryPr>
+            <m:sub>
+              <m:r>
+                <w:rPr>
+                  <w:rFonts w:ascii="Cambria Math" w:hAnsi="Cambria Math"/>
+                </w:rPr>
+                <m:t>i=1</m:t>
+              </m:r>
+            </m:sub>
+            <m:sup>
+              <m:r>
+                <w:rPr>
+                  <w:rFonts w:ascii="Cambria Math" w:hAnsi="Cambria Math"/>
+                </w:rPr>
+                <m:t>N</m:t>
+              </m:r>
+            </m:sup>
+            <m:e>
+              <m:r>
+                <w:rPr>
+                  <w:rFonts w:ascii="Cambria Math" w:hAnsi="Cambria Math"/>
+                </w:rPr>
+                <m:t>1{</m:t>
+              </m:r>
+              <m:sSub>
+                <m:sSubPr>
+                  <m:ctrlPr>
+                    <w:rPr>
+                      <w:rFonts w:ascii="Cambria Math" w:hAnsi="Cambria Math"/>
+                      <w:i/>
+                    </w:rPr>
+                  </m:ctrlPr>
+                </m:sSubPr>
+                <m:e>
+                  <m:r>
+                    <w:rPr>
+                      <w:rFonts w:ascii="Cambria Math" w:hAnsi="Cambria Math"/>
+                    </w:rPr>
+                    <m:t>D1</m:t>
+                  </m:r>
+                </m:e>
+                <m:sub>
+                  <m:r>
+                    <w:rPr>
+                      <w:rFonts w:ascii="Cambria Math" w:hAnsi="Cambria Math"/>
+                    </w:rPr>
+                    <m:t>i</m:t>
+                  </m:r>
+                </m:sub>
+              </m:sSub>
+              <m:r>
+                <w:rPr>
+                  <w:rFonts w:ascii="Cambria Math" w:hAnsi="Cambria Math"/>
+                </w:rPr>
+                <m:t>+</m:t>
+              </m:r>
+              <m:sSub>
+                <m:sSubPr>
+                  <m:ctrlPr>
+                    <w:rPr>
+                      <w:rFonts w:ascii="Cambria Math" w:hAnsi="Cambria Math"/>
+                      <w:i/>
+                    </w:rPr>
+                  </m:ctrlPr>
+                </m:sSubPr>
+                <m:e>
+                  <m:r>
+                    <w:rPr>
+                      <w:rFonts w:ascii="Cambria Math" w:hAnsi="Cambria Math"/>
+                    </w:rPr>
+                    <m:t>D2</m:t>
+                  </m:r>
+                </m:e>
+                <m:sub>
+                  <m:r>
+                    <w:rPr>
+                      <w:rFonts w:ascii="Cambria Math" w:hAnsi="Cambria Math"/>
+                    </w:rPr>
+                    <m:t>i</m:t>
+                  </m:r>
+                </m:sub>
+              </m:sSub>
+              <m:r>
+                <w:rPr>
+                  <w:rFonts w:ascii="Cambria Math" w:hAnsi="Cambria Math"/>
+                </w:rPr>
+                <m:t>&gt;9}</m:t>
+              </m:r>
+            </m:e>
+          </m:nary>
+        </m:oMath>
+      </m:oMathPara>
+    </w:p>
     <w:p/>
     <w:p>
       <w:pPr>
@@ -6807,8 +8002,415 @@
         </w:rPr>
         <w:t>Compare o valor obtido com o valor teórico</w:t>
       </w:r>
+      <w:r>
+        <w:rPr>
+          <w:rFonts w:ascii="Cambria" w:eastAsiaTheme="minorEastAsia" w:hAnsi="Cambria" w:cs="Cambria"/>
+          <w:color w:val="000000"/>
+        </w:rPr>
+        <w:t>6</w:t>
+      </w:r>
+    </w:p>
+    <w:p>
+      <w:pPr>
+        <w:rPr>
+          <w:rFonts w:eastAsiaTheme="minorEastAsia"/>
+        </w:rPr>
+      </w:pPr>
+      <w:r>
+        <w:t xml:space="preserve">Teoricamente, há 6 resultados favoráveis em 36: </w:t>
+      </w:r>
+    </w:p>
+    <w:p>
+      <w:pPr>
+        <w:rPr>
+          <w:rFonts w:eastAsiaTheme="minorEastAsia"/>
+        </w:rPr>
+      </w:pPr>
+      <m:oMathPara>
+        <m:oMath>
+          <m:r>
+            <w:rPr>
+              <w:rFonts w:ascii="Cambria Math" w:hAnsi="Cambria Math"/>
+            </w:rPr>
+            <m:t>P</m:t>
+          </m:r>
+          <m:r>
+            <w:rPr>
+              <w:rFonts w:ascii="Cambria Math" w:hAnsi="Cambria Math"/>
+            </w:rPr>
+            <m:t>(soma&gt;9)</m:t>
+          </m:r>
+          <m:r>
+            <w:rPr>
+              <w:rFonts w:ascii="Cambria Math" w:hAnsi="Cambria Math"/>
+            </w:rPr>
+            <m:t>=</m:t>
+          </m:r>
+          <m:f>
+            <m:fPr>
+              <m:ctrlPr>
+                <w:rPr>
+                  <w:rFonts w:ascii="Cambria Math" w:hAnsi="Cambria Math"/>
+                  <w:i/>
+                </w:rPr>
+              </m:ctrlPr>
+            </m:fPr>
+            <m:num>
+              <m:r>
+                <w:rPr>
+                  <w:rFonts w:ascii="Cambria Math" w:hAnsi="Cambria Math"/>
+                </w:rPr>
+                <m:t>6</m:t>
+              </m:r>
+            </m:num>
+            <m:den>
+              <m:r>
+                <w:rPr>
+                  <w:rFonts w:ascii="Cambria Math" w:hAnsi="Cambria Math"/>
+                </w:rPr>
+                <m:t>36</m:t>
+              </m:r>
+            </m:den>
+          </m:f>
+          <m:r>
+            <m:rPr>
+              <m:sty m:val="p"/>
+            </m:rPr>
+            <w:rPr>
+              <w:rFonts w:ascii="Cambria Math" w:hAnsi="Cambria Math"/>
+            </w:rPr>
+            <m:t>≈0.166667</m:t>
+          </m:r>
+          <m:r>
+            <w:rPr>
+              <w:rFonts w:ascii="Cambria Math" w:hAnsi="Cambria Math"/>
+            </w:rPr>
+            <m:t xml:space="preserve"> </m:t>
+          </m:r>
+        </m:oMath>
+      </m:oMathPara>
     </w:p>
     <w:p/>
+    <w:tbl>
+      <w:tblPr>
+        <w:tblW w:w="0" w:type="auto"/>
+        <w:tblBorders>
+          <w:top w:val="single" w:sz="4" w:space="0" w:color="auto"/>
+          <w:left w:val="single" w:sz="4" w:space="0" w:color="auto"/>
+          <w:bottom w:val="single" w:sz="4" w:space="0" w:color="auto"/>
+          <w:right w:val="single" w:sz="4" w:space="0" w:color="auto"/>
+          <w:insideH w:val="single" w:sz="4" w:space="0" w:color="auto"/>
+          <w:insideV w:val="single" w:sz="4" w:space="0" w:color="auto"/>
+        </w:tblBorders>
+        <w:tblLook w:val="04A0" w:firstRow="1" w:lastRow="0" w:firstColumn="1" w:lastColumn="0" w:noHBand="0" w:noVBand="1"/>
+      </w:tblPr>
+      <w:tblGrid>
+        <w:gridCol w:w="2160"/>
+        <w:gridCol w:w="2160"/>
+        <w:gridCol w:w="2160"/>
+        <w:gridCol w:w="2160"/>
+      </w:tblGrid>
+      <w:tr>
+        <w:tc>
+          <w:tcPr>
+            <w:tcW w:w="2160" w:type="dxa"/>
+          </w:tcPr>
+          <w:p>
+            <w:r>
+              <w:t>N</w:t>
+            </w:r>
+          </w:p>
+        </w:tc>
+        <w:tc>
+          <w:tcPr>
+            <w:tcW w:w="2160" w:type="dxa"/>
+          </w:tcPr>
+          <w:p>
+            <m:oMath>
+              <m:sSub>
+                <m:sSubPr>
+                  <m:ctrlPr>
+                    <w:rPr>
+                      <w:rFonts w:ascii="Cambria Math" w:hAnsi="Cambria Math"/>
+                      <w:i/>
+                    </w:rPr>
+                  </m:ctrlPr>
+                </m:sSubPr>
+                <m:e>
+                  <m:acc>
+                    <m:accPr>
+                      <m:ctrlPr>
+                        <w:rPr>
+                          <w:rFonts w:ascii="Cambria Math" w:hAnsi="Cambria Math"/>
+                          <w:i/>
+                        </w:rPr>
+                      </m:ctrlPr>
+                    </m:accPr>
+                    <m:e>
+                      <m:r>
+                        <w:rPr>
+                          <w:rFonts w:ascii="Cambria Math" w:hAnsi="Cambria Math"/>
+                        </w:rPr>
+                        <m:t>p</m:t>
+                      </m:r>
+                    </m:e>
+                  </m:acc>
+                </m:e>
+                <m:sub>
+                  <m:r>
+                    <w:rPr>
+                      <w:rFonts w:ascii="Cambria Math" w:hAnsi="Cambria Math"/>
+                    </w:rPr>
+                    <m:t>N</m:t>
+                  </m:r>
+                </m:sub>
+              </m:sSub>
+            </m:oMath>
+            <w:r>
+              <w:t xml:space="preserve"> (MC)</w:t>
+            </w:r>
+          </w:p>
+        </w:tc>
+        <w:tc>
+          <w:tcPr>
+            <w:tcW w:w="2160" w:type="dxa"/>
+          </w:tcPr>
+          <w:p>
+            <m:oMath>
+              <m:r>
+                <w:rPr>
+                  <w:rFonts w:ascii="Cambria Math" w:hAnsi="Cambria Math"/>
+                </w:rPr>
+                <m:t>p</m:t>
+              </m:r>
+            </m:oMath>
+            <w:r>
+              <w:t xml:space="preserve"> (teórico)</w:t>
+            </w:r>
+          </w:p>
+        </w:tc>
+        <w:tc>
+          <w:tcPr>
+            <w:tcW w:w="2160" w:type="dxa"/>
+          </w:tcPr>
+          <w:p>
+            <w:r>
+              <w:t>Erro absoluto</w:t>
+            </w:r>
+          </w:p>
+        </w:tc>
+      </w:tr>
+      <w:tr>
+        <w:tc>
+          <w:tcPr>
+            <w:tcW w:w="2160" w:type="dxa"/>
+          </w:tcPr>
+          <w:p>
+            <w:r>
+              <w:t>100</w:t>
+            </w:r>
+          </w:p>
+        </w:tc>
+        <w:tc>
+          <w:tcPr>
+            <w:tcW w:w="2160" w:type="dxa"/>
+          </w:tcPr>
+          <w:p>
+            <w:r>
+              <w:t>0.150000</w:t>
+            </w:r>
+          </w:p>
+        </w:tc>
+        <w:tc>
+          <w:tcPr>
+            <w:tcW w:w="2160" w:type="dxa"/>
+          </w:tcPr>
+          <w:p>
+            <w:r>
+              <w:t>0.166667</w:t>
+            </w:r>
+          </w:p>
+        </w:tc>
+        <w:tc>
+          <w:tcPr>
+            <w:tcW w:w="2160" w:type="dxa"/>
+          </w:tcPr>
+          <w:p>
+            <w:r>
+              <w:t>0.016667</w:t>
+            </w:r>
+          </w:p>
+        </w:tc>
+      </w:tr>
+      <w:tr>
+        <w:tc>
+          <w:tcPr>
+            <w:tcW w:w="2160" w:type="dxa"/>
+          </w:tcPr>
+          <w:p>
+            <w:r>
+              <w:t>1000</w:t>
+            </w:r>
+          </w:p>
+        </w:tc>
+        <w:tc>
+          <w:tcPr>
+            <w:tcW w:w="2160" w:type="dxa"/>
+          </w:tcPr>
+          <w:p>
+            <w:r>
+              <w:t>0.160000</w:t>
+            </w:r>
+          </w:p>
+        </w:tc>
+        <w:tc>
+          <w:tcPr>
+            <w:tcW w:w="2160" w:type="dxa"/>
+          </w:tcPr>
+          <w:p>
+            <w:r>
+              <w:t>0.166667</w:t>
+            </w:r>
+          </w:p>
+        </w:tc>
+        <w:tc>
+          <w:tcPr>
+            <w:tcW w:w="2160" w:type="dxa"/>
+          </w:tcPr>
+          <w:p>
+            <w:r>
+              <w:t>0.006667</w:t>
+            </w:r>
+          </w:p>
+        </w:tc>
+      </w:tr>
+      <w:tr>
+        <w:tc>
+          <w:tcPr>
+            <w:tcW w:w="2160" w:type="dxa"/>
+          </w:tcPr>
+          <w:p>
+            <w:r>
+              <w:t>10000</w:t>
+            </w:r>
+          </w:p>
+        </w:tc>
+        <w:tc>
+          <w:tcPr>
+            <w:tcW w:w="2160" w:type="dxa"/>
+          </w:tcPr>
+          <w:p>
+            <w:r>
+              <w:t>0.171400</w:t>
+            </w:r>
+          </w:p>
+        </w:tc>
+        <w:tc>
+          <w:tcPr>
+            <w:tcW w:w="2160" w:type="dxa"/>
+          </w:tcPr>
+          <w:p>
+            <w:r>
+              <w:t>0.166667</w:t>
+            </w:r>
+          </w:p>
+        </w:tc>
+        <w:tc>
+          <w:tcPr>
+            <w:tcW w:w="2160" w:type="dxa"/>
+          </w:tcPr>
+          <w:p>
+            <w:r>
+              <w:t>0.004733</w:t>
+            </w:r>
+          </w:p>
+        </w:tc>
+      </w:tr>
+      <w:tr>
+        <w:tc>
+          <w:tcPr>
+            <w:tcW w:w="2160" w:type="dxa"/>
+          </w:tcPr>
+          <w:p>
+            <w:r>
+              <w:t>100000</w:t>
+            </w:r>
+          </w:p>
+        </w:tc>
+        <w:tc>
+          <w:tcPr>
+            <w:tcW w:w="2160" w:type="dxa"/>
+          </w:tcPr>
+          <w:p>
+            <w:r>
+              <w:t>0.167520</w:t>
+            </w:r>
+          </w:p>
+        </w:tc>
+        <w:tc>
+          <w:tcPr>
+            <w:tcW w:w="2160" w:type="dxa"/>
+          </w:tcPr>
+          <w:p>
+            <w:r>
+              <w:t>0.166667</w:t>
+            </w:r>
+          </w:p>
+        </w:tc>
+        <w:tc>
+          <w:tcPr>
+            <w:tcW w:w="2160" w:type="dxa"/>
+          </w:tcPr>
+          <w:p>
+            <w:r>
+              <w:t>0.000853</w:t>
+            </w:r>
+          </w:p>
+        </w:tc>
+      </w:tr>
+      <w:tr>
+        <w:tc>
+          <w:tcPr>
+            <w:tcW w:w="2160" w:type="dxa"/>
+          </w:tcPr>
+          <w:p>
+            <w:r>
+              <w:t>1000000</w:t>
+            </w:r>
+          </w:p>
+        </w:tc>
+        <w:tc>
+          <w:tcPr>
+            <w:tcW w:w="2160" w:type="dxa"/>
+          </w:tcPr>
+          <w:p>
+            <w:r>
+              <w:t>0.166289</w:t>
+            </w:r>
+          </w:p>
+        </w:tc>
+        <w:tc>
+          <w:tcPr>
+            <w:tcW w:w="2160" w:type="dxa"/>
+          </w:tcPr>
+          <w:p>
+            <w:r>
+              <w:t>0.166667</w:t>
+            </w:r>
+          </w:p>
+        </w:tc>
+        <w:tc>
+          <w:tcPr>
+            <w:tcW w:w="2160" w:type="dxa"/>
+          </w:tcPr>
+          <w:p>
+            <w:r>
+              <w:t>0.000378</w:t>
+            </w:r>
+          </w:p>
+        </w:tc>
+      </w:tr>
+    </w:tbl>
     <w:p/>
     <w:p>
       <w:pPr>
@@ -6835,7 +8437,106 @@
         <w:t>Discuta como o número de simulações afeta a precisão do resultado</w:t>
       </w:r>
     </w:p>
-    <w:p/>
+    <w:p>
+      <w:pPr>
+        <w:spacing w:line="300" w:lineRule="atLeast"/>
+        <w:jc w:val="both"/>
+      </w:pPr>
+      <w:r>
+        <w:t>Com o aumento de NNN, a estimativa de Monte Carlo converge para o valor verdadeiro da probabilidade, conforme garantido pela Lei dos Grandes Números. Além disso, o erro típico do método de Monte Carlo decai aproximadamente como</w:t>
+      </w:r>
+      <w:r>
+        <w:t>:</w:t>
+      </w:r>
+    </w:p>
+    <w:p>
+      <w:pPr>
+        <w:jc w:val="both"/>
+      </w:pPr>
+      <m:oMathPara>
+        <m:oMath>
+          <m:r>
+            <w:rPr>
+              <w:rFonts w:ascii="Cambria Math" w:hAnsi="Cambria Math"/>
+            </w:rPr>
+            <m:t>O</m:t>
+          </m:r>
+          <m:d>
+            <m:dPr>
+              <m:ctrlPr>
+                <w:rPr>
+                  <w:rFonts w:ascii="Cambria Math" w:hAnsi="Cambria Math"/>
+                  <w:i/>
+                </w:rPr>
+              </m:ctrlPr>
+            </m:dPr>
+            <m:e>
+              <m:f>
+                <m:fPr>
+                  <m:ctrlPr>
+                    <w:rPr>
+                      <w:rFonts w:ascii="Cambria Math" w:hAnsi="Cambria Math"/>
+                      <w:i/>
+                    </w:rPr>
+                  </m:ctrlPr>
+                </m:fPr>
+                <m:num>
+                  <m:r>
+                    <w:rPr>
+                      <w:rFonts w:ascii="Cambria Math" w:hAnsi="Cambria Math"/>
+                    </w:rPr>
+                    <m:t>1</m:t>
+                  </m:r>
+                </m:num>
+                <m:den>
+                  <m:rad>
+                    <m:radPr>
+                      <m:degHide m:val="1"/>
+                      <m:ctrlPr>
+                        <w:rPr>
+                          <w:rFonts w:ascii="Cambria Math" w:hAnsi="Cambria Math"/>
+                          <w:i/>
+                        </w:rPr>
+                      </m:ctrlPr>
+                    </m:radPr>
+                    <m:deg/>
+                    <m:e>
+                      <m:r>
+                        <w:rPr>
+                          <w:rFonts w:ascii="Cambria Math" w:hAnsi="Cambria Math"/>
+                        </w:rPr>
+                        <m:t>N</m:t>
+                      </m:r>
+                    </m:e>
+                  </m:rad>
+                </m:den>
+              </m:f>
+            </m:e>
+          </m:d>
+        </m:oMath>
+      </m:oMathPara>
+    </w:p>
+    <w:p>
+      <w:pPr>
+        <w:spacing w:after="0" w:line="300" w:lineRule="atLeast"/>
+        <w:jc w:val="both"/>
+        <w:rPr>
+          <w:rFonts w:ascii="Segoe UI" w:eastAsia="Times New Roman" w:hAnsi="Segoe UI" w:cs="Segoe UI"/>
+          <w:sz w:val="21"/>
+          <w:szCs w:val="21"/>
+          <w:lang w:eastAsia="pt-BR"/>
+        </w:rPr>
+      </w:pPr>
+      <w:r>
+        <w:rPr>
+          <w:rFonts w:ascii="Segoe UI" w:eastAsia="Times New Roman" w:hAnsi="Segoe UI" w:cs="Segoe UI"/>
+          <w:sz w:val="21"/>
+          <w:szCs w:val="21"/>
+          <w:lang w:eastAsia="pt-BR"/>
+        </w:rPr>
+        <w:t>Isso implica que, para reduzir o erro em um fator de 10, é necessário aumentar o número de simulações em aproximadamente um fator de 100. Esse comportamento é característico de métodos de Monte Carlo baseados em médias amostrais.</w:t>
+      </w:r>
+    </w:p>
     <w:p/>
     <w:sectPr>
       <w:headerReference w:type="default" r:id="rId9"/>
